--- a/6_Databases_and_SQL_for_Data_Science_with_Python/Notes/1_Databases_and_Sql_with_Python_Notes.docx
+++ b/6_Databases_and_SQL_for_Data_Science_with_Python/Notes/1_Databases_and_Sql_with_Python_Notes.docx
@@ -35767,6 +35767,1645 @@
     </w:p>
     <w:p>
       <w:pPr>
+        <w:pStyle w:val="Title"/>
+      </w:pPr>
+      <w:r>
+        <w:t>Module 5</w:t>
+      </w:r>
+    </w:p>
+    <w:p>
+      <w:pPr>
+        <w:pStyle w:val="Heading1"/>
+      </w:pPr>
+      <w:r>
+        <w:t>Working with Real-World Datasets</w:t>
+      </w:r>
+    </w:p>
+    <w:p>
+      <w:pPr>
+        <w:pStyle w:val="Heading2"/>
+      </w:pPr>
+      <w:r>
+        <w:t>Introduction</w:t>
+      </w:r>
+    </w:p>
+    <w:p>
+      <w:pPr>
+        <w:pStyle w:val="NormalWeb"/>
+      </w:pPr>
+      <w:r>
+        <w:t xml:space="preserve">In this </w:t>
+      </w:r>
+      <w:r>
+        <w:t>Section</w:t>
+      </w:r>
+      <w:r>
+        <w:t>, we explore hints and tips for working with real-world datasets. By the end of this session, we will be able to:</w:t>
+      </w:r>
+    </w:p>
+    <w:p>
+      <w:pPr>
+        <w:pStyle w:val="NormalWeb"/>
+        <w:numPr>
+          <w:ilvl w:val="0"/>
+          <w:numId w:val="209"/>
+        </w:numPr>
+      </w:pPr>
+      <w:r>
+        <w:t>Discuss the format of data in databases.</w:t>
+      </w:r>
+    </w:p>
+    <w:p>
+      <w:pPr>
+        <w:pStyle w:val="NormalWeb"/>
+        <w:numPr>
+          <w:ilvl w:val="0"/>
+          <w:numId w:val="209"/>
+        </w:numPr>
+      </w:pPr>
+      <w:r>
+        <w:t>Explain how to load data into databases.</w:t>
+      </w:r>
+    </w:p>
+    <w:p>
+      <w:pPr>
+        <w:pStyle w:val="Heading2"/>
+      </w:pPr>
+      <w:r>
+        <w:t>Understanding Data Formats</w:t>
+      </w:r>
+    </w:p>
+    <w:p>
+      <w:pPr>
+        <w:pStyle w:val="NormalWeb"/>
+      </w:pPr>
+      <w:r>
+        <w:t xml:space="preserve">Many real-world datasets are provided as </w:t>
+      </w:r>
+      <w:r>
+        <w:rPr>
+          <w:rStyle w:val="Strong"/>
+        </w:rPr>
+        <w:t>CSV (Comma-Separated Values)</w:t>
+      </w:r>
+      <w:r>
+        <w:t xml:space="preserve"> files. These are text files where data values are typically separated by commas, although other separators like semicolons may sometimes be used.</w:t>
+      </w:r>
+    </w:p>
+    <w:p>
+      <w:pPr>
+        <w:pStyle w:val="Heading3"/>
+      </w:pPr>
+      <w:r>
+        <w:lastRenderedPageBreak/>
+        <w:t>Example: DOGS.csv File</w:t>
+      </w:r>
+    </w:p>
+    <w:p>
+      <w:pPr>
+        <w:pStyle w:val="NormalWeb"/>
+      </w:pPr>
+      <w:r>
+        <w:t xml:space="preserve">To understand how data is structured, consider a fictional dataset named </w:t>
+      </w:r>
+      <w:r>
+        <w:rPr>
+          <w:rStyle w:val="Strong"/>
+        </w:rPr>
+        <w:t>DOGS.csv</w:t>
+      </w:r>
+      <w:r>
+        <w:t>, which contains the names and breeds of dogs.</w:t>
+      </w:r>
+    </w:p>
+    <w:p>
+      <w:pPr>
+        <w:pStyle w:val="Heading4"/>
+      </w:pPr>
+      <w:r>
+        <w:t>Sample Structure</w:t>
+      </w:r>
+    </w:p>
+    <w:tbl>
+      <w:tblPr>
+        <w:tblW w:w="0" w:type="auto"/>
+        <w:tblCellSpacing w:w="15" w:type="dxa"/>
+        <w:tblCellMar>
+          <w:top w:w="15" w:type="dxa"/>
+          <w:left w:w="15" w:type="dxa"/>
+          <w:bottom w:w="15" w:type="dxa"/>
+          <w:right w:w="15" w:type="dxa"/>
+        </w:tblCellMar>
+        <w:tblLook w:val="04A0" w:firstRow="1" w:lastRow="0" w:firstColumn="1" w:lastColumn="0" w:noHBand="0" w:noVBand="1"/>
+      </w:tblPr>
+      <w:tblGrid>
+        <w:gridCol w:w="316"/>
+        <w:gridCol w:w="1459"/>
+        <w:gridCol w:w="1965"/>
+      </w:tblGrid>
+      <w:tr>
+        <w:trPr>
+          <w:tblHeader/>
+          <w:tblCellSpacing w:w="15" w:type="dxa"/>
+        </w:trPr>
+        <w:tc>
+          <w:tcPr>
+            <w:tcW w:w="0" w:type="auto"/>
+            <w:vAlign w:val="center"/>
+            <w:hideMark/>
+          </w:tcPr>
+          <w:p>
+            <w:pPr>
+              <w:jc w:val="center"/>
+              <w:rPr>
+                <w:b/>
+                <w:bCs/>
+              </w:rPr>
+            </w:pPr>
+            <w:r>
+              <w:rPr>
+                <w:b/>
+                <w:bCs/>
+              </w:rPr>
+              <w:t>ID</w:t>
+            </w:r>
+          </w:p>
+        </w:tc>
+        <w:tc>
+          <w:tcPr>
+            <w:tcW w:w="0" w:type="auto"/>
+            <w:vAlign w:val="center"/>
+            <w:hideMark/>
+          </w:tcPr>
+          <w:p>
+            <w:pPr>
+              <w:jc w:val="center"/>
+              <w:rPr>
+                <w:b/>
+                <w:bCs/>
+              </w:rPr>
+            </w:pPr>
+            <w:r>
+              <w:rPr>
+                <w:b/>
+                <w:bCs/>
+              </w:rPr>
+              <w:t>Name of Dog</w:t>
+            </w:r>
+          </w:p>
+        </w:tc>
+        <w:tc>
+          <w:tcPr>
+            <w:tcW w:w="0" w:type="auto"/>
+            <w:vAlign w:val="center"/>
+            <w:hideMark/>
+          </w:tcPr>
+          <w:p>
+            <w:pPr>
+              <w:jc w:val="center"/>
+              <w:rPr>
+                <w:b/>
+                <w:bCs/>
+              </w:rPr>
+            </w:pPr>
+            <w:r>
+              <w:rPr>
+                <w:b/>
+                <w:bCs/>
+              </w:rPr>
+              <w:t>Breed</w:t>
+            </w:r>
+          </w:p>
+        </w:tc>
+      </w:tr>
+      <w:tr>
+        <w:trPr>
+          <w:tblCellSpacing w:w="15" w:type="dxa"/>
+        </w:trPr>
+        <w:tc>
+          <w:tcPr>
+            <w:tcW w:w="0" w:type="auto"/>
+            <w:vAlign w:val="center"/>
+            <w:hideMark/>
+          </w:tcPr>
+          <w:p>
+            <w:r>
+              <w:t>1</w:t>
+            </w:r>
+          </w:p>
+        </w:tc>
+        <w:tc>
+          <w:tcPr>
+            <w:tcW w:w="0" w:type="auto"/>
+            <w:vAlign w:val="center"/>
+            <w:hideMark/>
+          </w:tcPr>
+          <w:p>
+            <w:r>
+              <w:t>Wolfie</w:t>
+            </w:r>
+          </w:p>
+        </w:tc>
+        <w:tc>
+          <w:tcPr>
+            <w:tcW w:w="0" w:type="auto"/>
+            <w:vAlign w:val="center"/>
+            <w:hideMark/>
+          </w:tcPr>
+          <w:p>
+            <w:r>
+              <w:t>German Shepherd</w:t>
+            </w:r>
+          </w:p>
+        </w:tc>
+      </w:tr>
+      <w:tr>
+        <w:trPr>
+          <w:tblCellSpacing w:w="15" w:type="dxa"/>
+        </w:trPr>
+        <w:tc>
+          <w:tcPr>
+            <w:tcW w:w="0" w:type="auto"/>
+            <w:vAlign w:val="center"/>
+            <w:hideMark/>
+          </w:tcPr>
+          <w:p>
+            <w:r>
+              <w:t>2</w:t>
+            </w:r>
+          </w:p>
+        </w:tc>
+        <w:tc>
+          <w:tcPr>
+            <w:tcW w:w="0" w:type="auto"/>
+            <w:vAlign w:val="center"/>
+            <w:hideMark/>
+          </w:tcPr>
+          <w:p>
+            <w:r>
+              <w:t>Fluffy</w:t>
+            </w:r>
+          </w:p>
+        </w:tc>
+        <w:tc>
+          <w:tcPr>
+            <w:tcW w:w="0" w:type="auto"/>
+            <w:vAlign w:val="center"/>
+            <w:hideMark/>
+          </w:tcPr>
+          <w:p>
+            <w:r>
+              <w:t>Pomeranian</w:t>
+            </w:r>
+          </w:p>
+        </w:tc>
+      </w:tr>
+      <w:tr>
+        <w:trPr>
+          <w:tblCellSpacing w:w="15" w:type="dxa"/>
+        </w:trPr>
+        <w:tc>
+          <w:tcPr>
+            <w:tcW w:w="0" w:type="auto"/>
+            <w:vAlign w:val="center"/>
+            <w:hideMark/>
+          </w:tcPr>
+          <w:p>
+            <w:r>
+              <w:t>3</w:t>
+            </w:r>
+          </w:p>
+        </w:tc>
+        <w:tc>
+          <w:tcPr>
+            <w:tcW w:w="0" w:type="auto"/>
+            <w:vAlign w:val="center"/>
+            <w:hideMark/>
+          </w:tcPr>
+          <w:p>
+            <w:r>
+              <w:t>Huggy</w:t>
+            </w:r>
+          </w:p>
+        </w:tc>
+        <w:tc>
+          <w:tcPr>
+            <w:tcW w:w="0" w:type="auto"/>
+            <w:vAlign w:val="center"/>
+            <w:hideMark/>
+          </w:tcPr>
+          <w:p>
+            <w:r>
+              <w:t>Labrador</w:t>
+            </w:r>
+          </w:p>
+        </w:tc>
+      </w:tr>
+    </w:tbl>
+    <w:p>
+      <w:pPr>
+        <w:pStyle w:val="NormalWeb"/>
+      </w:pPr>
+      <w:r>
+        <w:t xml:space="preserve">The first row usually contains </w:t>
+      </w:r>
+      <w:r>
+        <w:rPr>
+          <w:rStyle w:val="Strong"/>
+        </w:rPr>
+        <w:t>attribute labels</w:t>
+      </w:r>
+      <w:r>
+        <w:t>, which map to column names in a database table.</w:t>
+      </w:r>
+    </w:p>
+    <w:p>
+      <w:pPr>
+        <w:pStyle w:val="Heading2"/>
+      </w:pPr>
+      <w:r>
+        <w:t>Loading CSV Data into Databases</w:t>
+      </w:r>
+    </w:p>
+    <w:p>
+      <w:pPr>
+        <w:pStyle w:val="NormalWeb"/>
+      </w:pPr>
+      <w:r>
+        <w:t xml:space="preserve">When importing a CSV file into a database using </w:t>
+      </w:r>
+      <w:r>
+        <w:rPr>
+          <w:rStyle w:val="Strong"/>
+        </w:rPr>
+        <w:t>phpMyAdmin</w:t>
+      </w:r>
+      <w:r>
+        <w:t>:</w:t>
+      </w:r>
+    </w:p>
+    <w:p>
+      <w:pPr>
+        <w:pStyle w:val="NormalWeb"/>
+        <w:numPr>
+          <w:ilvl w:val="0"/>
+          <w:numId w:val="210"/>
+        </w:numPr>
+      </w:pPr>
+      <w:r>
+        <w:t>Browse and select the CSV file to upload.</w:t>
+      </w:r>
+    </w:p>
+    <w:p>
+      <w:pPr>
+        <w:pStyle w:val="NormalWeb"/>
+        <w:numPr>
+          <w:ilvl w:val="0"/>
+          <w:numId w:val="210"/>
+        </w:numPr>
+      </w:pPr>
+      <w:r>
+        <w:t xml:space="preserve">Choose </w:t>
+      </w:r>
+      <w:r>
+        <w:rPr>
+          <w:rStyle w:val="Strong"/>
+        </w:rPr>
+        <w:t>CSV</w:t>
+      </w:r>
+      <w:r>
+        <w:t xml:space="preserve"> from the dropdown under the </w:t>
+      </w:r>
+      <w:r>
+        <w:rPr>
+          <w:rStyle w:val="Emphasis"/>
+          <w:rFonts w:eastAsiaTheme="majorEastAsia"/>
+        </w:rPr>
+        <w:t>Format</w:t>
+      </w:r>
+      <w:r>
+        <w:t xml:space="preserve"> section.</w:t>
+      </w:r>
+    </w:p>
+    <w:p>
+      <w:pPr>
+        <w:pStyle w:val="NormalWeb"/>
+        <w:numPr>
+          <w:ilvl w:val="0"/>
+          <w:numId w:val="210"/>
+        </w:numPr>
+      </w:pPr>
+      <w:r>
+        <w:t xml:space="preserve">Enable the checkbox </w:t>
+      </w:r>
+      <w:r>
+        <w:rPr>
+          <w:rStyle w:val="Strong"/>
+        </w:rPr>
+        <w:t>"The first line of the file contains the table column names."</w:t>
+      </w:r>
+    </w:p>
+    <w:p>
+      <w:pPr>
+        <w:pStyle w:val="NormalWeb"/>
+        <w:numPr>
+          <w:ilvl w:val="0"/>
+          <w:numId w:val="210"/>
+        </w:numPr>
+      </w:pPr>
+      <w:r>
+        <w:t xml:space="preserve">Click </w:t>
+      </w:r>
+      <w:r>
+        <w:rPr>
+          <w:rStyle w:val="Strong"/>
+        </w:rPr>
+        <w:t>Go</w:t>
+      </w:r>
+      <w:r>
+        <w:t xml:space="preserve"> to upload.</w:t>
+      </w:r>
+    </w:p>
+    <w:p>
+      <w:pPr>
+        <w:pStyle w:val="NormalWeb"/>
+      </w:pPr>
+      <w:r>
+        <w:t>MySQL automatically:</w:t>
+      </w:r>
+    </w:p>
+    <w:p>
+      <w:pPr>
+        <w:pStyle w:val="NormalWeb"/>
+        <w:numPr>
+          <w:ilvl w:val="0"/>
+          <w:numId w:val="211"/>
+        </w:numPr>
+      </w:pPr>
+      <w:r>
+        <w:t>Detects header names as column names.</w:t>
+      </w:r>
+    </w:p>
+    <w:p>
+      <w:pPr>
+        <w:pStyle w:val="NormalWeb"/>
+        <w:numPr>
+          <w:ilvl w:val="0"/>
+          <w:numId w:val="211"/>
+        </w:numPr>
+      </w:pPr>
+      <w:r>
+        <w:t xml:space="preserve">Creates and populates the table with appropriate </w:t>
+      </w:r>
+      <w:r>
+        <w:rPr>
+          <w:rStyle w:val="HTMLCode"/>
+          <w:rFonts w:eastAsiaTheme="majorEastAsia"/>
+        </w:rPr>
+        <w:t>CREATE</w:t>
+      </w:r>
+      <w:r>
+        <w:t xml:space="preserve"> and </w:t>
+      </w:r>
+      <w:r>
+        <w:rPr>
+          <w:rStyle w:val="HTMLCode"/>
+          <w:rFonts w:eastAsiaTheme="majorEastAsia"/>
+        </w:rPr>
+        <w:t>INSERT</w:t>
+      </w:r>
+      <w:r>
+        <w:t xml:space="preserve"> statements.</w:t>
+      </w:r>
+    </w:p>
+    <w:p>
+      <w:pPr>
+        <w:pStyle w:val="NormalWeb"/>
+        <w:numPr>
+          <w:ilvl w:val="0"/>
+          <w:numId w:val="211"/>
+        </w:numPr>
+      </w:pPr>
+      <w:r>
+        <w:t>Uses the file name (in lowercase) as the default table name.</w:t>
+      </w:r>
+    </w:p>
+    <w:p>
+      <w:pPr>
+        <w:pStyle w:val="Heading2"/>
+      </w:pPr>
+      <w:r>
+        <w:t>Working with Column Names</w:t>
+      </w:r>
+    </w:p>
+    <w:p>
+      <w:pPr>
+        <w:pStyle w:val="NormalWeb"/>
+      </w:pPr>
+      <w:r>
+        <w:t>Column names in CSV files may include spaces or special characters. When querying such columns:</w:t>
+      </w:r>
+    </w:p>
+    <w:p>
+      <w:pPr>
+        <w:pStyle w:val="NormalWeb"/>
+        <w:numPr>
+          <w:ilvl w:val="0"/>
+          <w:numId w:val="212"/>
+        </w:numPr>
+      </w:pPr>
+      <w:r>
+        <w:t xml:space="preserve">Use </w:t>
+      </w:r>
+      <w:r>
+        <w:rPr>
+          <w:rStyle w:val="Strong"/>
+        </w:rPr>
+        <w:t>backticks (``)</w:t>
+      </w:r>
+      <w:r>
+        <w:t xml:space="preserve"> around column names.</w:t>
+      </w:r>
+    </w:p>
+    <w:p>
+      <w:pPr>
+        <w:pStyle w:val="NormalWeb"/>
+        <w:numPr>
+          <w:ilvl w:val="0"/>
+          <w:numId w:val="212"/>
+        </w:numPr>
+      </w:pPr>
+      <w:r>
+        <w:t>Avoid using single (' ') or double (" ") quotes, as they won’t work for column names.</w:t>
+      </w:r>
+    </w:p>
+    <w:p>
+      <w:pPr>
+        <w:pStyle w:val="Heading2"/>
+      </w:pPr>
+      <w:r>
+        <w:t>Writing Readable SQL Queries</w:t>
+      </w:r>
+    </w:p>
+    <w:p>
+      <w:pPr>
+        <w:pStyle w:val="NormalWeb"/>
+      </w:pPr>
+      <w:r>
+        <w:t>For long or complex queries (joins or nested queries), it’s recommended to split them across multiple lines for better readability.</w:t>
+      </w:r>
+    </w:p>
+    <w:p>
+      <w:pPr>
+        <w:pStyle w:val="Heading3"/>
+      </w:pPr>
+      <w:r>
+        <w:lastRenderedPageBreak/>
+        <w:t>In Python Notebooks</w:t>
+      </w:r>
+    </w:p>
+    <w:p>
+      <w:pPr>
+        <w:pStyle w:val="NormalWeb"/>
+        <w:numPr>
+          <w:ilvl w:val="0"/>
+          <w:numId w:val="213"/>
+        </w:numPr>
+      </w:pPr>
+      <w:r>
+        <w:t xml:space="preserve">Use a </w:t>
+      </w:r>
+      <w:r>
+        <w:rPr>
+          <w:rStyle w:val="Strong"/>
+        </w:rPr>
+        <w:t>backslash (\)</w:t>
+      </w:r>
+      <w:r>
+        <w:t xml:space="preserve"> at the end of a line to continue the SQL query onto the next line.</w:t>
+      </w:r>
+    </w:p>
+    <w:p>
+      <w:pPr>
+        <w:pStyle w:val="NormalWeb"/>
+        <w:numPr>
+          <w:ilvl w:val="0"/>
+          <w:numId w:val="213"/>
+        </w:numPr>
+      </w:pPr>
+      <w:r>
+        <w:t xml:space="preserve">When using </w:t>
+      </w:r>
+      <w:r>
+        <w:rPr>
+          <w:rStyle w:val="Strong"/>
+        </w:rPr>
+        <w:t>SQL cell magic (%%sql)</w:t>
+      </w:r>
+      <w:r>
+        <w:t>, you don’t need to add a backslash, as the cell is already interpreted as SQL code.</w:t>
+      </w:r>
+    </w:p>
+    <w:p>
+      <w:pPr>
+        <w:pStyle w:val="Heading2"/>
+      </w:pPr>
+      <w:r>
+        <w:t>Querying Databases Using Python</w:t>
+      </w:r>
+    </w:p>
+    <w:p>
+      <w:pPr>
+        <w:pStyle w:val="NormalWeb"/>
+      </w:pPr>
+      <w:r>
+        <w:t xml:space="preserve">Python’s </w:t>
+      </w:r>
+      <w:r>
+        <w:rPr>
+          <w:rStyle w:val="Strong"/>
+        </w:rPr>
+        <w:t>Pandas</w:t>
+      </w:r>
+      <w:r>
+        <w:t xml:space="preserve"> library allows querying tables directly from a database using the </w:t>
+      </w:r>
+      <w:r>
+        <w:rPr>
+          <w:rStyle w:val="HTMLCode"/>
+          <w:rFonts w:eastAsiaTheme="majorEastAsia"/>
+        </w:rPr>
+        <w:t>read_sql()</w:t>
+      </w:r>
+      <w:r>
+        <w:t xml:space="preserve"> method.</w:t>
+      </w:r>
+    </w:p>
+    <w:p>
+      <w:pPr>
+        <w:pStyle w:val="Heading3"/>
+      </w:pPr>
+      <w:r>
+        <w:t>Example Usage</w:t>
+      </w:r>
+    </w:p>
+    <w:p>
+      <w:pPr>
+        <w:pStyle w:val="HTMLPreformatted"/>
+        <w:rPr>
+          <w:rStyle w:val="HTMLCode"/>
+          <w:rFonts w:eastAsiaTheme="majorEastAsia"/>
+        </w:rPr>
+      </w:pPr>
+      <w:r>
+        <w:rPr>
+          <w:rStyle w:val="HTMLCode"/>
+          <w:rFonts w:eastAsiaTheme="majorEastAsia"/>
+        </w:rPr>
+        <w:t>query_statement = 'SELECT * FROM dogs LIMIT 3'</w:t>
+      </w:r>
+    </w:p>
+    <w:p>
+      <w:pPr>
+        <w:pStyle w:val="HTMLPreformatted"/>
+        <w:rPr>
+          <w:rStyle w:val="HTMLCode"/>
+          <w:rFonts w:eastAsiaTheme="majorEastAsia"/>
+        </w:rPr>
+      </w:pPr>
+      <w:r>
+        <w:rPr>
+          <w:rStyle w:val="HTMLCode"/>
+          <w:rFonts w:eastAsiaTheme="majorEastAsia"/>
+        </w:rPr>
+        <w:t>df = pandas.read_sql(query_statement, connection)</w:t>
+      </w:r>
+    </w:p>
+    <w:p>
+      <w:pPr>
+        <w:pStyle w:val="Heading4"/>
+      </w:pPr>
+      <w:r>
+        <w:t>Handling Quotes in Queries</w:t>
+      </w:r>
+    </w:p>
+    <w:p>
+      <w:pPr>
+        <w:pStyle w:val="NormalWeb"/>
+        <w:numPr>
+          <w:ilvl w:val="0"/>
+          <w:numId w:val="214"/>
+        </w:numPr>
+      </w:pPr>
+      <w:r>
+        <w:t>Use single quotes to enclose the query string in Python.</w:t>
+      </w:r>
+    </w:p>
+    <w:p>
+      <w:pPr>
+        <w:pStyle w:val="NormalWeb"/>
+        <w:numPr>
+          <w:ilvl w:val="0"/>
+          <w:numId w:val="214"/>
+        </w:numPr>
+      </w:pPr>
+      <w:r>
+        <w:t>Use double quotes inside the SQL query to specify column names with spaces or special characters.</w:t>
+      </w:r>
+    </w:p>
+    <w:p>
+      <w:pPr>
+        <w:pStyle w:val="NormalWeb"/>
+        <w:numPr>
+          <w:ilvl w:val="0"/>
+          <w:numId w:val="214"/>
+        </w:numPr>
+      </w:pPr>
+      <w:r>
+        <w:t xml:space="preserve">Use a </w:t>
+      </w:r>
+      <w:r>
+        <w:rPr>
+          <w:rStyle w:val="Strong"/>
+        </w:rPr>
+        <w:t>backslash (\)</w:t>
+      </w:r>
+      <w:r>
+        <w:t xml:space="preserve"> as an escape character when including single quotes inside SQL queries (e.g., in WHERE clauses).</w:t>
+      </w:r>
+    </w:p>
+    <w:p>
+      <w:pPr>
+        <w:pStyle w:val="Heading2"/>
+      </w:pPr>
+      <w:r>
+        <w:t>Limiting Query Results</w:t>
+      </w:r>
+    </w:p>
+    <w:p>
+      <w:pPr>
+        <w:pStyle w:val="NormalWeb"/>
+      </w:pPr>
+      <w:r>
+        <w:t xml:space="preserve">Databases often contain large datasets. To view only a few records, use the </w:t>
+      </w:r>
+      <w:r>
+        <w:rPr>
+          <w:rStyle w:val="Strong"/>
+        </w:rPr>
+        <w:t>LIMIT</w:t>
+      </w:r>
+      <w:r>
+        <w:t xml:space="preserve"> clause.</w:t>
+      </w:r>
+    </w:p>
+    <w:p>
+      <w:pPr>
+        <w:pStyle w:val="Heading3"/>
+      </w:pPr>
+      <w:r>
+        <w:t>Example Query</w:t>
+      </w:r>
+    </w:p>
+    <w:p>
+      <w:pPr>
+        <w:pStyle w:val="HTMLPreformatted"/>
+        <w:rPr>
+          <w:rStyle w:val="HTMLCode"/>
+          <w:rFonts w:eastAsiaTheme="majorEastAsia"/>
+        </w:rPr>
+      </w:pPr>
+      <w:r>
+        <w:rPr>
+          <w:rStyle w:val="HTMLCode"/>
+          <w:rFonts w:eastAsiaTheme="majorEastAsia"/>
+        </w:rPr>
+        <w:t>SELECT * FROM census_data LIMIT 3;</w:t>
+      </w:r>
+    </w:p>
+    <w:p>
+      <w:pPr>
+        <w:pStyle w:val="NormalWeb"/>
+      </w:pPr>
+      <w:r>
+        <w:t>This retrieves only the first three rows of the table.</w:t>
+      </w:r>
+    </w:p>
+    <w:p>
+      <w:pPr>
+        <w:pStyle w:val="Heading2"/>
+      </w:pPr>
+      <w:r>
+        <w:t>Summary</w:t>
+      </w:r>
+    </w:p>
+    <w:p>
+      <w:pPr>
+        <w:pStyle w:val="NormalWeb"/>
+        <w:numPr>
+          <w:ilvl w:val="0"/>
+          <w:numId w:val="215"/>
+        </w:numPr>
+      </w:pPr>
+      <w:r>
+        <w:t>Real-world datasets are commonly stored as CSV files.</w:t>
+      </w:r>
+    </w:p>
+    <w:p>
+      <w:pPr>
+        <w:pStyle w:val="NormalWeb"/>
+        <w:numPr>
+          <w:ilvl w:val="0"/>
+          <w:numId w:val="215"/>
+        </w:numPr>
+      </w:pPr>
+      <w:r>
+        <w:t xml:space="preserve">Use </w:t>
+      </w:r>
+      <w:r>
+        <w:rPr>
+          <w:rStyle w:val="Strong"/>
+        </w:rPr>
+        <w:t>phpMyAdmin</w:t>
+      </w:r>
+      <w:r>
+        <w:t xml:space="preserve"> to import CSV data into databases efficiently.</w:t>
+      </w:r>
+    </w:p>
+    <w:p>
+      <w:pPr>
+        <w:pStyle w:val="NormalWeb"/>
+        <w:numPr>
+          <w:ilvl w:val="0"/>
+          <w:numId w:val="215"/>
+        </w:numPr>
+      </w:pPr>
+      <w:r>
+        <w:t xml:space="preserve">Enclose column names with spaces in </w:t>
+      </w:r>
+      <w:r>
+        <w:rPr>
+          <w:rStyle w:val="Strong"/>
+        </w:rPr>
+        <w:t>backticks</w:t>
+      </w:r>
+      <w:r>
+        <w:t xml:space="preserve"> when querying.</w:t>
+      </w:r>
+    </w:p>
+    <w:p>
+      <w:pPr>
+        <w:pStyle w:val="NormalWeb"/>
+        <w:numPr>
+          <w:ilvl w:val="0"/>
+          <w:numId w:val="215"/>
+        </w:numPr>
+      </w:pPr>
+      <w:r>
+        <w:t xml:space="preserve">Use </w:t>
+      </w:r>
+      <w:r>
+        <w:rPr>
+          <w:rStyle w:val="Strong"/>
+        </w:rPr>
+        <w:t>LIMIT</w:t>
+      </w:r>
+      <w:r>
+        <w:t xml:space="preserve"> to restrict the number of returned rows.</w:t>
+      </w:r>
+    </w:p>
+    <w:p>
+      <w:pPr>
+        <w:pStyle w:val="NormalWeb"/>
+        <w:numPr>
+          <w:ilvl w:val="0"/>
+          <w:numId w:val="215"/>
+        </w:numPr>
+      </w:pPr>
+      <w:r>
+        <w:t xml:space="preserve">In Python, use </w:t>
+      </w:r>
+      <w:r>
+        <w:rPr>
+          <w:rStyle w:val="Strong"/>
+        </w:rPr>
+        <w:t>Pandas’ read_sql()</w:t>
+      </w:r>
+      <w:r>
+        <w:t xml:space="preserve"> to query databases.</w:t>
+      </w:r>
+    </w:p>
+    <w:p>
+      <w:pPr>
+        <w:pStyle w:val="NormalWeb"/>
+        <w:numPr>
+          <w:ilvl w:val="0"/>
+          <w:numId w:val="215"/>
+        </w:numPr>
+      </w:pPr>
+      <w:r>
+        <w:t>Split long queries across multiple lines for better readability.</w:t>
+      </w:r>
+    </w:p>
+    <w:p>
+      <w:pPr>
+        <w:pStyle w:val="Heading1"/>
+      </w:pPr>
+      <w:r>
+        <w:t>Getting Information About Tables and Columns in a Database</w:t>
+      </w:r>
+    </w:p>
+    <w:p>
+      <w:pPr>
+        <w:pStyle w:val="Heading2"/>
+      </w:pPr>
+      <w:r>
+        <w:t>Introduction</w:t>
+      </w:r>
+    </w:p>
+    <w:p>
+      <w:pPr>
+        <w:pStyle w:val="NormalWeb"/>
+      </w:pPr>
+      <w:r>
+        <w:t xml:space="preserve">In this </w:t>
+      </w:r>
+      <w:r>
+        <w:t>section</w:t>
+      </w:r>
+      <w:r>
+        <w:t>, we explore how to get information about tables and their columns in a database. By the end of this session, we will be able to:</w:t>
+      </w:r>
+    </w:p>
+    <w:p>
+      <w:pPr>
+        <w:pStyle w:val="NormalWeb"/>
+        <w:numPr>
+          <w:ilvl w:val="0"/>
+          <w:numId w:val="216"/>
+        </w:numPr>
+      </w:pPr>
+      <w:r>
+        <w:lastRenderedPageBreak/>
+        <w:t>Discuss how to get a list of tables in a database.</w:t>
+      </w:r>
+    </w:p>
+    <w:p>
+      <w:pPr>
+        <w:pStyle w:val="NormalWeb"/>
+        <w:numPr>
+          <w:ilvl w:val="0"/>
+          <w:numId w:val="216"/>
+        </w:numPr>
+      </w:pPr>
+      <w:r>
+        <w:t>Discuss how to get a list of tables in an SQLite3 database.</w:t>
+      </w:r>
+    </w:p>
+    <w:p>
+      <w:pPr>
+        <w:pStyle w:val="Heading2"/>
+      </w:pPr>
+      <w:r>
+        <w:t>Retrieving a List of Tables</w:t>
+      </w:r>
+    </w:p>
+    <w:p>
+      <w:pPr>
+        <w:pStyle w:val="NormalWeb"/>
+      </w:pPr>
+      <w:r>
+        <w:t xml:space="preserve">Sometimes a database may contain several tables, and it can be difficult to remember the exact names. For example, you may wonder whether the table is named </w:t>
+      </w:r>
+      <w:r>
+        <w:rPr>
+          <w:rStyle w:val="Strong"/>
+        </w:rPr>
+        <w:t>dog</w:t>
+      </w:r>
+      <w:r>
+        <w:t xml:space="preserve">, </w:t>
+      </w:r>
+      <w:r>
+        <w:rPr>
+          <w:rStyle w:val="Strong"/>
+        </w:rPr>
+        <w:t>dogs</w:t>
+      </w:r>
+      <w:r>
+        <w:t xml:space="preserve">, or </w:t>
+      </w:r>
+      <w:r>
+        <w:rPr>
+          <w:rStyle w:val="Strong"/>
+        </w:rPr>
+        <w:t>four_legged_mammals</w:t>
+      </w:r>
+      <w:r>
+        <w:t>.</w:t>
+      </w:r>
+    </w:p>
+    <w:p>
+      <w:pPr>
+        <w:pStyle w:val="NormalWeb"/>
+      </w:pPr>
+      <w:r>
+        <w:t xml:space="preserve">Database systems usually have </w:t>
+      </w:r>
+      <w:r>
+        <w:rPr>
+          <w:rStyle w:val="Strong"/>
+        </w:rPr>
+        <w:t>system or catalog tables</w:t>
+      </w:r>
+      <w:r>
+        <w:t xml:space="preserve"> that store metadata about tables and their properties. You can query these catalog tables to retrieve information.</w:t>
+      </w:r>
+    </w:p>
+    <w:p>
+      <w:pPr>
+        <w:pStyle w:val="Heading3"/>
+      </w:pPr>
+      <w:r>
+        <w:t>Catalog Tables in Different Database Systems</w:t>
+      </w:r>
+    </w:p>
+    <w:p>
+      <w:pPr>
+        <w:pStyle w:val="NormalWeb"/>
+        <w:numPr>
+          <w:ilvl w:val="0"/>
+          <w:numId w:val="217"/>
+        </w:numPr>
+      </w:pPr>
+      <w:r>
+        <w:rPr>
+          <w:rStyle w:val="Strong"/>
+        </w:rPr>
+        <w:t>DB2</w:t>
+      </w:r>
+      <w:r>
+        <w:t xml:space="preserve"> – </w:t>
+      </w:r>
+      <w:r>
+        <w:rPr>
+          <w:rStyle w:val="HTMLCode"/>
+          <w:rFonts w:eastAsiaTheme="majorEastAsia"/>
+        </w:rPr>
+        <w:t>SYSCAT.TABLES</w:t>
+      </w:r>
+    </w:p>
+    <w:p>
+      <w:pPr>
+        <w:pStyle w:val="NormalWeb"/>
+        <w:numPr>
+          <w:ilvl w:val="0"/>
+          <w:numId w:val="217"/>
+        </w:numPr>
+      </w:pPr>
+      <w:r>
+        <w:rPr>
+          <w:rStyle w:val="Strong"/>
+        </w:rPr>
+        <w:t>SQL Server</w:t>
+      </w:r>
+      <w:r>
+        <w:t xml:space="preserve"> – </w:t>
+      </w:r>
+      <w:r>
+        <w:rPr>
+          <w:rStyle w:val="HTMLCode"/>
+          <w:rFonts w:eastAsiaTheme="majorEastAsia"/>
+        </w:rPr>
+        <w:t>INFORMATION_SCHEMA.TABLES</w:t>
+      </w:r>
+    </w:p>
+    <w:p>
+      <w:pPr>
+        <w:pStyle w:val="NormalWeb"/>
+        <w:numPr>
+          <w:ilvl w:val="0"/>
+          <w:numId w:val="217"/>
+        </w:numPr>
+      </w:pPr>
+      <w:r>
+        <w:rPr>
+          <w:rStyle w:val="Strong"/>
+        </w:rPr>
+        <w:t>SQLite3</w:t>
+      </w:r>
+      <w:r>
+        <w:t xml:space="preserve"> – </w:t>
+      </w:r>
+      <w:r>
+        <w:rPr>
+          <w:rStyle w:val="HTMLCode"/>
+          <w:rFonts w:eastAsiaTheme="majorEastAsia"/>
+        </w:rPr>
+        <w:t>sqlite_master</w:t>
+      </w:r>
+    </w:p>
+    <w:p>
+      <w:pPr>
+        <w:pStyle w:val="NormalWeb"/>
+        <w:numPr>
+          <w:ilvl w:val="0"/>
+          <w:numId w:val="217"/>
+        </w:numPr>
+      </w:pPr>
+      <w:r>
+        <w:rPr>
+          <w:rStyle w:val="Strong"/>
+        </w:rPr>
+        <w:t>MySQL</w:t>
+      </w:r>
+      <w:r>
+        <w:t xml:space="preserve"> – </w:t>
+      </w:r>
+      <w:r>
+        <w:rPr>
+          <w:rStyle w:val="HTMLCode"/>
+          <w:rFonts w:eastAsiaTheme="majorEastAsia"/>
+        </w:rPr>
+        <w:t>SHOW TABLES</w:t>
+      </w:r>
+    </w:p>
+    <w:p>
+      <w:pPr>
+        <w:pStyle w:val="Heading3"/>
+      </w:pPr>
+      <w:r>
+        <w:t>Example: SQLite3</w:t>
+      </w:r>
+    </w:p>
+    <w:p>
+      <w:pPr>
+        <w:pStyle w:val="NormalWeb"/>
+      </w:pPr>
+      <w:r>
+        <w:t>To get a list of tables in an SQLite3 database, use the following query:</w:t>
+      </w:r>
+    </w:p>
+    <w:p>
+      <w:pPr>
+        <w:pStyle w:val="HTMLPreformatted"/>
+        <w:rPr>
+          <w:rStyle w:val="HTMLCode"/>
+          <w:rFonts w:eastAsiaTheme="majorEastAsia"/>
+        </w:rPr>
+      </w:pPr>
+      <w:r>
+        <w:rPr>
+          <w:rStyle w:val="HTMLCode"/>
+          <w:rFonts w:eastAsiaTheme="majorEastAsia"/>
+        </w:rPr>
+        <w:t>SELECT name FROM sqlite_master WHERE type='table';</w:t>
+      </w:r>
+    </w:p>
+    <w:p>
+      <w:pPr>
+        <w:pStyle w:val="Heading3"/>
+      </w:pPr>
+      <w:r>
+        <w:t>Example: MySQL</w:t>
+      </w:r>
+    </w:p>
+    <w:p>
+      <w:pPr>
+        <w:pStyle w:val="NormalWeb"/>
+      </w:pPr>
+      <w:r>
+        <w:t>To get a list of tables in a MySQL database, run the command:</w:t>
+      </w:r>
+    </w:p>
+    <w:p>
+      <w:pPr>
+        <w:pStyle w:val="HTMLPreformatted"/>
+        <w:rPr>
+          <w:rStyle w:val="HTMLCode"/>
+          <w:rFonts w:eastAsiaTheme="majorEastAsia"/>
+        </w:rPr>
+      </w:pPr>
+      <w:r>
+        <w:rPr>
+          <w:rStyle w:val="HTMLCode"/>
+          <w:rFonts w:eastAsiaTheme="majorEastAsia"/>
+        </w:rPr>
+        <w:t>SHOW TABLES;</w:t>
+      </w:r>
+    </w:p>
+    <w:p>
+      <w:pPr>
+        <w:pStyle w:val="Heading2"/>
+      </w:pPr>
+      <w:r>
+        <w:t>Retrieving Column Information</w:t>
+      </w:r>
+    </w:p>
+    <w:p>
+      <w:pPr>
+        <w:pStyle w:val="NormalWeb"/>
+      </w:pPr>
+      <w:r>
+        <w:t>To extract column names (attributes) or column headers of tables, you can use different commands depending on the database system.</w:t>
+      </w:r>
+    </w:p>
+    <w:p>
+      <w:pPr>
+        <w:pStyle w:val="Heading3"/>
+      </w:pPr>
+      <w:r>
+        <w:t>In SQLite3</w:t>
+      </w:r>
+    </w:p>
+    <w:p>
+      <w:pPr>
+        <w:pStyle w:val="NormalWeb"/>
+      </w:pPr>
+      <w:r>
+        <w:t>Use the following command to get details about a table’s columns:</w:t>
+      </w:r>
+    </w:p>
+    <w:p>
+      <w:pPr>
+        <w:pStyle w:val="HTMLPreformatted"/>
+        <w:rPr>
+          <w:rStyle w:val="HTMLCode"/>
+          <w:rFonts w:eastAsiaTheme="majorEastAsia"/>
+        </w:rPr>
+      </w:pPr>
+      <w:r>
+        <w:rPr>
+          <w:rStyle w:val="HTMLCode"/>
+          <w:rFonts w:eastAsiaTheme="majorEastAsia"/>
+        </w:rPr>
+        <w:t>PRAGMA</w:t>
+      </w:r>
+      <w:r>
+        <w:rPr>
+          <w:rStyle w:val="HTMLCode"/>
+          <w:rFonts w:eastAsiaTheme="majorEastAsia"/>
+        </w:rPr>
+        <w:t>_</w:t>
+      </w:r>
+      <w:r>
+        <w:rPr>
+          <w:rStyle w:val="HTMLCode"/>
+          <w:rFonts w:eastAsiaTheme="majorEastAsia"/>
+        </w:rPr>
+        <w:t>table_info(table_name);</w:t>
+      </w:r>
+    </w:p>
+    <w:p>
+      <w:pPr>
+        <w:pStyle w:val="Heading3"/>
+      </w:pPr>
+      <w:r>
+        <w:t>In MySQL</w:t>
+      </w:r>
+    </w:p>
+    <w:p>
+      <w:pPr>
+        <w:pStyle w:val="NormalWeb"/>
+      </w:pPr>
+      <w:r>
+        <w:t>Use the following command to describe the structure of a table:</w:t>
+      </w:r>
+    </w:p>
+    <w:p>
+      <w:pPr>
+        <w:pStyle w:val="HTMLPreformatted"/>
+        <w:rPr>
+          <w:rStyle w:val="HTMLCode"/>
+          <w:rFonts w:eastAsiaTheme="majorEastAsia"/>
+        </w:rPr>
+      </w:pPr>
+      <w:r>
+        <w:rPr>
+          <w:rStyle w:val="HTMLCode"/>
+          <w:rFonts w:eastAsiaTheme="majorEastAsia"/>
+        </w:rPr>
+        <w:t>DESCRIBE table_name;</w:t>
+      </w:r>
+    </w:p>
+    <w:p>
+      <w:pPr>
+        <w:pStyle w:val="Heading2"/>
+      </w:pPr>
+      <w:r>
+        <w:t>Summary</w:t>
+      </w:r>
+    </w:p>
+    <w:p>
+      <w:pPr>
+        <w:pStyle w:val="NormalWeb"/>
+        <w:numPr>
+          <w:ilvl w:val="0"/>
+          <w:numId w:val="218"/>
+        </w:numPr>
+      </w:pPr>
+      <w:r>
+        <w:t>Database systems maintain catalog tables that can be queried to list tables and their properties.</w:t>
+      </w:r>
+    </w:p>
+    <w:p>
+      <w:pPr>
+        <w:pStyle w:val="NormalWeb"/>
+        <w:numPr>
+          <w:ilvl w:val="0"/>
+          <w:numId w:val="218"/>
+        </w:numPr>
+      </w:pPr>
+      <w:r>
+        <w:lastRenderedPageBreak/>
+        <w:t xml:space="preserve">In </w:t>
+      </w:r>
+      <w:r>
+        <w:rPr>
+          <w:rStyle w:val="Strong"/>
+        </w:rPr>
+        <w:t>SQLite3</w:t>
+      </w:r>
+      <w:r>
+        <w:t>, use:</w:t>
+      </w:r>
+    </w:p>
+    <w:p>
+      <w:pPr>
+        <w:pStyle w:val="HTMLPreformatted"/>
+        <w:numPr>
+          <w:ilvl w:val="0"/>
+          <w:numId w:val="218"/>
+        </w:numPr>
+        <w:tabs>
+          <w:tab w:val="clear" w:pos="720"/>
+        </w:tabs>
+        <w:rPr>
+          <w:rStyle w:val="HTMLCode"/>
+          <w:rFonts w:eastAsiaTheme="majorEastAsia"/>
+        </w:rPr>
+      </w:pPr>
+      <w:r>
+        <w:rPr>
+          <w:rStyle w:val="HTMLCode"/>
+          <w:rFonts w:eastAsiaTheme="majorEastAsia"/>
+        </w:rPr>
+        <w:t>SELECT name FROM sqlite_master WHERE type='table';</w:t>
+      </w:r>
+    </w:p>
+    <w:p>
+      <w:pPr>
+        <w:pStyle w:val="NormalWeb"/>
+        <w:numPr>
+          <w:ilvl w:val="0"/>
+          <w:numId w:val="218"/>
+        </w:numPr>
+      </w:pPr>
+      <w:r>
+        <w:t>To extract column details in SQLite3, use:</w:t>
+      </w:r>
+    </w:p>
+    <w:p>
+      <w:pPr>
+        <w:pStyle w:val="HTMLPreformatted"/>
+        <w:numPr>
+          <w:ilvl w:val="0"/>
+          <w:numId w:val="218"/>
+        </w:numPr>
+        <w:tabs>
+          <w:tab w:val="clear" w:pos="720"/>
+        </w:tabs>
+        <w:rPr>
+          <w:rStyle w:val="HTMLCode"/>
+          <w:rFonts w:eastAsiaTheme="majorEastAsia"/>
+        </w:rPr>
+      </w:pPr>
+      <w:r>
+        <w:rPr>
+          <w:rStyle w:val="HTMLCode"/>
+          <w:rFonts w:eastAsiaTheme="majorEastAsia"/>
+        </w:rPr>
+        <w:t>PRAGMA</w:t>
+      </w:r>
+      <w:r>
+        <w:rPr>
+          <w:rStyle w:val="HTMLCode"/>
+          <w:rFonts w:eastAsiaTheme="majorEastAsia"/>
+        </w:rPr>
+        <w:t>_</w:t>
+      </w:r>
+      <w:r>
+        <w:rPr>
+          <w:rStyle w:val="HTMLCode"/>
+          <w:rFonts w:eastAsiaTheme="majorEastAsia"/>
+        </w:rPr>
+        <w:t>table_info(table_name);</w:t>
+      </w:r>
+    </w:p>
+    <w:p>
+      <w:pPr>
+        <w:pStyle w:val="NormalWeb"/>
+        <w:numPr>
+          <w:ilvl w:val="0"/>
+          <w:numId w:val="218"/>
+        </w:numPr>
+      </w:pPr>
+      <w:r>
+        <w:t xml:space="preserve">In </w:t>
+      </w:r>
+      <w:r>
+        <w:rPr>
+          <w:rStyle w:val="Strong"/>
+        </w:rPr>
+        <w:t>MySQL</w:t>
+      </w:r>
+      <w:r>
+        <w:t xml:space="preserve">, use </w:t>
+      </w:r>
+      <w:r>
+        <w:rPr>
+          <w:rStyle w:val="HTMLCode"/>
+          <w:rFonts w:eastAsiaTheme="majorEastAsia"/>
+        </w:rPr>
+        <w:t>SHOW TABLES</w:t>
+      </w:r>
+      <w:r>
+        <w:t xml:space="preserve"> to list tables and </w:t>
+      </w:r>
+      <w:r>
+        <w:rPr>
+          <w:rStyle w:val="HTMLCode"/>
+          <w:rFonts w:eastAsiaTheme="majorEastAsia"/>
+        </w:rPr>
+        <w:t>DESCRIBE table_name</w:t>
+      </w:r>
+      <w:r>
+        <w:t xml:space="preserve"> to view column information.</w:t>
+      </w:r>
+    </w:p>
+    <w:p>
+      <w:pPr>
+        <w:pStyle w:val="Heading1"/>
+      </w:pPr>
+      <w:r>
+        <w:t>Summary</w:t>
+      </w:r>
+    </w:p>
+    <w:p>
+      <w:pPr>
+        <w:rPr>
+          <w:rFonts w:asciiTheme="majorBidi" w:hAnsiTheme="majorBidi" w:cstheme="majorBidi"/>
+          <w:lang w:eastAsia="en"/>
+        </w:rPr>
+      </w:pPr>
+      <w:r>
+        <w:rPr>
+          <w:rFonts w:asciiTheme="majorBidi" w:hAnsiTheme="majorBidi" w:cstheme="majorBidi"/>
+          <w:lang w:eastAsia="en"/>
+        </w:rPr>
+        <w:t>This reading highlights your progress in working with real-world datasets and understanding database structures.</w:t>
+      </w:r>
+    </w:p>
+    <w:p>
+      <w:pPr>
+        <w:pStyle w:val="Heading2"/>
+      </w:pPr>
+      <w:r>
+        <w:t xml:space="preserve">Understanding Real-World Datasets </w:t>
+      </w:r>
+    </w:p>
+    <w:p>
+      <w:pPr>
+        <w:numPr>
+          <w:ilvl w:val="0"/>
+          <w:numId w:val="219"/>
+        </w:numPr>
+        <w:rPr>
+          <w:rFonts w:asciiTheme="majorBidi" w:hAnsiTheme="majorBidi" w:cstheme="majorBidi"/>
+          <w:lang w:eastAsia="en"/>
+        </w:rPr>
+      </w:pPr>
+      <w:r>
+        <w:rPr>
+          <w:rFonts w:asciiTheme="majorBidi" w:hAnsiTheme="majorBidi" w:cstheme="majorBidi"/>
+          <w:lang w:eastAsia="en"/>
+        </w:rPr>
+        <w:t>You have gained practical experience in handling and analyzing data.</w:t>
+      </w:r>
+    </w:p>
+    <w:p>
+      <w:pPr>
+        <w:numPr>
+          <w:ilvl w:val="0"/>
+          <w:numId w:val="219"/>
+        </w:numPr>
+        <w:rPr>
+          <w:rFonts w:asciiTheme="majorBidi" w:hAnsiTheme="majorBidi" w:cstheme="majorBidi"/>
+          <w:lang w:eastAsia="en"/>
+        </w:rPr>
+      </w:pPr>
+      <w:r>
+        <w:rPr>
+          <w:rFonts w:asciiTheme="majorBidi" w:hAnsiTheme="majorBidi" w:cstheme="majorBidi"/>
+          <w:lang w:eastAsia="en"/>
+        </w:rPr>
+        <w:t>This experience is crucial for data-driven decision-making.</w:t>
+      </w:r>
+    </w:p>
+    <w:p>
+      <w:pPr>
+        <w:pStyle w:val="Heading2"/>
+      </w:pPr>
+      <w:r>
+        <w:t xml:space="preserve">Database Structure Knowledge </w:t>
+      </w:r>
+    </w:p>
+    <w:p>
+      <w:pPr>
+        <w:numPr>
+          <w:ilvl w:val="0"/>
+          <w:numId w:val="220"/>
+        </w:numPr>
+        <w:rPr>
+          <w:rFonts w:asciiTheme="majorBidi" w:hAnsiTheme="majorBidi" w:cstheme="majorBidi"/>
+          <w:lang w:eastAsia="en"/>
+        </w:rPr>
+      </w:pPr>
+      <w:r>
+        <w:rPr>
+          <w:rFonts w:asciiTheme="majorBidi" w:hAnsiTheme="majorBidi" w:cstheme="majorBidi"/>
+          <w:lang w:eastAsia="en"/>
+        </w:rPr>
+        <w:t>You learned how to obtain table and column details from databases.</w:t>
+      </w:r>
+    </w:p>
+    <w:p>
+      <w:pPr>
+        <w:numPr>
+          <w:ilvl w:val="0"/>
+          <w:numId w:val="220"/>
+        </w:numPr>
+        <w:rPr>
+          <w:rFonts w:asciiTheme="majorBidi" w:hAnsiTheme="majorBidi" w:cstheme="majorBidi"/>
+          <w:lang w:eastAsia="en"/>
+        </w:rPr>
+      </w:pPr>
+      <w:r>
+        <w:rPr>
+          <w:rFonts w:asciiTheme="majorBidi" w:hAnsiTheme="majorBidi" w:cstheme="majorBidi"/>
+          <w:lang w:eastAsia="en"/>
+        </w:rPr>
+        <w:t>Understanding these details is essential for designing effective queries.</w:t>
+      </w:r>
+    </w:p>
+    <w:p>
+      <w:pPr>
+        <w:pStyle w:val="Heading2"/>
+      </w:pPr>
+      <w:r>
+        <w:t xml:space="preserve">Query Design Skills </w:t>
+      </w:r>
+    </w:p>
+    <w:p>
+      <w:pPr>
+        <w:numPr>
+          <w:ilvl w:val="0"/>
+          <w:numId w:val="221"/>
+        </w:numPr>
+        <w:rPr>
+          <w:rFonts w:asciiTheme="majorBidi" w:hAnsiTheme="majorBidi" w:cstheme="majorBidi"/>
+          <w:lang w:eastAsia="en"/>
+        </w:rPr>
+      </w:pPr>
+      <w:r>
+        <w:rPr>
+          <w:rFonts w:asciiTheme="majorBidi" w:hAnsiTheme="majorBidi" w:cstheme="majorBidi"/>
+          <w:lang w:eastAsia="en"/>
+        </w:rPr>
+        <w:t>The knowledge gained will help you create more efficient SQL queries.</w:t>
+      </w:r>
+    </w:p>
+    <w:p>
+      <w:pPr>
+        <w:numPr>
+          <w:ilvl w:val="0"/>
+          <w:numId w:val="221"/>
+        </w:numPr>
+        <w:rPr>
+          <w:rFonts w:asciiTheme="majorBidi" w:hAnsiTheme="majorBidi" w:cstheme="majorBidi"/>
+          <w:lang w:eastAsia="en"/>
+        </w:rPr>
+      </w:pPr>
+      <w:r>
+        <w:rPr>
+          <w:rFonts w:asciiTheme="majorBidi" w:hAnsiTheme="majorBidi" w:cstheme="majorBidi"/>
+          <w:lang w:eastAsia="en"/>
+        </w:rPr>
+        <w:t xml:space="preserve">This skill is vital for data analysis and manipulation tasks. </w:t>
+      </w:r>
+    </w:p>
+    <w:p>
+      <w:pPr>
         <w:rPr>
           <w:lang w:val="en" w:eastAsia="en"/>
         </w:rPr>
@@ -38952,6 +40591,155 @@
     </w:lvl>
   </w:abstractNum>
   <w:abstractNum w:abstractNumId="22" w15:restartNumberingAfterBreak="0">
+    <w:nsid w:val="0A5D39D2"/>
+    <w:multiLevelType w:val="multilevel"/>
+    <w:tmpl w:val="D91EF562"/>
+    <w:lvl w:ilvl="0">
+      <w:start w:val="1"/>
+      <w:numFmt w:val="bullet"/>
+      <w:lvlText w:val=""/>
+      <w:lvlJc w:val="left"/>
+      <w:pPr>
+        <w:tabs>
+          <w:tab w:val="num" w:pos="720"/>
+        </w:tabs>
+        <w:ind w:left="720" w:hanging="360"/>
+      </w:pPr>
+      <w:rPr>
+        <w:rFonts w:ascii="Symbol" w:hAnsi="Symbol" w:hint="default"/>
+        <w:sz w:val="20"/>
+      </w:rPr>
+    </w:lvl>
+    <w:lvl w:ilvl="1" w:tentative="1">
+      <w:start w:val="1"/>
+      <w:numFmt w:val="bullet"/>
+      <w:lvlText w:val="o"/>
+      <w:lvlJc w:val="left"/>
+      <w:pPr>
+        <w:tabs>
+          <w:tab w:val="num" w:pos="1440"/>
+        </w:tabs>
+        <w:ind w:left="1440" w:hanging="360"/>
+      </w:pPr>
+      <w:rPr>
+        <w:rFonts w:ascii="Courier New" w:hAnsi="Courier New" w:hint="default"/>
+        <w:sz w:val="20"/>
+      </w:rPr>
+    </w:lvl>
+    <w:lvl w:ilvl="2" w:tentative="1">
+      <w:start w:val="1"/>
+      <w:numFmt w:val="bullet"/>
+      <w:lvlText w:val=""/>
+      <w:lvlJc w:val="left"/>
+      <w:pPr>
+        <w:tabs>
+          <w:tab w:val="num" w:pos="2160"/>
+        </w:tabs>
+        <w:ind w:left="2160" w:hanging="360"/>
+      </w:pPr>
+      <w:rPr>
+        <w:rFonts w:ascii="Wingdings" w:hAnsi="Wingdings" w:hint="default"/>
+        <w:sz w:val="20"/>
+      </w:rPr>
+    </w:lvl>
+    <w:lvl w:ilvl="3" w:tentative="1">
+      <w:start w:val="1"/>
+      <w:numFmt w:val="bullet"/>
+      <w:lvlText w:val=""/>
+      <w:lvlJc w:val="left"/>
+      <w:pPr>
+        <w:tabs>
+          <w:tab w:val="num" w:pos="2880"/>
+        </w:tabs>
+        <w:ind w:left="2880" w:hanging="360"/>
+      </w:pPr>
+      <w:rPr>
+        <w:rFonts w:ascii="Wingdings" w:hAnsi="Wingdings" w:hint="default"/>
+        <w:sz w:val="20"/>
+      </w:rPr>
+    </w:lvl>
+    <w:lvl w:ilvl="4" w:tentative="1">
+      <w:start w:val="1"/>
+      <w:numFmt w:val="bullet"/>
+      <w:lvlText w:val=""/>
+      <w:lvlJc w:val="left"/>
+      <w:pPr>
+        <w:tabs>
+          <w:tab w:val="num" w:pos="3600"/>
+        </w:tabs>
+        <w:ind w:left="3600" w:hanging="360"/>
+      </w:pPr>
+      <w:rPr>
+        <w:rFonts w:ascii="Wingdings" w:hAnsi="Wingdings" w:hint="default"/>
+        <w:sz w:val="20"/>
+      </w:rPr>
+    </w:lvl>
+    <w:lvl w:ilvl="5" w:tentative="1">
+      <w:start w:val="1"/>
+      <w:numFmt w:val="bullet"/>
+      <w:lvlText w:val=""/>
+      <w:lvlJc w:val="left"/>
+      <w:pPr>
+        <w:tabs>
+          <w:tab w:val="num" w:pos="4320"/>
+        </w:tabs>
+        <w:ind w:left="4320" w:hanging="360"/>
+      </w:pPr>
+      <w:rPr>
+        <w:rFonts w:ascii="Wingdings" w:hAnsi="Wingdings" w:hint="default"/>
+        <w:sz w:val="20"/>
+      </w:rPr>
+    </w:lvl>
+    <w:lvl w:ilvl="6" w:tentative="1">
+      <w:start w:val="1"/>
+      <w:numFmt w:val="bullet"/>
+      <w:lvlText w:val=""/>
+      <w:lvlJc w:val="left"/>
+      <w:pPr>
+        <w:tabs>
+          <w:tab w:val="num" w:pos="5040"/>
+        </w:tabs>
+        <w:ind w:left="5040" w:hanging="360"/>
+      </w:pPr>
+      <w:rPr>
+        <w:rFonts w:ascii="Wingdings" w:hAnsi="Wingdings" w:hint="default"/>
+        <w:sz w:val="20"/>
+      </w:rPr>
+    </w:lvl>
+    <w:lvl w:ilvl="7" w:tentative="1">
+      <w:start w:val="1"/>
+      <w:numFmt w:val="bullet"/>
+      <w:lvlText w:val=""/>
+      <w:lvlJc w:val="left"/>
+      <w:pPr>
+        <w:tabs>
+          <w:tab w:val="num" w:pos="5760"/>
+        </w:tabs>
+        <w:ind w:left="5760" w:hanging="360"/>
+      </w:pPr>
+      <w:rPr>
+        <w:rFonts w:ascii="Wingdings" w:hAnsi="Wingdings" w:hint="default"/>
+        <w:sz w:val="20"/>
+      </w:rPr>
+    </w:lvl>
+    <w:lvl w:ilvl="8" w:tentative="1">
+      <w:start w:val="1"/>
+      <w:numFmt w:val="bullet"/>
+      <w:lvlText w:val=""/>
+      <w:lvlJc w:val="left"/>
+      <w:pPr>
+        <w:tabs>
+          <w:tab w:val="num" w:pos="6480"/>
+        </w:tabs>
+        <w:ind w:left="6480" w:hanging="360"/>
+      </w:pPr>
+      <w:rPr>
+        <w:rFonts w:ascii="Wingdings" w:hAnsi="Wingdings" w:hint="default"/>
+        <w:sz w:val="20"/>
+      </w:rPr>
+    </w:lvl>
+  </w:abstractNum>
+  <w:abstractNum w:abstractNumId="23" w15:restartNumberingAfterBreak="0">
     <w:nsid w:val="0BDF2714"/>
     <w:multiLevelType w:val="multilevel"/>
     <w:tmpl w:val="A9EC7106"/>
@@ -39100,7 +40888,7 @@
       </w:rPr>
     </w:lvl>
   </w:abstractNum>
-  <w:abstractNum w:abstractNumId="23" w15:restartNumberingAfterBreak="0">
+  <w:abstractNum w:abstractNumId="24" w15:restartNumberingAfterBreak="0">
     <w:nsid w:val="0D617189"/>
     <w:multiLevelType w:val="multilevel"/>
     <w:tmpl w:val="BA7E123C"/>
@@ -39249,7 +41037,7 @@
       </w:rPr>
     </w:lvl>
   </w:abstractNum>
-  <w:abstractNum w:abstractNumId="24" w15:restartNumberingAfterBreak="0">
+  <w:abstractNum w:abstractNumId="25" w15:restartNumberingAfterBreak="0">
     <w:nsid w:val="0F0D122C"/>
     <w:multiLevelType w:val="multilevel"/>
     <w:tmpl w:val="B3B481EA"/>
@@ -39398,7 +41186,156 @@
       </w:rPr>
     </w:lvl>
   </w:abstractNum>
-  <w:abstractNum w:abstractNumId="25" w15:restartNumberingAfterBreak="0">
+  <w:abstractNum w:abstractNumId="26" w15:restartNumberingAfterBreak="0">
+    <w:nsid w:val="0F695C31"/>
+    <w:multiLevelType w:val="multilevel"/>
+    <w:tmpl w:val="F7E6C9F2"/>
+    <w:lvl w:ilvl="0">
+      <w:start w:val="1"/>
+      <w:numFmt w:val="bullet"/>
+      <w:lvlText w:val=""/>
+      <w:lvlJc w:val="left"/>
+      <w:pPr>
+        <w:tabs>
+          <w:tab w:val="num" w:pos="720"/>
+        </w:tabs>
+        <w:ind w:left="720" w:hanging="360"/>
+      </w:pPr>
+      <w:rPr>
+        <w:rFonts w:ascii="Symbol" w:hAnsi="Symbol" w:hint="default"/>
+        <w:sz w:val="20"/>
+      </w:rPr>
+    </w:lvl>
+    <w:lvl w:ilvl="1" w:tentative="1">
+      <w:start w:val="1"/>
+      <w:numFmt w:val="bullet"/>
+      <w:lvlText w:val="o"/>
+      <w:lvlJc w:val="left"/>
+      <w:pPr>
+        <w:tabs>
+          <w:tab w:val="num" w:pos="1440"/>
+        </w:tabs>
+        <w:ind w:left="1440" w:hanging="360"/>
+      </w:pPr>
+      <w:rPr>
+        <w:rFonts w:ascii="Courier New" w:hAnsi="Courier New" w:hint="default"/>
+        <w:sz w:val="20"/>
+      </w:rPr>
+    </w:lvl>
+    <w:lvl w:ilvl="2" w:tentative="1">
+      <w:start w:val="1"/>
+      <w:numFmt w:val="bullet"/>
+      <w:lvlText w:val=""/>
+      <w:lvlJc w:val="left"/>
+      <w:pPr>
+        <w:tabs>
+          <w:tab w:val="num" w:pos="2160"/>
+        </w:tabs>
+        <w:ind w:left="2160" w:hanging="360"/>
+      </w:pPr>
+      <w:rPr>
+        <w:rFonts w:ascii="Wingdings" w:hAnsi="Wingdings" w:hint="default"/>
+        <w:sz w:val="20"/>
+      </w:rPr>
+    </w:lvl>
+    <w:lvl w:ilvl="3" w:tentative="1">
+      <w:start w:val="1"/>
+      <w:numFmt w:val="bullet"/>
+      <w:lvlText w:val=""/>
+      <w:lvlJc w:val="left"/>
+      <w:pPr>
+        <w:tabs>
+          <w:tab w:val="num" w:pos="2880"/>
+        </w:tabs>
+        <w:ind w:left="2880" w:hanging="360"/>
+      </w:pPr>
+      <w:rPr>
+        <w:rFonts w:ascii="Wingdings" w:hAnsi="Wingdings" w:hint="default"/>
+        <w:sz w:val="20"/>
+      </w:rPr>
+    </w:lvl>
+    <w:lvl w:ilvl="4" w:tentative="1">
+      <w:start w:val="1"/>
+      <w:numFmt w:val="bullet"/>
+      <w:lvlText w:val=""/>
+      <w:lvlJc w:val="left"/>
+      <w:pPr>
+        <w:tabs>
+          <w:tab w:val="num" w:pos="3600"/>
+        </w:tabs>
+        <w:ind w:left="3600" w:hanging="360"/>
+      </w:pPr>
+      <w:rPr>
+        <w:rFonts w:ascii="Wingdings" w:hAnsi="Wingdings" w:hint="default"/>
+        <w:sz w:val="20"/>
+      </w:rPr>
+    </w:lvl>
+    <w:lvl w:ilvl="5" w:tentative="1">
+      <w:start w:val="1"/>
+      <w:numFmt w:val="bullet"/>
+      <w:lvlText w:val=""/>
+      <w:lvlJc w:val="left"/>
+      <w:pPr>
+        <w:tabs>
+          <w:tab w:val="num" w:pos="4320"/>
+        </w:tabs>
+        <w:ind w:left="4320" w:hanging="360"/>
+      </w:pPr>
+      <w:rPr>
+        <w:rFonts w:ascii="Wingdings" w:hAnsi="Wingdings" w:hint="default"/>
+        <w:sz w:val="20"/>
+      </w:rPr>
+    </w:lvl>
+    <w:lvl w:ilvl="6" w:tentative="1">
+      <w:start w:val="1"/>
+      <w:numFmt w:val="bullet"/>
+      <w:lvlText w:val=""/>
+      <w:lvlJc w:val="left"/>
+      <w:pPr>
+        <w:tabs>
+          <w:tab w:val="num" w:pos="5040"/>
+        </w:tabs>
+        <w:ind w:left="5040" w:hanging="360"/>
+      </w:pPr>
+      <w:rPr>
+        <w:rFonts w:ascii="Wingdings" w:hAnsi="Wingdings" w:hint="default"/>
+        <w:sz w:val="20"/>
+      </w:rPr>
+    </w:lvl>
+    <w:lvl w:ilvl="7" w:tentative="1">
+      <w:start w:val="1"/>
+      <w:numFmt w:val="bullet"/>
+      <w:lvlText w:val=""/>
+      <w:lvlJc w:val="left"/>
+      <w:pPr>
+        <w:tabs>
+          <w:tab w:val="num" w:pos="5760"/>
+        </w:tabs>
+        <w:ind w:left="5760" w:hanging="360"/>
+      </w:pPr>
+      <w:rPr>
+        <w:rFonts w:ascii="Wingdings" w:hAnsi="Wingdings" w:hint="default"/>
+        <w:sz w:val="20"/>
+      </w:rPr>
+    </w:lvl>
+    <w:lvl w:ilvl="8" w:tentative="1">
+      <w:start w:val="1"/>
+      <w:numFmt w:val="bullet"/>
+      <w:lvlText w:val=""/>
+      <w:lvlJc w:val="left"/>
+      <w:pPr>
+        <w:tabs>
+          <w:tab w:val="num" w:pos="6480"/>
+        </w:tabs>
+        <w:ind w:left="6480" w:hanging="360"/>
+      </w:pPr>
+      <w:rPr>
+        <w:rFonts w:ascii="Wingdings" w:hAnsi="Wingdings" w:hint="default"/>
+        <w:sz w:val="20"/>
+      </w:rPr>
+    </w:lvl>
+  </w:abstractNum>
+  <w:abstractNum w:abstractNumId="27" w15:restartNumberingAfterBreak="0">
     <w:nsid w:val="0F805147"/>
     <w:multiLevelType w:val="multilevel"/>
     <w:tmpl w:val="C8EE09C4"/>
@@ -39547,7 +41484,7 @@
       </w:rPr>
     </w:lvl>
   </w:abstractNum>
-  <w:abstractNum w:abstractNumId="26" w15:restartNumberingAfterBreak="0">
+  <w:abstractNum w:abstractNumId="28" w15:restartNumberingAfterBreak="0">
     <w:nsid w:val="0F88794A"/>
     <w:multiLevelType w:val="multilevel"/>
     <w:tmpl w:val="DBFAABFC"/>
@@ -39696,7 +41633,7 @@
       </w:rPr>
     </w:lvl>
   </w:abstractNum>
-  <w:abstractNum w:abstractNumId="27" w15:restartNumberingAfterBreak="0">
+  <w:abstractNum w:abstractNumId="29" w15:restartNumberingAfterBreak="0">
     <w:nsid w:val="0FD92836"/>
     <w:multiLevelType w:val="multilevel"/>
     <w:tmpl w:val="A51CB788"/>
@@ -39845,7 +41782,7 @@
       </w:rPr>
     </w:lvl>
   </w:abstractNum>
-  <w:abstractNum w:abstractNumId="28" w15:restartNumberingAfterBreak="0">
+  <w:abstractNum w:abstractNumId="30" w15:restartNumberingAfterBreak="0">
     <w:nsid w:val="10233103"/>
     <w:multiLevelType w:val="multilevel"/>
     <w:tmpl w:val="1F6CC71E"/>
@@ -39994,7 +41931,7 @@
       </w:rPr>
     </w:lvl>
   </w:abstractNum>
-  <w:abstractNum w:abstractNumId="29" w15:restartNumberingAfterBreak="0">
+  <w:abstractNum w:abstractNumId="31" w15:restartNumberingAfterBreak="0">
     <w:nsid w:val="1067670F"/>
     <w:multiLevelType w:val="multilevel"/>
     <w:tmpl w:val="F1026128"/>
@@ -40143,7 +42080,7 @@
       </w:rPr>
     </w:lvl>
   </w:abstractNum>
-  <w:abstractNum w:abstractNumId="30" w15:restartNumberingAfterBreak="0">
+  <w:abstractNum w:abstractNumId="32" w15:restartNumberingAfterBreak="0">
     <w:nsid w:val="109A19DC"/>
     <w:multiLevelType w:val="multilevel"/>
     <w:tmpl w:val="AB4CEDF6"/>
@@ -40292,7 +42229,7 @@
       </w:rPr>
     </w:lvl>
   </w:abstractNum>
-  <w:abstractNum w:abstractNumId="31" w15:restartNumberingAfterBreak="0">
+  <w:abstractNum w:abstractNumId="33" w15:restartNumberingAfterBreak="0">
     <w:nsid w:val="12660324"/>
     <w:multiLevelType w:val="multilevel"/>
     <w:tmpl w:val="48AEA3D6"/>
@@ -40441,7 +42378,7 @@
       </w:rPr>
     </w:lvl>
   </w:abstractNum>
-  <w:abstractNum w:abstractNumId="32" w15:restartNumberingAfterBreak="0">
+  <w:abstractNum w:abstractNumId="34" w15:restartNumberingAfterBreak="0">
     <w:nsid w:val="15592303"/>
     <w:multiLevelType w:val="multilevel"/>
     <w:tmpl w:val="BBC4E8FE"/>
@@ -40590,7 +42527,7 @@
       </w:rPr>
     </w:lvl>
   </w:abstractNum>
-  <w:abstractNum w:abstractNumId="33" w15:restartNumberingAfterBreak="0">
+  <w:abstractNum w:abstractNumId="35" w15:restartNumberingAfterBreak="0">
     <w:nsid w:val="157E44B8"/>
     <w:multiLevelType w:val="multilevel"/>
     <w:tmpl w:val="14AC8828"/>
@@ -40739,7 +42676,7 @@
       </w:rPr>
     </w:lvl>
   </w:abstractNum>
-  <w:abstractNum w:abstractNumId="34" w15:restartNumberingAfterBreak="0">
+  <w:abstractNum w:abstractNumId="36" w15:restartNumberingAfterBreak="0">
     <w:nsid w:val="158F30A3"/>
     <w:multiLevelType w:val="multilevel"/>
     <w:tmpl w:val="54F2388A"/>
@@ -40888,7 +42825,7 @@
       </w:rPr>
     </w:lvl>
   </w:abstractNum>
-  <w:abstractNum w:abstractNumId="35" w15:restartNumberingAfterBreak="0">
+  <w:abstractNum w:abstractNumId="37" w15:restartNumberingAfterBreak="0">
     <w:nsid w:val="15AE62DC"/>
     <w:multiLevelType w:val="multilevel"/>
     <w:tmpl w:val="D6D07E6E"/>
@@ -41037,7 +42974,7 @@
       </w:rPr>
     </w:lvl>
   </w:abstractNum>
-  <w:abstractNum w:abstractNumId="36" w15:restartNumberingAfterBreak="0">
+  <w:abstractNum w:abstractNumId="38" w15:restartNumberingAfterBreak="0">
     <w:nsid w:val="15B87A14"/>
     <w:multiLevelType w:val="multilevel"/>
     <w:tmpl w:val="5792FF2A"/>
@@ -41186,7 +43123,7 @@
       </w:rPr>
     </w:lvl>
   </w:abstractNum>
-  <w:abstractNum w:abstractNumId="37" w15:restartNumberingAfterBreak="0">
+  <w:abstractNum w:abstractNumId="39" w15:restartNumberingAfterBreak="0">
     <w:nsid w:val="160168B0"/>
     <w:multiLevelType w:val="multilevel"/>
     <w:tmpl w:val="E0EC7FDE"/>
@@ -41299,7 +43236,7 @@
       </w:pPr>
     </w:lvl>
   </w:abstractNum>
-  <w:abstractNum w:abstractNumId="38" w15:restartNumberingAfterBreak="0">
+  <w:abstractNum w:abstractNumId="40" w15:restartNumberingAfterBreak="0">
     <w:nsid w:val="167E14A0"/>
     <w:multiLevelType w:val="multilevel"/>
     <w:tmpl w:val="FF60B358"/>
@@ -41448,7 +43385,7 @@
       </w:rPr>
     </w:lvl>
   </w:abstractNum>
-  <w:abstractNum w:abstractNumId="39" w15:restartNumberingAfterBreak="0">
+  <w:abstractNum w:abstractNumId="41" w15:restartNumberingAfterBreak="0">
     <w:nsid w:val="16C11113"/>
     <w:multiLevelType w:val="multilevel"/>
     <w:tmpl w:val="90BAB4AE"/>
@@ -41597,7 +43534,120 @@
       </w:rPr>
     </w:lvl>
   </w:abstractNum>
-  <w:abstractNum w:abstractNumId="40" w15:restartNumberingAfterBreak="0">
+  <w:abstractNum w:abstractNumId="42" w15:restartNumberingAfterBreak="0">
+    <w:nsid w:val="183F5029"/>
+    <w:multiLevelType w:val="multilevel"/>
+    <w:tmpl w:val="EBF24376"/>
+    <w:lvl w:ilvl="0">
+      <w:start w:val="1"/>
+      <w:numFmt w:val="decimal"/>
+      <w:lvlText w:val="%1."/>
+      <w:lvlJc w:val="left"/>
+      <w:pPr>
+        <w:tabs>
+          <w:tab w:val="num" w:pos="720"/>
+        </w:tabs>
+        <w:ind w:left="720" w:hanging="360"/>
+      </w:pPr>
+    </w:lvl>
+    <w:lvl w:ilvl="1" w:tentative="1">
+      <w:start w:val="1"/>
+      <w:numFmt w:val="decimal"/>
+      <w:lvlText w:val="%2."/>
+      <w:lvlJc w:val="left"/>
+      <w:pPr>
+        <w:tabs>
+          <w:tab w:val="num" w:pos="1440"/>
+        </w:tabs>
+        <w:ind w:left="1440" w:hanging="360"/>
+      </w:pPr>
+    </w:lvl>
+    <w:lvl w:ilvl="2" w:tentative="1">
+      <w:start w:val="1"/>
+      <w:numFmt w:val="decimal"/>
+      <w:lvlText w:val="%3."/>
+      <w:lvlJc w:val="left"/>
+      <w:pPr>
+        <w:tabs>
+          <w:tab w:val="num" w:pos="2160"/>
+        </w:tabs>
+        <w:ind w:left="2160" w:hanging="360"/>
+      </w:pPr>
+    </w:lvl>
+    <w:lvl w:ilvl="3" w:tentative="1">
+      <w:start w:val="1"/>
+      <w:numFmt w:val="decimal"/>
+      <w:lvlText w:val="%4."/>
+      <w:lvlJc w:val="left"/>
+      <w:pPr>
+        <w:tabs>
+          <w:tab w:val="num" w:pos="2880"/>
+        </w:tabs>
+        <w:ind w:left="2880" w:hanging="360"/>
+      </w:pPr>
+    </w:lvl>
+    <w:lvl w:ilvl="4" w:tentative="1">
+      <w:start w:val="1"/>
+      <w:numFmt w:val="decimal"/>
+      <w:lvlText w:val="%5."/>
+      <w:lvlJc w:val="left"/>
+      <w:pPr>
+        <w:tabs>
+          <w:tab w:val="num" w:pos="3600"/>
+        </w:tabs>
+        <w:ind w:left="3600" w:hanging="360"/>
+      </w:pPr>
+    </w:lvl>
+    <w:lvl w:ilvl="5" w:tentative="1">
+      <w:start w:val="1"/>
+      <w:numFmt w:val="decimal"/>
+      <w:lvlText w:val="%6."/>
+      <w:lvlJc w:val="left"/>
+      <w:pPr>
+        <w:tabs>
+          <w:tab w:val="num" w:pos="4320"/>
+        </w:tabs>
+        <w:ind w:left="4320" w:hanging="360"/>
+      </w:pPr>
+    </w:lvl>
+    <w:lvl w:ilvl="6" w:tentative="1">
+      <w:start w:val="1"/>
+      <w:numFmt w:val="decimal"/>
+      <w:lvlText w:val="%7."/>
+      <w:lvlJc w:val="left"/>
+      <w:pPr>
+        <w:tabs>
+          <w:tab w:val="num" w:pos="5040"/>
+        </w:tabs>
+        <w:ind w:left="5040" w:hanging="360"/>
+      </w:pPr>
+    </w:lvl>
+    <w:lvl w:ilvl="7" w:tentative="1">
+      <w:start w:val="1"/>
+      <w:numFmt w:val="decimal"/>
+      <w:lvlText w:val="%8."/>
+      <w:lvlJc w:val="left"/>
+      <w:pPr>
+        <w:tabs>
+          <w:tab w:val="num" w:pos="5760"/>
+        </w:tabs>
+        <w:ind w:left="5760" w:hanging="360"/>
+      </w:pPr>
+    </w:lvl>
+    <w:lvl w:ilvl="8" w:tentative="1">
+      <w:start w:val="1"/>
+      <w:numFmt w:val="decimal"/>
+      <w:lvlText w:val="%9."/>
+      <w:lvlJc w:val="left"/>
+      <w:pPr>
+        <w:tabs>
+          <w:tab w:val="num" w:pos="6480"/>
+        </w:tabs>
+        <w:ind w:left="6480" w:hanging="360"/>
+      </w:pPr>
+    </w:lvl>
+  </w:abstractNum>
+  <w:abstractNum w:abstractNumId="43" w15:restartNumberingAfterBreak="0">
     <w:nsid w:val="19CE20B7"/>
     <w:multiLevelType w:val="multilevel"/>
     <w:tmpl w:val="8ABCF3D8"/>
@@ -41710,7 +43760,7 @@
       </w:pPr>
     </w:lvl>
   </w:abstractNum>
-  <w:abstractNum w:abstractNumId="41" w15:restartNumberingAfterBreak="0">
+  <w:abstractNum w:abstractNumId="44" w15:restartNumberingAfterBreak="0">
     <w:nsid w:val="19F46408"/>
     <w:multiLevelType w:val="multilevel"/>
     <w:tmpl w:val="9C143B80"/>
@@ -41859,7 +43909,7 @@
       </w:rPr>
     </w:lvl>
   </w:abstractNum>
-  <w:abstractNum w:abstractNumId="42" w15:restartNumberingAfterBreak="0">
+  <w:abstractNum w:abstractNumId="45" w15:restartNumberingAfterBreak="0">
     <w:nsid w:val="1B280510"/>
     <w:multiLevelType w:val="multilevel"/>
     <w:tmpl w:val="C1207C4A"/>
@@ -42008,7 +44058,7 @@
       </w:rPr>
     </w:lvl>
   </w:abstractNum>
-  <w:abstractNum w:abstractNumId="43" w15:restartNumberingAfterBreak="0">
+  <w:abstractNum w:abstractNumId="46" w15:restartNumberingAfterBreak="0">
     <w:nsid w:val="1B594C7B"/>
     <w:multiLevelType w:val="multilevel"/>
     <w:tmpl w:val="83F85BA4"/>
@@ -42125,7 +44175,7 @@
       </w:pPr>
     </w:lvl>
   </w:abstractNum>
-  <w:abstractNum w:abstractNumId="44" w15:restartNumberingAfterBreak="0">
+  <w:abstractNum w:abstractNumId="47" w15:restartNumberingAfterBreak="0">
     <w:nsid w:val="1B8731EA"/>
     <w:multiLevelType w:val="multilevel"/>
     <w:tmpl w:val="4F8AD430"/>
@@ -42274,7 +44324,156 @@
       </w:rPr>
     </w:lvl>
   </w:abstractNum>
-  <w:abstractNum w:abstractNumId="45" w15:restartNumberingAfterBreak="0">
+  <w:abstractNum w:abstractNumId="48" w15:restartNumberingAfterBreak="0">
+    <w:nsid w:val="1C564B0F"/>
+    <w:multiLevelType w:val="multilevel"/>
+    <w:tmpl w:val="70A872CC"/>
+    <w:lvl w:ilvl="0">
+      <w:start w:val="1"/>
+      <w:numFmt w:val="bullet"/>
+      <w:lvlText w:val=""/>
+      <w:lvlJc w:val="left"/>
+      <w:pPr>
+        <w:tabs>
+          <w:tab w:val="num" w:pos="720"/>
+        </w:tabs>
+        <w:ind w:left="720" w:hanging="360"/>
+      </w:pPr>
+      <w:rPr>
+        <w:rFonts w:ascii="Symbol" w:hAnsi="Symbol" w:hint="default"/>
+        <w:sz w:val="20"/>
+      </w:rPr>
+    </w:lvl>
+    <w:lvl w:ilvl="1" w:tentative="1">
+      <w:start w:val="1"/>
+      <w:numFmt w:val="bullet"/>
+      <w:lvlText w:val="o"/>
+      <w:lvlJc w:val="left"/>
+      <w:pPr>
+        <w:tabs>
+          <w:tab w:val="num" w:pos="1440"/>
+        </w:tabs>
+        <w:ind w:left="1440" w:hanging="360"/>
+      </w:pPr>
+      <w:rPr>
+        <w:rFonts w:ascii="Courier New" w:hAnsi="Courier New" w:hint="default"/>
+        <w:sz w:val="20"/>
+      </w:rPr>
+    </w:lvl>
+    <w:lvl w:ilvl="2" w:tentative="1">
+      <w:start w:val="1"/>
+      <w:numFmt w:val="bullet"/>
+      <w:lvlText w:val=""/>
+      <w:lvlJc w:val="left"/>
+      <w:pPr>
+        <w:tabs>
+          <w:tab w:val="num" w:pos="2160"/>
+        </w:tabs>
+        <w:ind w:left="2160" w:hanging="360"/>
+      </w:pPr>
+      <w:rPr>
+        <w:rFonts w:ascii="Wingdings" w:hAnsi="Wingdings" w:hint="default"/>
+        <w:sz w:val="20"/>
+      </w:rPr>
+    </w:lvl>
+    <w:lvl w:ilvl="3" w:tentative="1">
+      <w:start w:val="1"/>
+      <w:numFmt w:val="bullet"/>
+      <w:lvlText w:val=""/>
+      <w:lvlJc w:val="left"/>
+      <w:pPr>
+        <w:tabs>
+          <w:tab w:val="num" w:pos="2880"/>
+        </w:tabs>
+        <w:ind w:left="2880" w:hanging="360"/>
+      </w:pPr>
+      <w:rPr>
+        <w:rFonts w:ascii="Wingdings" w:hAnsi="Wingdings" w:hint="default"/>
+        <w:sz w:val="20"/>
+      </w:rPr>
+    </w:lvl>
+    <w:lvl w:ilvl="4" w:tentative="1">
+      <w:start w:val="1"/>
+      <w:numFmt w:val="bullet"/>
+      <w:lvlText w:val=""/>
+      <w:lvlJc w:val="left"/>
+      <w:pPr>
+        <w:tabs>
+          <w:tab w:val="num" w:pos="3600"/>
+        </w:tabs>
+        <w:ind w:left="3600" w:hanging="360"/>
+      </w:pPr>
+      <w:rPr>
+        <w:rFonts w:ascii="Wingdings" w:hAnsi="Wingdings" w:hint="default"/>
+        <w:sz w:val="20"/>
+      </w:rPr>
+    </w:lvl>
+    <w:lvl w:ilvl="5" w:tentative="1">
+      <w:start w:val="1"/>
+      <w:numFmt w:val="bullet"/>
+      <w:lvlText w:val=""/>
+      <w:lvlJc w:val="left"/>
+      <w:pPr>
+        <w:tabs>
+          <w:tab w:val="num" w:pos="4320"/>
+        </w:tabs>
+        <w:ind w:left="4320" w:hanging="360"/>
+      </w:pPr>
+      <w:rPr>
+        <w:rFonts w:ascii="Wingdings" w:hAnsi="Wingdings" w:hint="default"/>
+        <w:sz w:val="20"/>
+      </w:rPr>
+    </w:lvl>
+    <w:lvl w:ilvl="6" w:tentative="1">
+      <w:start w:val="1"/>
+      <w:numFmt w:val="bullet"/>
+      <w:lvlText w:val=""/>
+      <w:lvlJc w:val="left"/>
+      <w:pPr>
+        <w:tabs>
+          <w:tab w:val="num" w:pos="5040"/>
+        </w:tabs>
+        <w:ind w:left="5040" w:hanging="360"/>
+      </w:pPr>
+      <w:rPr>
+        <w:rFonts w:ascii="Wingdings" w:hAnsi="Wingdings" w:hint="default"/>
+        <w:sz w:val="20"/>
+      </w:rPr>
+    </w:lvl>
+    <w:lvl w:ilvl="7" w:tentative="1">
+      <w:start w:val="1"/>
+      <w:numFmt w:val="bullet"/>
+      <w:lvlText w:val=""/>
+      <w:lvlJc w:val="left"/>
+      <w:pPr>
+        <w:tabs>
+          <w:tab w:val="num" w:pos="5760"/>
+        </w:tabs>
+        <w:ind w:left="5760" w:hanging="360"/>
+      </w:pPr>
+      <w:rPr>
+        <w:rFonts w:ascii="Wingdings" w:hAnsi="Wingdings" w:hint="default"/>
+        <w:sz w:val="20"/>
+      </w:rPr>
+    </w:lvl>
+    <w:lvl w:ilvl="8" w:tentative="1">
+      <w:start w:val="1"/>
+      <w:numFmt w:val="bullet"/>
+      <w:lvlText w:val=""/>
+      <w:lvlJc w:val="left"/>
+      <w:pPr>
+        <w:tabs>
+          <w:tab w:val="num" w:pos="6480"/>
+        </w:tabs>
+        <w:ind w:left="6480" w:hanging="360"/>
+      </w:pPr>
+      <w:rPr>
+        <w:rFonts w:ascii="Wingdings" w:hAnsi="Wingdings" w:hint="default"/>
+        <w:sz w:val="20"/>
+      </w:rPr>
+    </w:lvl>
+  </w:abstractNum>
+  <w:abstractNum w:abstractNumId="49" w15:restartNumberingAfterBreak="0">
     <w:nsid w:val="1C8C63E0"/>
     <w:multiLevelType w:val="multilevel"/>
     <w:tmpl w:val="8500B218"/>
@@ -42423,7 +44622,7 @@
       </w:rPr>
     </w:lvl>
   </w:abstractNum>
-  <w:abstractNum w:abstractNumId="46" w15:restartNumberingAfterBreak="0">
+  <w:abstractNum w:abstractNumId="50" w15:restartNumberingAfterBreak="0">
     <w:nsid w:val="1D8D5D09"/>
     <w:multiLevelType w:val="multilevel"/>
     <w:tmpl w:val="FEB85E82"/>
@@ -42572,7 +44771,7 @@
       </w:rPr>
     </w:lvl>
   </w:abstractNum>
-  <w:abstractNum w:abstractNumId="47" w15:restartNumberingAfterBreak="0">
+  <w:abstractNum w:abstractNumId="51" w15:restartNumberingAfterBreak="0">
     <w:nsid w:val="1EA006A9"/>
     <w:multiLevelType w:val="multilevel"/>
     <w:tmpl w:val="4E0A63D4"/>
@@ -42685,7 +44884,7 @@
       </w:pPr>
     </w:lvl>
   </w:abstractNum>
-  <w:abstractNum w:abstractNumId="48" w15:restartNumberingAfterBreak="0">
+  <w:abstractNum w:abstractNumId="52" w15:restartNumberingAfterBreak="0">
     <w:nsid w:val="1EA60CFF"/>
     <w:multiLevelType w:val="multilevel"/>
     <w:tmpl w:val="A394F488"/>
@@ -42834,7 +45033,7 @@
       </w:rPr>
     </w:lvl>
   </w:abstractNum>
-  <w:abstractNum w:abstractNumId="49" w15:restartNumberingAfterBreak="0">
+  <w:abstractNum w:abstractNumId="53" w15:restartNumberingAfterBreak="0">
     <w:nsid w:val="1EDD47FB"/>
     <w:multiLevelType w:val="multilevel"/>
     <w:tmpl w:val="6136D4C4"/>
@@ -42983,7 +45182,7 @@
       </w:rPr>
     </w:lvl>
   </w:abstractNum>
-  <w:abstractNum w:abstractNumId="50" w15:restartNumberingAfterBreak="0">
+  <w:abstractNum w:abstractNumId="54" w15:restartNumberingAfterBreak="0">
     <w:nsid w:val="1F71710A"/>
     <w:multiLevelType w:val="multilevel"/>
     <w:tmpl w:val="BB80A21C"/>
@@ -43132,7 +45331,7 @@
       </w:rPr>
     </w:lvl>
   </w:abstractNum>
-  <w:abstractNum w:abstractNumId="51" w15:restartNumberingAfterBreak="0">
+  <w:abstractNum w:abstractNumId="55" w15:restartNumberingAfterBreak="0">
     <w:nsid w:val="1FA402E2"/>
     <w:multiLevelType w:val="multilevel"/>
     <w:tmpl w:val="946697E4"/>
@@ -43281,7 +45480,7 @@
       </w:rPr>
     </w:lvl>
   </w:abstractNum>
-  <w:abstractNum w:abstractNumId="52" w15:restartNumberingAfterBreak="0">
+  <w:abstractNum w:abstractNumId="56" w15:restartNumberingAfterBreak="0">
     <w:nsid w:val="220269B9"/>
     <w:multiLevelType w:val="multilevel"/>
     <w:tmpl w:val="3F200074"/>
@@ -43430,7 +45629,7 @@
       </w:rPr>
     </w:lvl>
   </w:abstractNum>
-  <w:abstractNum w:abstractNumId="53" w15:restartNumberingAfterBreak="0">
+  <w:abstractNum w:abstractNumId="57" w15:restartNumberingAfterBreak="0">
     <w:nsid w:val="229268FA"/>
     <w:multiLevelType w:val="multilevel"/>
     <w:tmpl w:val="3E5CE036"/>
@@ -43579,7 +45778,7 @@
       </w:rPr>
     </w:lvl>
   </w:abstractNum>
-  <w:abstractNum w:abstractNumId="54" w15:restartNumberingAfterBreak="0">
+  <w:abstractNum w:abstractNumId="58" w15:restartNumberingAfterBreak="0">
     <w:nsid w:val="230C42E2"/>
     <w:multiLevelType w:val="multilevel"/>
     <w:tmpl w:val="2488EC4E"/>
@@ -43728,7 +45927,7 @@
       </w:rPr>
     </w:lvl>
   </w:abstractNum>
-  <w:abstractNum w:abstractNumId="55" w15:restartNumberingAfterBreak="0">
+  <w:abstractNum w:abstractNumId="59" w15:restartNumberingAfterBreak="0">
     <w:nsid w:val="23150B90"/>
     <w:multiLevelType w:val="multilevel"/>
     <w:tmpl w:val="6728044A"/>
@@ -43877,7 +46076,7 @@
       </w:rPr>
     </w:lvl>
   </w:abstractNum>
-  <w:abstractNum w:abstractNumId="56" w15:restartNumberingAfterBreak="0">
+  <w:abstractNum w:abstractNumId="60" w15:restartNumberingAfterBreak="0">
     <w:nsid w:val="241A3DFC"/>
     <w:multiLevelType w:val="multilevel"/>
     <w:tmpl w:val="7E562790"/>
@@ -44026,7 +46225,7 @@
       </w:rPr>
     </w:lvl>
   </w:abstractNum>
-  <w:abstractNum w:abstractNumId="57" w15:restartNumberingAfterBreak="0">
+  <w:abstractNum w:abstractNumId="61" w15:restartNumberingAfterBreak="0">
     <w:nsid w:val="26106C50"/>
     <w:multiLevelType w:val="multilevel"/>
     <w:tmpl w:val="D9869F06"/>
@@ -44139,7 +46338,7 @@
       </w:pPr>
     </w:lvl>
   </w:abstractNum>
-  <w:abstractNum w:abstractNumId="58" w15:restartNumberingAfterBreak="0">
+  <w:abstractNum w:abstractNumId="62" w15:restartNumberingAfterBreak="0">
     <w:nsid w:val="264D0768"/>
     <w:multiLevelType w:val="multilevel"/>
     <w:tmpl w:val="9B4C3108"/>
@@ -44288,7 +46487,7 @@
       </w:rPr>
     </w:lvl>
   </w:abstractNum>
-  <w:abstractNum w:abstractNumId="59" w15:restartNumberingAfterBreak="0">
+  <w:abstractNum w:abstractNumId="63" w15:restartNumberingAfterBreak="0">
     <w:nsid w:val="26A66240"/>
     <w:multiLevelType w:val="multilevel"/>
     <w:tmpl w:val="1F685B92"/>
@@ -44401,7 +46600,7 @@
       </w:pPr>
     </w:lvl>
   </w:abstractNum>
-  <w:abstractNum w:abstractNumId="60" w15:restartNumberingAfterBreak="0">
+  <w:abstractNum w:abstractNumId="64" w15:restartNumberingAfterBreak="0">
     <w:nsid w:val="27617AC1"/>
     <w:multiLevelType w:val="multilevel"/>
     <w:tmpl w:val="19E8531C"/>
@@ -44514,7 +46713,7 @@
       </w:pPr>
     </w:lvl>
   </w:abstractNum>
-  <w:abstractNum w:abstractNumId="61" w15:restartNumberingAfterBreak="0">
+  <w:abstractNum w:abstractNumId="65" w15:restartNumberingAfterBreak="0">
     <w:nsid w:val="27756804"/>
     <w:multiLevelType w:val="multilevel"/>
     <w:tmpl w:val="70F4E062"/>
@@ -44627,7 +46826,7 @@
       </w:pPr>
     </w:lvl>
   </w:abstractNum>
-  <w:abstractNum w:abstractNumId="62" w15:restartNumberingAfterBreak="0">
+  <w:abstractNum w:abstractNumId="66" w15:restartNumberingAfterBreak="0">
     <w:nsid w:val="27AB77ED"/>
     <w:multiLevelType w:val="multilevel"/>
     <w:tmpl w:val="24449CF6"/>
@@ -44776,7 +46975,7 @@
       </w:rPr>
     </w:lvl>
   </w:abstractNum>
-  <w:abstractNum w:abstractNumId="63" w15:restartNumberingAfterBreak="0">
+  <w:abstractNum w:abstractNumId="67" w15:restartNumberingAfterBreak="0">
     <w:nsid w:val="27ED6DBF"/>
     <w:multiLevelType w:val="multilevel"/>
     <w:tmpl w:val="18D03104"/>
@@ -44889,7 +47088,7 @@
       </w:pPr>
     </w:lvl>
   </w:abstractNum>
-  <w:abstractNum w:abstractNumId="64" w15:restartNumberingAfterBreak="0">
+  <w:abstractNum w:abstractNumId="68" w15:restartNumberingAfterBreak="0">
     <w:nsid w:val="28B43772"/>
     <w:multiLevelType w:val="multilevel"/>
     <w:tmpl w:val="BEF416F0"/>
@@ -45038,7 +47237,7 @@
       </w:rPr>
     </w:lvl>
   </w:abstractNum>
-  <w:abstractNum w:abstractNumId="65" w15:restartNumberingAfterBreak="0">
+  <w:abstractNum w:abstractNumId="69" w15:restartNumberingAfterBreak="0">
     <w:nsid w:val="28E45D8D"/>
     <w:multiLevelType w:val="multilevel"/>
     <w:tmpl w:val="6316DD0A"/>
@@ -45187,7 +47386,7 @@
       </w:rPr>
     </w:lvl>
   </w:abstractNum>
-  <w:abstractNum w:abstractNumId="66" w15:restartNumberingAfterBreak="0">
+  <w:abstractNum w:abstractNumId="70" w15:restartNumberingAfterBreak="0">
     <w:nsid w:val="296E1E43"/>
     <w:multiLevelType w:val="multilevel"/>
     <w:tmpl w:val="46720748"/>
@@ -45336,7 +47535,7 @@
       </w:rPr>
     </w:lvl>
   </w:abstractNum>
-  <w:abstractNum w:abstractNumId="67" w15:restartNumberingAfterBreak="0">
+  <w:abstractNum w:abstractNumId="71" w15:restartNumberingAfterBreak="0">
     <w:nsid w:val="2B8B3648"/>
     <w:multiLevelType w:val="multilevel"/>
     <w:tmpl w:val="53E854CC"/>
@@ -45449,7 +47648,7 @@
       </w:pPr>
     </w:lvl>
   </w:abstractNum>
-  <w:abstractNum w:abstractNumId="68" w15:restartNumberingAfterBreak="0">
+  <w:abstractNum w:abstractNumId="72" w15:restartNumberingAfterBreak="0">
     <w:nsid w:val="2CA877AA"/>
     <w:multiLevelType w:val="multilevel"/>
     <w:tmpl w:val="00B8F202"/>
@@ -45598,7 +47797,7 @@
       </w:rPr>
     </w:lvl>
   </w:abstractNum>
-  <w:abstractNum w:abstractNumId="69" w15:restartNumberingAfterBreak="0">
+  <w:abstractNum w:abstractNumId="73" w15:restartNumberingAfterBreak="0">
     <w:nsid w:val="2CB31817"/>
     <w:multiLevelType w:val="multilevel"/>
     <w:tmpl w:val="A9B61E20"/>
@@ -45747,7 +47946,7 @@
       </w:rPr>
     </w:lvl>
   </w:abstractNum>
-  <w:abstractNum w:abstractNumId="70" w15:restartNumberingAfterBreak="0">
+  <w:abstractNum w:abstractNumId="74" w15:restartNumberingAfterBreak="0">
     <w:nsid w:val="2D857F7B"/>
     <w:multiLevelType w:val="multilevel"/>
     <w:tmpl w:val="D630A908"/>
@@ -45864,7 +48063,7 @@
       </w:pPr>
     </w:lvl>
   </w:abstractNum>
-  <w:abstractNum w:abstractNumId="71" w15:restartNumberingAfterBreak="0">
+  <w:abstractNum w:abstractNumId="75" w15:restartNumberingAfterBreak="0">
     <w:nsid w:val="2DBA7E17"/>
     <w:multiLevelType w:val="multilevel"/>
     <w:tmpl w:val="1ED065C2"/>
@@ -46013,7 +48212,7 @@
       </w:rPr>
     </w:lvl>
   </w:abstractNum>
-  <w:abstractNum w:abstractNumId="72" w15:restartNumberingAfterBreak="0">
+  <w:abstractNum w:abstractNumId="76" w15:restartNumberingAfterBreak="0">
     <w:nsid w:val="2EC462EA"/>
     <w:multiLevelType w:val="multilevel"/>
     <w:tmpl w:val="D2489EBC"/>
@@ -46162,7 +48361,7 @@
       </w:rPr>
     </w:lvl>
   </w:abstractNum>
-  <w:abstractNum w:abstractNumId="73" w15:restartNumberingAfterBreak="0">
+  <w:abstractNum w:abstractNumId="77" w15:restartNumberingAfterBreak="0">
     <w:nsid w:val="2EE1187F"/>
     <w:multiLevelType w:val="multilevel"/>
     <w:tmpl w:val="00C4A594"/>
@@ -46275,7 +48474,156 @@
       </w:pPr>
     </w:lvl>
   </w:abstractNum>
-  <w:abstractNum w:abstractNumId="74" w15:restartNumberingAfterBreak="0">
+  <w:abstractNum w:abstractNumId="78" w15:restartNumberingAfterBreak="0">
+    <w:nsid w:val="2FBA3F71"/>
+    <w:multiLevelType w:val="multilevel"/>
+    <w:tmpl w:val="2700776C"/>
+    <w:lvl w:ilvl="0">
+      <w:start w:val="1"/>
+      <w:numFmt w:val="bullet"/>
+      <w:lvlText w:val=""/>
+      <w:lvlJc w:val="left"/>
+      <w:pPr>
+        <w:tabs>
+          <w:tab w:val="num" w:pos="720"/>
+        </w:tabs>
+        <w:ind w:left="720" w:hanging="360"/>
+      </w:pPr>
+      <w:rPr>
+        <w:rFonts w:ascii="Symbol" w:hAnsi="Symbol" w:hint="default"/>
+        <w:sz w:val="20"/>
+      </w:rPr>
+    </w:lvl>
+    <w:lvl w:ilvl="1" w:tentative="1">
+      <w:start w:val="1"/>
+      <w:numFmt w:val="bullet"/>
+      <w:lvlText w:val="o"/>
+      <w:lvlJc w:val="left"/>
+      <w:pPr>
+        <w:tabs>
+          <w:tab w:val="num" w:pos="1440"/>
+        </w:tabs>
+        <w:ind w:left="1440" w:hanging="360"/>
+      </w:pPr>
+      <w:rPr>
+        <w:rFonts w:ascii="Courier New" w:hAnsi="Courier New" w:hint="default"/>
+        <w:sz w:val="20"/>
+      </w:rPr>
+    </w:lvl>
+    <w:lvl w:ilvl="2" w:tentative="1">
+      <w:start w:val="1"/>
+      <w:numFmt w:val="bullet"/>
+      <w:lvlText w:val=""/>
+      <w:lvlJc w:val="left"/>
+      <w:pPr>
+        <w:tabs>
+          <w:tab w:val="num" w:pos="2160"/>
+        </w:tabs>
+        <w:ind w:left="2160" w:hanging="360"/>
+      </w:pPr>
+      <w:rPr>
+        <w:rFonts w:ascii="Wingdings" w:hAnsi="Wingdings" w:hint="default"/>
+        <w:sz w:val="20"/>
+      </w:rPr>
+    </w:lvl>
+    <w:lvl w:ilvl="3" w:tentative="1">
+      <w:start w:val="1"/>
+      <w:numFmt w:val="bullet"/>
+      <w:lvlText w:val=""/>
+      <w:lvlJc w:val="left"/>
+      <w:pPr>
+        <w:tabs>
+          <w:tab w:val="num" w:pos="2880"/>
+        </w:tabs>
+        <w:ind w:left="2880" w:hanging="360"/>
+      </w:pPr>
+      <w:rPr>
+        <w:rFonts w:ascii="Wingdings" w:hAnsi="Wingdings" w:hint="default"/>
+        <w:sz w:val="20"/>
+      </w:rPr>
+    </w:lvl>
+    <w:lvl w:ilvl="4" w:tentative="1">
+      <w:start w:val="1"/>
+      <w:numFmt w:val="bullet"/>
+      <w:lvlText w:val=""/>
+      <w:lvlJc w:val="left"/>
+      <w:pPr>
+        <w:tabs>
+          <w:tab w:val="num" w:pos="3600"/>
+        </w:tabs>
+        <w:ind w:left="3600" w:hanging="360"/>
+      </w:pPr>
+      <w:rPr>
+        <w:rFonts w:ascii="Wingdings" w:hAnsi="Wingdings" w:hint="default"/>
+        <w:sz w:val="20"/>
+      </w:rPr>
+    </w:lvl>
+    <w:lvl w:ilvl="5" w:tentative="1">
+      <w:start w:val="1"/>
+      <w:numFmt w:val="bullet"/>
+      <w:lvlText w:val=""/>
+      <w:lvlJc w:val="left"/>
+      <w:pPr>
+        <w:tabs>
+          <w:tab w:val="num" w:pos="4320"/>
+        </w:tabs>
+        <w:ind w:left="4320" w:hanging="360"/>
+      </w:pPr>
+      <w:rPr>
+        <w:rFonts w:ascii="Wingdings" w:hAnsi="Wingdings" w:hint="default"/>
+        <w:sz w:val="20"/>
+      </w:rPr>
+    </w:lvl>
+    <w:lvl w:ilvl="6" w:tentative="1">
+      <w:start w:val="1"/>
+      <w:numFmt w:val="bullet"/>
+      <w:lvlText w:val=""/>
+      <w:lvlJc w:val="left"/>
+      <w:pPr>
+        <w:tabs>
+          <w:tab w:val="num" w:pos="5040"/>
+        </w:tabs>
+        <w:ind w:left="5040" w:hanging="360"/>
+      </w:pPr>
+      <w:rPr>
+        <w:rFonts w:ascii="Wingdings" w:hAnsi="Wingdings" w:hint="default"/>
+        <w:sz w:val="20"/>
+      </w:rPr>
+    </w:lvl>
+    <w:lvl w:ilvl="7" w:tentative="1">
+      <w:start w:val="1"/>
+      <w:numFmt w:val="bullet"/>
+      <w:lvlText w:val=""/>
+      <w:lvlJc w:val="left"/>
+      <w:pPr>
+        <w:tabs>
+          <w:tab w:val="num" w:pos="5760"/>
+        </w:tabs>
+        <w:ind w:left="5760" w:hanging="360"/>
+      </w:pPr>
+      <w:rPr>
+        <w:rFonts w:ascii="Wingdings" w:hAnsi="Wingdings" w:hint="default"/>
+        <w:sz w:val="20"/>
+      </w:rPr>
+    </w:lvl>
+    <w:lvl w:ilvl="8" w:tentative="1">
+      <w:start w:val="1"/>
+      <w:numFmt w:val="bullet"/>
+      <w:lvlText w:val=""/>
+      <w:lvlJc w:val="left"/>
+      <w:pPr>
+        <w:tabs>
+          <w:tab w:val="num" w:pos="6480"/>
+        </w:tabs>
+        <w:ind w:left="6480" w:hanging="360"/>
+      </w:pPr>
+      <w:rPr>
+        <w:rFonts w:ascii="Wingdings" w:hAnsi="Wingdings" w:hint="default"/>
+        <w:sz w:val="20"/>
+      </w:rPr>
+    </w:lvl>
+  </w:abstractNum>
+  <w:abstractNum w:abstractNumId="79" w15:restartNumberingAfterBreak="0">
     <w:nsid w:val="307A6BE6"/>
     <w:multiLevelType w:val="multilevel"/>
     <w:tmpl w:val="5B4289F2"/>
@@ -46424,7 +48772,7 @@
       </w:rPr>
     </w:lvl>
   </w:abstractNum>
-  <w:abstractNum w:abstractNumId="75" w15:restartNumberingAfterBreak="0">
+  <w:abstractNum w:abstractNumId="80" w15:restartNumberingAfterBreak="0">
     <w:nsid w:val="30D47AE3"/>
     <w:multiLevelType w:val="multilevel"/>
     <w:tmpl w:val="3ED858D8"/>
@@ -46573,7 +48921,7 @@
       </w:rPr>
     </w:lvl>
   </w:abstractNum>
-  <w:abstractNum w:abstractNumId="76" w15:restartNumberingAfterBreak="0">
+  <w:abstractNum w:abstractNumId="81" w15:restartNumberingAfterBreak="0">
     <w:nsid w:val="31FA7A97"/>
     <w:multiLevelType w:val="multilevel"/>
     <w:tmpl w:val="7FC07B0E"/>
@@ -46722,7 +49070,7 @@
       </w:rPr>
     </w:lvl>
   </w:abstractNum>
-  <w:abstractNum w:abstractNumId="77" w15:restartNumberingAfterBreak="0">
+  <w:abstractNum w:abstractNumId="82" w15:restartNumberingAfterBreak="0">
     <w:nsid w:val="33E34EDE"/>
     <w:multiLevelType w:val="multilevel"/>
     <w:tmpl w:val="9DB23E36"/>
@@ -46835,7 +49183,7 @@
       </w:pPr>
     </w:lvl>
   </w:abstractNum>
-  <w:abstractNum w:abstractNumId="78" w15:restartNumberingAfterBreak="0">
+  <w:abstractNum w:abstractNumId="83" w15:restartNumberingAfterBreak="0">
     <w:nsid w:val="342656C4"/>
     <w:multiLevelType w:val="multilevel"/>
     <w:tmpl w:val="A5984552"/>
@@ -46984,7 +49332,7 @@
       </w:rPr>
     </w:lvl>
   </w:abstractNum>
-  <w:abstractNum w:abstractNumId="79" w15:restartNumberingAfterBreak="0">
+  <w:abstractNum w:abstractNumId="84" w15:restartNumberingAfterBreak="0">
     <w:nsid w:val="356220D0"/>
     <w:multiLevelType w:val="multilevel"/>
     <w:tmpl w:val="E964384A"/>
@@ -47133,7 +49481,7 @@
       </w:rPr>
     </w:lvl>
   </w:abstractNum>
-  <w:abstractNum w:abstractNumId="80" w15:restartNumberingAfterBreak="0">
+  <w:abstractNum w:abstractNumId="85" w15:restartNumberingAfterBreak="0">
     <w:nsid w:val="36DF5991"/>
     <w:multiLevelType w:val="multilevel"/>
     <w:tmpl w:val="8F10E3FC"/>
@@ -47282,7 +49630,7 @@
       </w:rPr>
     </w:lvl>
   </w:abstractNum>
-  <w:abstractNum w:abstractNumId="81" w15:restartNumberingAfterBreak="0">
+  <w:abstractNum w:abstractNumId="86" w15:restartNumberingAfterBreak="0">
     <w:nsid w:val="37601017"/>
     <w:multiLevelType w:val="multilevel"/>
     <w:tmpl w:val="FC0E30F2"/>
@@ -47431,7 +49779,7 @@
       </w:rPr>
     </w:lvl>
   </w:abstractNum>
-  <w:abstractNum w:abstractNumId="82" w15:restartNumberingAfterBreak="0">
+  <w:abstractNum w:abstractNumId="87" w15:restartNumberingAfterBreak="0">
     <w:nsid w:val="37BE42B1"/>
     <w:multiLevelType w:val="multilevel"/>
     <w:tmpl w:val="985A49DA"/>
@@ -47580,7 +49928,7 @@
       </w:rPr>
     </w:lvl>
   </w:abstractNum>
-  <w:abstractNum w:abstractNumId="83" w15:restartNumberingAfterBreak="0">
+  <w:abstractNum w:abstractNumId="88" w15:restartNumberingAfterBreak="0">
     <w:nsid w:val="384C78CB"/>
     <w:multiLevelType w:val="multilevel"/>
     <w:tmpl w:val="C2D4CBF8"/>
@@ -47671,7 +50019,7 @@
       </w:pPr>
     </w:lvl>
   </w:abstractNum>
-  <w:abstractNum w:abstractNumId="84" w15:restartNumberingAfterBreak="0">
+  <w:abstractNum w:abstractNumId="89" w15:restartNumberingAfterBreak="0">
     <w:nsid w:val="38EF5545"/>
     <w:multiLevelType w:val="multilevel"/>
     <w:tmpl w:val="FC6C4CC4"/>
@@ -47820,7 +50168,7 @@
       </w:rPr>
     </w:lvl>
   </w:abstractNum>
-  <w:abstractNum w:abstractNumId="85" w15:restartNumberingAfterBreak="0">
+  <w:abstractNum w:abstractNumId="90" w15:restartNumberingAfterBreak="0">
     <w:nsid w:val="39C5052E"/>
     <w:multiLevelType w:val="multilevel"/>
     <w:tmpl w:val="E304B388"/>
@@ -47969,7 +50317,7 @@
       </w:rPr>
     </w:lvl>
   </w:abstractNum>
-  <w:abstractNum w:abstractNumId="86" w15:restartNumberingAfterBreak="0">
+  <w:abstractNum w:abstractNumId="91" w15:restartNumberingAfterBreak="0">
     <w:nsid w:val="39C91F07"/>
     <w:multiLevelType w:val="multilevel"/>
     <w:tmpl w:val="2B6C348C"/>
@@ -48082,7 +50430,7 @@
       </w:pPr>
     </w:lvl>
   </w:abstractNum>
-  <w:abstractNum w:abstractNumId="87" w15:restartNumberingAfterBreak="0">
+  <w:abstractNum w:abstractNumId="92" w15:restartNumberingAfterBreak="0">
     <w:nsid w:val="39E8438B"/>
     <w:multiLevelType w:val="multilevel"/>
     <w:tmpl w:val="BB868B66"/>
@@ -48231,7 +50579,7 @@
       </w:rPr>
     </w:lvl>
   </w:abstractNum>
-  <w:abstractNum w:abstractNumId="88" w15:restartNumberingAfterBreak="0">
+  <w:abstractNum w:abstractNumId="93" w15:restartNumberingAfterBreak="0">
     <w:nsid w:val="3B770450"/>
     <w:multiLevelType w:val="multilevel"/>
     <w:tmpl w:val="47027DC2"/>
@@ -48380,7 +50728,7 @@
       </w:rPr>
     </w:lvl>
   </w:abstractNum>
-  <w:abstractNum w:abstractNumId="89" w15:restartNumberingAfterBreak="0">
+  <w:abstractNum w:abstractNumId="94" w15:restartNumberingAfterBreak="0">
     <w:nsid w:val="3BDE6E91"/>
     <w:multiLevelType w:val="multilevel"/>
     <w:tmpl w:val="10E0BAE2"/>
@@ -48529,7 +50877,7 @@
       </w:rPr>
     </w:lvl>
   </w:abstractNum>
-  <w:abstractNum w:abstractNumId="90" w15:restartNumberingAfterBreak="0">
+  <w:abstractNum w:abstractNumId="95" w15:restartNumberingAfterBreak="0">
     <w:nsid w:val="3F6A02F7"/>
     <w:multiLevelType w:val="multilevel"/>
     <w:tmpl w:val="C2304EA2"/>
@@ -48642,7 +50990,7 @@
       </w:pPr>
     </w:lvl>
   </w:abstractNum>
-  <w:abstractNum w:abstractNumId="91" w15:restartNumberingAfterBreak="0">
+  <w:abstractNum w:abstractNumId="96" w15:restartNumberingAfterBreak="0">
     <w:nsid w:val="3FB41684"/>
     <w:multiLevelType w:val="multilevel"/>
     <w:tmpl w:val="F6BE9DA2"/>
@@ -48755,7 +51103,7 @@
       </w:pPr>
     </w:lvl>
   </w:abstractNum>
-  <w:abstractNum w:abstractNumId="92" w15:restartNumberingAfterBreak="0">
+  <w:abstractNum w:abstractNumId="97" w15:restartNumberingAfterBreak="0">
     <w:nsid w:val="3FC0687B"/>
     <w:multiLevelType w:val="multilevel"/>
     <w:tmpl w:val="1A1C2E80"/>
@@ -48868,7 +51216,7 @@
       </w:pPr>
     </w:lvl>
   </w:abstractNum>
-  <w:abstractNum w:abstractNumId="93" w15:restartNumberingAfterBreak="0">
+  <w:abstractNum w:abstractNumId="98" w15:restartNumberingAfterBreak="0">
     <w:nsid w:val="403E469C"/>
     <w:multiLevelType w:val="multilevel"/>
     <w:tmpl w:val="3638609A"/>
@@ -49017,7 +51365,7 @@
       </w:rPr>
     </w:lvl>
   </w:abstractNum>
-  <w:abstractNum w:abstractNumId="94" w15:restartNumberingAfterBreak="0">
+  <w:abstractNum w:abstractNumId="99" w15:restartNumberingAfterBreak="0">
     <w:nsid w:val="408451F9"/>
     <w:multiLevelType w:val="multilevel"/>
     <w:tmpl w:val="0C3CB1E4"/>
@@ -49166,7 +51514,7 @@
       </w:rPr>
     </w:lvl>
   </w:abstractNum>
-  <w:abstractNum w:abstractNumId="95" w15:restartNumberingAfterBreak="0">
+  <w:abstractNum w:abstractNumId="100" w15:restartNumberingAfterBreak="0">
     <w:nsid w:val="40D029F2"/>
     <w:multiLevelType w:val="multilevel"/>
     <w:tmpl w:val="BE52F9DA"/>
@@ -49315,7 +51663,7 @@
       </w:rPr>
     </w:lvl>
   </w:abstractNum>
-  <w:abstractNum w:abstractNumId="96" w15:restartNumberingAfterBreak="0">
+  <w:abstractNum w:abstractNumId="101" w15:restartNumberingAfterBreak="0">
     <w:nsid w:val="40E12CDA"/>
     <w:multiLevelType w:val="multilevel"/>
     <w:tmpl w:val="E2509CAE"/>
@@ -49464,7 +51812,7 @@
       </w:rPr>
     </w:lvl>
   </w:abstractNum>
-  <w:abstractNum w:abstractNumId="97" w15:restartNumberingAfterBreak="0">
+  <w:abstractNum w:abstractNumId="102" w15:restartNumberingAfterBreak="0">
     <w:nsid w:val="41157651"/>
     <w:multiLevelType w:val="multilevel"/>
     <w:tmpl w:val="9E1E834C"/>
@@ -49613,7 +51961,7 @@
       </w:rPr>
     </w:lvl>
   </w:abstractNum>
-  <w:abstractNum w:abstractNumId="98" w15:restartNumberingAfterBreak="0">
+  <w:abstractNum w:abstractNumId="103" w15:restartNumberingAfterBreak="0">
     <w:nsid w:val="41A80388"/>
     <w:multiLevelType w:val="multilevel"/>
     <w:tmpl w:val="4A24C50C"/>
@@ -49762,7 +52110,7 @@
       </w:rPr>
     </w:lvl>
   </w:abstractNum>
-  <w:abstractNum w:abstractNumId="99" w15:restartNumberingAfterBreak="0">
+  <w:abstractNum w:abstractNumId="104" w15:restartNumberingAfterBreak="0">
     <w:nsid w:val="41BA488D"/>
     <w:multiLevelType w:val="multilevel"/>
     <w:tmpl w:val="4260AB64"/>
@@ -49848,7 +52196,7 @@
       </w:pPr>
     </w:lvl>
   </w:abstractNum>
-  <w:abstractNum w:abstractNumId="100" w15:restartNumberingAfterBreak="0">
+  <w:abstractNum w:abstractNumId="105" w15:restartNumberingAfterBreak="0">
     <w:nsid w:val="421C790A"/>
     <w:multiLevelType w:val="multilevel"/>
     <w:tmpl w:val="8E20F7D8"/>
@@ -49997,7 +52345,156 @@
       </w:rPr>
     </w:lvl>
   </w:abstractNum>
-  <w:abstractNum w:abstractNumId="101" w15:restartNumberingAfterBreak="0">
+  <w:abstractNum w:abstractNumId="106" w15:restartNumberingAfterBreak="0">
+    <w:nsid w:val="43CB7E3B"/>
+    <w:multiLevelType w:val="multilevel"/>
+    <w:tmpl w:val="DB282FCC"/>
+    <w:lvl w:ilvl="0">
+      <w:start w:val="1"/>
+      <w:numFmt w:val="bullet"/>
+      <w:lvlText w:val=""/>
+      <w:lvlJc w:val="left"/>
+      <w:pPr>
+        <w:tabs>
+          <w:tab w:val="num" w:pos="720"/>
+        </w:tabs>
+        <w:ind w:left="720" w:hanging="360"/>
+      </w:pPr>
+      <w:rPr>
+        <w:rFonts w:ascii="Symbol" w:hAnsi="Symbol" w:hint="default"/>
+        <w:sz w:val="20"/>
+      </w:rPr>
+    </w:lvl>
+    <w:lvl w:ilvl="1" w:tentative="1">
+      <w:start w:val="1"/>
+      <w:numFmt w:val="bullet"/>
+      <w:lvlText w:val="o"/>
+      <w:lvlJc w:val="left"/>
+      <w:pPr>
+        <w:tabs>
+          <w:tab w:val="num" w:pos="1440"/>
+        </w:tabs>
+        <w:ind w:left="1440" w:hanging="360"/>
+      </w:pPr>
+      <w:rPr>
+        <w:rFonts w:ascii="Courier New" w:hAnsi="Courier New" w:hint="default"/>
+        <w:sz w:val="20"/>
+      </w:rPr>
+    </w:lvl>
+    <w:lvl w:ilvl="2" w:tentative="1">
+      <w:start w:val="1"/>
+      <w:numFmt w:val="bullet"/>
+      <w:lvlText w:val=""/>
+      <w:lvlJc w:val="left"/>
+      <w:pPr>
+        <w:tabs>
+          <w:tab w:val="num" w:pos="2160"/>
+        </w:tabs>
+        <w:ind w:left="2160" w:hanging="360"/>
+      </w:pPr>
+      <w:rPr>
+        <w:rFonts w:ascii="Wingdings" w:hAnsi="Wingdings" w:hint="default"/>
+        <w:sz w:val="20"/>
+      </w:rPr>
+    </w:lvl>
+    <w:lvl w:ilvl="3" w:tentative="1">
+      <w:start w:val="1"/>
+      <w:numFmt w:val="bullet"/>
+      <w:lvlText w:val=""/>
+      <w:lvlJc w:val="left"/>
+      <w:pPr>
+        <w:tabs>
+          <w:tab w:val="num" w:pos="2880"/>
+        </w:tabs>
+        <w:ind w:left="2880" w:hanging="360"/>
+      </w:pPr>
+      <w:rPr>
+        <w:rFonts w:ascii="Wingdings" w:hAnsi="Wingdings" w:hint="default"/>
+        <w:sz w:val="20"/>
+      </w:rPr>
+    </w:lvl>
+    <w:lvl w:ilvl="4" w:tentative="1">
+      <w:start w:val="1"/>
+      <w:numFmt w:val="bullet"/>
+      <w:lvlText w:val=""/>
+      <w:lvlJc w:val="left"/>
+      <w:pPr>
+        <w:tabs>
+          <w:tab w:val="num" w:pos="3600"/>
+        </w:tabs>
+        <w:ind w:left="3600" w:hanging="360"/>
+      </w:pPr>
+      <w:rPr>
+        <w:rFonts w:ascii="Wingdings" w:hAnsi="Wingdings" w:hint="default"/>
+        <w:sz w:val="20"/>
+      </w:rPr>
+    </w:lvl>
+    <w:lvl w:ilvl="5" w:tentative="1">
+      <w:start w:val="1"/>
+      <w:numFmt w:val="bullet"/>
+      <w:lvlText w:val=""/>
+      <w:lvlJc w:val="left"/>
+      <w:pPr>
+        <w:tabs>
+          <w:tab w:val="num" w:pos="4320"/>
+        </w:tabs>
+        <w:ind w:left="4320" w:hanging="360"/>
+      </w:pPr>
+      <w:rPr>
+        <w:rFonts w:ascii="Wingdings" w:hAnsi="Wingdings" w:hint="default"/>
+        <w:sz w:val="20"/>
+      </w:rPr>
+    </w:lvl>
+    <w:lvl w:ilvl="6" w:tentative="1">
+      <w:start w:val="1"/>
+      <w:numFmt w:val="bullet"/>
+      <w:lvlText w:val=""/>
+      <w:lvlJc w:val="left"/>
+      <w:pPr>
+        <w:tabs>
+          <w:tab w:val="num" w:pos="5040"/>
+        </w:tabs>
+        <w:ind w:left="5040" w:hanging="360"/>
+      </w:pPr>
+      <w:rPr>
+        <w:rFonts w:ascii="Wingdings" w:hAnsi="Wingdings" w:hint="default"/>
+        <w:sz w:val="20"/>
+      </w:rPr>
+    </w:lvl>
+    <w:lvl w:ilvl="7" w:tentative="1">
+      <w:start w:val="1"/>
+      <w:numFmt w:val="bullet"/>
+      <w:lvlText w:val=""/>
+      <w:lvlJc w:val="left"/>
+      <w:pPr>
+        <w:tabs>
+          <w:tab w:val="num" w:pos="5760"/>
+        </w:tabs>
+        <w:ind w:left="5760" w:hanging="360"/>
+      </w:pPr>
+      <w:rPr>
+        <w:rFonts w:ascii="Wingdings" w:hAnsi="Wingdings" w:hint="default"/>
+        <w:sz w:val="20"/>
+      </w:rPr>
+    </w:lvl>
+    <w:lvl w:ilvl="8" w:tentative="1">
+      <w:start w:val="1"/>
+      <w:numFmt w:val="bullet"/>
+      <w:lvlText w:val=""/>
+      <w:lvlJc w:val="left"/>
+      <w:pPr>
+        <w:tabs>
+          <w:tab w:val="num" w:pos="6480"/>
+        </w:tabs>
+        <w:ind w:left="6480" w:hanging="360"/>
+      </w:pPr>
+      <w:rPr>
+        <w:rFonts w:ascii="Wingdings" w:hAnsi="Wingdings" w:hint="default"/>
+        <w:sz w:val="20"/>
+      </w:rPr>
+    </w:lvl>
+  </w:abstractNum>
+  <w:abstractNum w:abstractNumId="107" w15:restartNumberingAfterBreak="0">
     <w:nsid w:val="456E3DD1"/>
     <w:multiLevelType w:val="multilevel"/>
     <w:tmpl w:val="9908434C"/>
@@ -50146,7 +52643,7 @@
       </w:rPr>
     </w:lvl>
   </w:abstractNum>
-  <w:abstractNum w:abstractNumId="102" w15:restartNumberingAfterBreak="0">
+  <w:abstractNum w:abstractNumId="108" w15:restartNumberingAfterBreak="0">
     <w:nsid w:val="46C52E1F"/>
     <w:multiLevelType w:val="multilevel"/>
     <w:tmpl w:val="28326BDE"/>
@@ -50295,7 +52792,7 @@
       </w:rPr>
     </w:lvl>
   </w:abstractNum>
-  <w:abstractNum w:abstractNumId="103" w15:restartNumberingAfterBreak="0">
+  <w:abstractNum w:abstractNumId="109" w15:restartNumberingAfterBreak="0">
     <w:nsid w:val="46C8235C"/>
     <w:multiLevelType w:val="multilevel"/>
     <w:tmpl w:val="918C0DEA"/>
@@ -50408,7 +52905,7 @@
       </w:pPr>
     </w:lvl>
   </w:abstractNum>
-  <w:abstractNum w:abstractNumId="104" w15:restartNumberingAfterBreak="0">
+  <w:abstractNum w:abstractNumId="110" w15:restartNumberingAfterBreak="0">
     <w:nsid w:val="47334009"/>
     <w:multiLevelType w:val="multilevel"/>
     <w:tmpl w:val="C3785B10"/>
@@ -50521,7 +53018,7 @@
       </w:pPr>
     </w:lvl>
   </w:abstractNum>
-  <w:abstractNum w:abstractNumId="105" w15:restartNumberingAfterBreak="0">
+  <w:abstractNum w:abstractNumId="111" w15:restartNumberingAfterBreak="0">
     <w:nsid w:val="47443A65"/>
     <w:multiLevelType w:val="multilevel"/>
     <w:tmpl w:val="FE8E52FA"/>
@@ -50670,7 +53167,7 @@
       </w:rPr>
     </w:lvl>
   </w:abstractNum>
-  <w:abstractNum w:abstractNumId="106" w15:restartNumberingAfterBreak="0">
+  <w:abstractNum w:abstractNumId="112" w15:restartNumberingAfterBreak="0">
     <w:nsid w:val="474F573F"/>
     <w:multiLevelType w:val="multilevel"/>
     <w:tmpl w:val="BDF02FB6"/>
@@ -50819,7 +53316,7 @@
       </w:rPr>
     </w:lvl>
   </w:abstractNum>
-  <w:abstractNum w:abstractNumId="107" w15:restartNumberingAfterBreak="0">
+  <w:abstractNum w:abstractNumId="113" w15:restartNumberingAfterBreak="0">
     <w:nsid w:val="476B04A7"/>
     <w:multiLevelType w:val="multilevel"/>
     <w:tmpl w:val="41826D5A"/>
@@ -50968,7 +53465,7 @@
       </w:rPr>
     </w:lvl>
   </w:abstractNum>
-  <w:abstractNum w:abstractNumId="108" w15:restartNumberingAfterBreak="0">
+  <w:abstractNum w:abstractNumId="114" w15:restartNumberingAfterBreak="0">
     <w:nsid w:val="47734856"/>
     <w:multiLevelType w:val="multilevel"/>
     <w:tmpl w:val="909C3AD6"/>
@@ -51117,7 +53614,7 @@
       </w:rPr>
     </w:lvl>
   </w:abstractNum>
-  <w:abstractNum w:abstractNumId="109" w15:restartNumberingAfterBreak="0">
+  <w:abstractNum w:abstractNumId="115" w15:restartNumberingAfterBreak="0">
     <w:nsid w:val="47CB75AB"/>
     <w:multiLevelType w:val="multilevel"/>
     <w:tmpl w:val="F3582282"/>
@@ -51266,7 +53763,7 @@
       </w:rPr>
     </w:lvl>
   </w:abstractNum>
-  <w:abstractNum w:abstractNumId="110" w15:restartNumberingAfterBreak="0">
+  <w:abstractNum w:abstractNumId="116" w15:restartNumberingAfterBreak="0">
     <w:nsid w:val="48760C65"/>
     <w:multiLevelType w:val="multilevel"/>
     <w:tmpl w:val="6314526A"/>
@@ -51415,7 +53912,7 @@
       </w:rPr>
     </w:lvl>
   </w:abstractNum>
-  <w:abstractNum w:abstractNumId="111" w15:restartNumberingAfterBreak="0">
+  <w:abstractNum w:abstractNumId="117" w15:restartNumberingAfterBreak="0">
     <w:nsid w:val="48826AE4"/>
     <w:multiLevelType w:val="multilevel"/>
     <w:tmpl w:val="E7FC3DAE"/>
@@ -51564,7 +54061,7 @@
       </w:rPr>
     </w:lvl>
   </w:abstractNum>
-  <w:abstractNum w:abstractNumId="112" w15:restartNumberingAfterBreak="0">
+  <w:abstractNum w:abstractNumId="118" w15:restartNumberingAfterBreak="0">
     <w:nsid w:val="48B87E36"/>
     <w:multiLevelType w:val="multilevel"/>
     <w:tmpl w:val="4FFA8538"/>
@@ -51713,7 +54210,7 @@
       </w:rPr>
     </w:lvl>
   </w:abstractNum>
-  <w:abstractNum w:abstractNumId="113" w15:restartNumberingAfterBreak="0">
+  <w:abstractNum w:abstractNumId="119" w15:restartNumberingAfterBreak="0">
     <w:nsid w:val="49C72174"/>
     <w:multiLevelType w:val="multilevel"/>
     <w:tmpl w:val="48545246"/>
@@ -51826,7 +54323,7 @@
       </w:pPr>
     </w:lvl>
   </w:abstractNum>
-  <w:abstractNum w:abstractNumId="114" w15:restartNumberingAfterBreak="0">
+  <w:abstractNum w:abstractNumId="120" w15:restartNumberingAfterBreak="0">
     <w:nsid w:val="4A543813"/>
     <w:multiLevelType w:val="multilevel"/>
     <w:tmpl w:val="CA3858CA"/>
@@ -51975,7 +54472,7 @@
       </w:rPr>
     </w:lvl>
   </w:abstractNum>
-  <w:abstractNum w:abstractNumId="115" w15:restartNumberingAfterBreak="0">
+  <w:abstractNum w:abstractNumId="121" w15:restartNumberingAfterBreak="0">
     <w:nsid w:val="4A71229C"/>
     <w:multiLevelType w:val="multilevel"/>
     <w:tmpl w:val="F5BCB242"/>
@@ -52124,7 +54621,7 @@
       </w:rPr>
     </w:lvl>
   </w:abstractNum>
-  <w:abstractNum w:abstractNumId="116" w15:restartNumberingAfterBreak="0">
+  <w:abstractNum w:abstractNumId="122" w15:restartNumberingAfterBreak="0">
     <w:nsid w:val="4DE758A7"/>
     <w:multiLevelType w:val="multilevel"/>
     <w:tmpl w:val="8916BC6C"/>
@@ -52273,7 +54770,7 @@
       </w:rPr>
     </w:lvl>
   </w:abstractNum>
-  <w:abstractNum w:abstractNumId="117" w15:restartNumberingAfterBreak="0">
+  <w:abstractNum w:abstractNumId="123" w15:restartNumberingAfterBreak="0">
     <w:nsid w:val="4F967C92"/>
     <w:multiLevelType w:val="multilevel"/>
     <w:tmpl w:val="7292CD4E"/>
@@ -52386,7 +54883,7 @@
       </w:pPr>
     </w:lvl>
   </w:abstractNum>
-  <w:abstractNum w:abstractNumId="118" w15:restartNumberingAfterBreak="0">
+  <w:abstractNum w:abstractNumId="124" w15:restartNumberingAfterBreak="0">
     <w:nsid w:val="511C5D63"/>
     <w:multiLevelType w:val="multilevel"/>
     <w:tmpl w:val="D3003884"/>
@@ -52535,7 +55032,7 @@
       </w:rPr>
     </w:lvl>
   </w:abstractNum>
-  <w:abstractNum w:abstractNumId="119" w15:restartNumberingAfterBreak="0">
+  <w:abstractNum w:abstractNumId="125" w15:restartNumberingAfterBreak="0">
     <w:nsid w:val="51BE3DAF"/>
     <w:multiLevelType w:val="multilevel"/>
     <w:tmpl w:val="22B26782"/>
@@ -52648,7 +55145,7 @@
       </w:pPr>
     </w:lvl>
   </w:abstractNum>
-  <w:abstractNum w:abstractNumId="120" w15:restartNumberingAfterBreak="0">
+  <w:abstractNum w:abstractNumId="126" w15:restartNumberingAfterBreak="0">
     <w:nsid w:val="51D05680"/>
     <w:multiLevelType w:val="multilevel"/>
     <w:tmpl w:val="60D6773E"/>
@@ -52797,7 +55294,7 @@
       </w:rPr>
     </w:lvl>
   </w:abstractNum>
-  <w:abstractNum w:abstractNumId="121" w15:restartNumberingAfterBreak="0">
+  <w:abstractNum w:abstractNumId="127" w15:restartNumberingAfterBreak="0">
     <w:nsid w:val="51F20882"/>
     <w:multiLevelType w:val="multilevel"/>
     <w:tmpl w:val="17126564"/>
@@ -52946,7 +55443,7 @@
       </w:rPr>
     </w:lvl>
   </w:abstractNum>
-  <w:abstractNum w:abstractNumId="122" w15:restartNumberingAfterBreak="0">
+  <w:abstractNum w:abstractNumId="128" w15:restartNumberingAfterBreak="0">
     <w:nsid w:val="51FC71A5"/>
     <w:multiLevelType w:val="multilevel"/>
     <w:tmpl w:val="4D88E2EA"/>
@@ -53059,7 +55556,7 @@
       </w:pPr>
     </w:lvl>
   </w:abstractNum>
-  <w:abstractNum w:abstractNumId="123" w15:restartNumberingAfterBreak="0">
+  <w:abstractNum w:abstractNumId="129" w15:restartNumberingAfterBreak="0">
     <w:nsid w:val="52537EC8"/>
     <w:multiLevelType w:val="multilevel"/>
     <w:tmpl w:val="39500386"/>
@@ -53208,7 +55705,7 @@
       </w:rPr>
     </w:lvl>
   </w:abstractNum>
-  <w:abstractNum w:abstractNumId="124" w15:restartNumberingAfterBreak="0">
+  <w:abstractNum w:abstractNumId="130" w15:restartNumberingAfterBreak="0">
     <w:nsid w:val="537B677B"/>
     <w:multiLevelType w:val="multilevel"/>
     <w:tmpl w:val="3ACC1A30"/>
@@ -53357,7 +55854,7 @@
       </w:rPr>
     </w:lvl>
   </w:abstractNum>
-  <w:abstractNum w:abstractNumId="125" w15:restartNumberingAfterBreak="0">
+  <w:abstractNum w:abstractNumId="131" w15:restartNumberingAfterBreak="0">
     <w:nsid w:val="541627AF"/>
     <w:multiLevelType w:val="multilevel"/>
     <w:tmpl w:val="48181D04"/>
@@ -53506,7 +56003,7 @@
       </w:rPr>
     </w:lvl>
   </w:abstractNum>
-  <w:abstractNum w:abstractNumId="126" w15:restartNumberingAfterBreak="0">
+  <w:abstractNum w:abstractNumId="132" w15:restartNumberingAfterBreak="0">
     <w:nsid w:val="5524009B"/>
     <w:multiLevelType w:val="multilevel"/>
     <w:tmpl w:val="B458333C"/>
@@ -53655,7 +56152,7 @@
       </w:rPr>
     </w:lvl>
   </w:abstractNum>
-  <w:abstractNum w:abstractNumId="127" w15:restartNumberingAfterBreak="0">
+  <w:abstractNum w:abstractNumId="133" w15:restartNumberingAfterBreak="0">
     <w:nsid w:val="554C13C8"/>
     <w:multiLevelType w:val="multilevel"/>
     <w:tmpl w:val="340C1648"/>
@@ -53804,7 +56301,7 @@
       </w:rPr>
     </w:lvl>
   </w:abstractNum>
-  <w:abstractNum w:abstractNumId="128" w15:restartNumberingAfterBreak="0">
+  <w:abstractNum w:abstractNumId="134" w15:restartNumberingAfterBreak="0">
     <w:nsid w:val="555B5864"/>
     <w:multiLevelType w:val="multilevel"/>
     <w:tmpl w:val="6534F4EE"/>
@@ -53953,7 +56450,7 @@
       </w:rPr>
     </w:lvl>
   </w:abstractNum>
-  <w:abstractNum w:abstractNumId="129" w15:restartNumberingAfterBreak="0">
+  <w:abstractNum w:abstractNumId="135" w15:restartNumberingAfterBreak="0">
     <w:nsid w:val="556D7917"/>
     <w:multiLevelType w:val="multilevel"/>
     <w:tmpl w:val="546408BE"/>
@@ -54102,7 +56599,7 @@
       </w:rPr>
     </w:lvl>
   </w:abstractNum>
-  <w:abstractNum w:abstractNumId="130" w15:restartNumberingAfterBreak="0">
+  <w:abstractNum w:abstractNumId="136" w15:restartNumberingAfterBreak="0">
     <w:nsid w:val="557772D1"/>
     <w:multiLevelType w:val="multilevel"/>
     <w:tmpl w:val="F72AC624"/>
@@ -54251,7 +56748,7 @@
       </w:rPr>
     </w:lvl>
   </w:abstractNum>
-  <w:abstractNum w:abstractNumId="131" w15:restartNumberingAfterBreak="0">
+  <w:abstractNum w:abstractNumId="137" w15:restartNumberingAfterBreak="0">
     <w:nsid w:val="56C466EB"/>
     <w:multiLevelType w:val="multilevel"/>
     <w:tmpl w:val="18329522"/>
@@ -54400,7 +56897,7 @@
       </w:rPr>
     </w:lvl>
   </w:abstractNum>
-  <w:abstractNum w:abstractNumId="132" w15:restartNumberingAfterBreak="0">
+  <w:abstractNum w:abstractNumId="138" w15:restartNumberingAfterBreak="0">
     <w:nsid w:val="58B3158C"/>
     <w:multiLevelType w:val="multilevel"/>
     <w:tmpl w:val="A8182AF4"/>
@@ -54549,7 +57046,156 @@
       </w:rPr>
     </w:lvl>
   </w:abstractNum>
-  <w:abstractNum w:abstractNumId="133" w15:restartNumberingAfterBreak="0">
+  <w:abstractNum w:abstractNumId="139" w15:restartNumberingAfterBreak="0">
+    <w:nsid w:val="58E63F21"/>
+    <w:multiLevelType w:val="multilevel"/>
+    <w:tmpl w:val="2B28027C"/>
+    <w:lvl w:ilvl="0">
+      <w:start w:val="1"/>
+      <w:numFmt w:val="bullet"/>
+      <w:lvlText w:val=""/>
+      <w:lvlJc w:val="left"/>
+      <w:pPr>
+        <w:tabs>
+          <w:tab w:val="num" w:pos="720"/>
+        </w:tabs>
+        <w:ind w:left="720" w:hanging="360"/>
+      </w:pPr>
+      <w:rPr>
+        <w:rFonts w:ascii="Symbol" w:hAnsi="Symbol" w:hint="default"/>
+        <w:sz w:val="20"/>
+      </w:rPr>
+    </w:lvl>
+    <w:lvl w:ilvl="1" w:tentative="1">
+      <w:start w:val="1"/>
+      <w:numFmt w:val="bullet"/>
+      <w:lvlText w:val="o"/>
+      <w:lvlJc w:val="left"/>
+      <w:pPr>
+        <w:tabs>
+          <w:tab w:val="num" w:pos="1440"/>
+        </w:tabs>
+        <w:ind w:left="1440" w:hanging="360"/>
+      </w:pPr>
+      <w:rPr>
+        <w:rFonts w:ascii="Courier New" w:hAnsi="Courier New" w:hint="default"/>
+        <w:sz w:val="20"/>
+      </w:rPr>
+    </w:lvl>
+    <w:lvl w:ilvl="2" w:tentative="1">
+      <w:start w:val="1"/>
+      <w:numFmt w:val="bullet"/>
+      <w:lvlText w:val=""/>
+      <w:lvlJc w:val="left"/>
+      <w:pPr>
+        <w:tabs>
+          <w:tab w:val="num" w:pos="2160"/>
+        </w:tabs>
+        <w:ind w:left="2160" w:hanging="360"/>
+      </w:pPr>
+      <w:rPr>
+        <w:rFonts w:ascii="Wingdings" w:hAnsi="Wingdings" w:hint="default"/>
+        <w:sz w:val="20"/>
+      </w:rPr>
+    </w:lvl>
+    <w:lvl w:ilvl="3" w:tentative="1">
+      <w:start w:val="1"/>
+      <w:numFmt w:val="bullet"/>
+      <w:lvlText w:val=""/>
+      <w:lvlJc w:val="left"/>
+      <w:pPr>
+        <w:tabs>
+          <w:tab w:val="num" w:pos="2880"/>
+        </w:tabs>
+        <w:ind w:left="2880" w:hanging="360"/>
+      </w:pPr>
+      <w:rPr>
+        <w:rFonts w:ascii="Wingdings" w:hAnsi="Wingdings" w:hint="default"/>
+        <w:sz w:val="20"/>
+      </w:rPr>
+    </w:lvl>
+    <w:lvl w:ilvl="4" w:tentative="1">
+      <w:start w:val="1"/>
+      <w:numFmt w:val="bullet"/>
+      <w:lvlText w:val=""/>
+      <w:lvlJc w:val="left"/>
+      <w:pPr>
+        <w:tabs>
+          <w:tab w:val="num" w:pos="3600"/>
+        </w:tabs>
+        <w:ind w:left="3600" w:hanging="360"/>
+      </w:pPr>
+      <w:rPr>
+        <w:rFonts w:ascii="Wingdings" w:hAnsi="Wingdings" w:hint="default"/>
+        <w:sz w:val="20"/>
+      </w:rPr>
+    </w:lvl>
+    <w:lvl w:ilvl="5" w:tentative="1">
+      <w:start w:val="1"/>
+      <w:numFmt w:val="bullet"/>
+      <w:lvlText w:val=""/>
+      <w:lvlJc w:val="left"/>
+      <w:pPr>
+        <w:tabs>
+          <w:tab w:val="num" w:pos="4320"/>
+        </w:tabs>
+        <w:ind w:left="4320" w:hanging="360"/>
+      </w:pPr>
+      <w:rPr>
+        <w:rFonts w:ascii="Wingdings" w:hAnsi="Wingdings" w:hint="default"/>
+        <w:sz w:val="20"/>
+      </w:rPr>
+    </w:lvl>
+    <w:lvl w:ilvl="6" w:tentative="1">
+      <w:start w:val="1"/>
+      <w:numFmt w:val="bullet"/>
+      <w:lvlText w:val=""/>
+      <w:lvlJc w:val="left"/>
+      <w:pPr>
+        <w:tabs>
+          <w:tab w:val="num" w:pos="5040"/>
+        </w:tabs>
+        <w:ind w:left="5040" w:hanging="360"/>
+      </w:pPr>
+      <w:rPr>
+        <w:rFonts w:ascii="Wingdings" w:hAnsi="Wingdings" w:hint="default"/>
+        <w:sz w:val="20"/>
+      </w:rPr>
+    </w:lvl>
+    <w:lvl w:ilvl="7" w:tentative="1">
+      <w:start w:val="1"/>
+      <w:numFmt w:val="bullet"/>
+      <w:lvlText w:val=""/>
+      <w:lvlJc w:val="left"/>
+      <w:pPr>
+        <w:tabs>
+          <w:tab w:val="num" w:pos="5760"/>
+        </w:tabs>
+        <w:ind w:left="5760" w:hanging="360"/>
+      </w:pPr>
+      <w:rPr>
+        <w:rFonts w:ascii="Wingdings" w:hAnsi="Wingdings" w:hint="default"/>
+        <w:sz w:val="20"/>
+      </w:rPr>
+    </w:lvl>
+    <w:lvl w:ilvl="8" w:tentative="1">
+      <w:start w:val="1"/>
+      <w:numFmt w:val="bullet"/>
+      <w:lvlText w:val=""/>
+      <w:lvlJc w:val="left"/>
+      <w:pPr>
+        <w:tabs>
+          <w:tab w:val="num" w:pos="6480"/>
+        </w:tabs>
+        <w:ind w:left="6480" w:hanging="360"/>
+      </w:pPr>
+      <w:rPr>
+        <w:rFonts w:ascii="Wingdings" w:hAnsi="Wingdings" w:hint="default"/>
+        <w:sz w:val="20"/>
+      </w:rPr>
+    </w:lvl>
+  </w:abstractNum>
+  <w:abstractNum w:abstractNumId="140" w15:restartNumberingAfterBreak="0">
     <w:nsid w:val="59AA1E98"/>
     <w:multiLevelType w:val="multilevel"/>
     <w:tmpl w:val="A320B12A"/>
@@ -54698,7 +57344,7 @@
       </w:rPr>
     </w:lvl>
   </w:abstractNum>
-  <w:abstractNum w:abstractNumId="134" w15:restartNumberingAfterBreak="0">
+  <w:abstractNum w:abstractNumId="141" w15:restartNumberingAfterBreak="0">
     <w:nsid w:val="5B5D4F47"/>
     <w:multiLevelType w:val="multilevel"/>
     <w:tmpl w:val="34783880"/>
@@ -54811,7 +57457,156 @@
       </w:pPr>
     </w:lvl>
   </w:abstractNum>
-  <w:abstractNum w:abstractNumId="135" w15:restartNumberingAfterBreak="0">
+  <w:abstractNum w:abstractNumId="142" w15:restartNumberingAfterBreak="0">
+    <w:nsid w:val="5C027443"/>
+    <w:multiLevelType w:val="multilevel"/>
+    <w:tmpl w:val="E5082110"/>
+    <w:lvl w:ilvl="0">
+      <w:start w:val="1"/>
+      <w:numFmt w:val="bullet"/>
+      <w:lvlText w:val=""/>
+      <w:lvlJc w:val="left"/>
+      <w:pPr>
+        <w:tabs>
+          <w:tab w:val="num" w:pos="720"/>
+        </w:tabs>
+        <w:ind w:left="720" w:hanging="360"/>
+      </w:pPr>
+      <w:rPr>
+        <w:rFonts w:ascii="Symbol" w:hAnsi="Symbol" w:hint="default"/>
+        <w:sz w:val="20"/>
+      </w:rPr>
+    </w:lvl>
+    <w:lvl w:ilvl="1" w:tentative="1">
+      <w:start w:val="1"/>
+      <w:numFmt w:val="bullet"/>
+      <w:lvlText w:val="o"/>
+      <w:lvlJc w:val="left"/>
+      <w:pPr>
+        <w:tabs>
+          <w:tab w:val="num" w:pos="1440"/>
+        </w:tabs>
+        <w:ind w:left="1440" w:hanging="360"/>
+      </w:pPr>
+      <w:rPr>
+        <w:rFonts w:ascii="Courier New" w:hAnsi="Courier New" w:hint="default"/>
+        <w:sz w:val="20"/>
+      </w:rPr>
+    </w:lvl>
+    <w:lvl w:ilvl="2" w:tentative="1">
+      <w:start w:val="1"/>
+      <w:numFmt w:val="bullet"/>
+      <w:lvlText w:val=""/>
+      <w:lvlJc w:val="left"/>
+      <w:pPr>
+        <w:tabs>
+          <w:tab w:val="num" w:pos="2160"/>
+        </w:tabs>
+        <w:ind w:left="2160" w:hanging="360"/>
+      </w:pPr>
+      <w:rPr>
+        <w:rFonts w:ascii="Wingdings" w:hAnsi="Wingdings" w:hint="default"/>
+        <w:sz w:val="20"/>
+      </w:rPr>
+    </w:lvl>
+    <w:lvl w:ilvl="3" w:tentative="1">
+      <w:start w:val="1"/>
+      <w:numFmt w:val="bullet"/>
+      <w:lvlText w:val=""/>
+      <w:lvlJc w:val="left"/>
+      <w:pPr>
+        <w:tabs>
+          <w:tab w:val="num" w:pos="2880"/>
+        </w:tabs>
+        <w:ind w:left="2880" w:hanging="360"/>
+      </w:pPr>
+      <w:rPr>
+        <w:rFonts w:ascii="Wingdings" w:hAnsi="Wingdings" w:hint="default"/>
+        <w:sz w:val="20"/>
+      </w:rPr>
+    </w:lvl>
+    <w:lvl w:ilvl="4" w:tentative="1">
+      <w:start w:val="1"/>
+      <w:numFmt w:val="bullet"/>
+      <w:lvlText w:val=""/>
+      <w:lvlJc w:val="left"/>
+      <w:pPr>
+        <w:tabs>
+          <w:tab w:val="num" w:pos="3600"/>
+        </w:tabs>
+        <w:ind w:left="3600" w:hanging="360"/>
+      </w:pPr>
+      <w:rPr>
+        <w:rFonts w:ascii="Wingdings" w:hAnsi="Wingdings" w:hint="default"/>
+        <w:sz w:val="20"/>
+      </w:rPr>
+    </w:lvl>
+    <w:lvl w:ilvl="5" w:tentative="1">
+      <w:start w:val="1"/>
+      <w:numFmt w:val="bullet"/>
+      <w:lvlText w:val=""/>
+      <w:lvlJc w:val="left"/>
+      <w:pPr>
+        <w:tabs>
+          <w:tab w:val="num" w:pos="4320"/>
+        </w:tabs>
+        <w:ind w:left="4320" w:hanging="360"/>
+      </w:pPr>
+      <w:rPr>
+        <w:rFonts w:ascii="Wingdings" w:hAnsi="Wingdings" w:hint="default"/>
+        <w:sz w:val="20"/>
+      </w:rPr>
+    </w:lvl>
+    <w:lvl w:ilvl="6" w:tentative="1">
+      <w:start w:val="1"/>
+      <w:numFmt w:val="bullet"/>
+      <w:lvlText w:val=""/>
+      <w:lvlJc w:val="left"/>
+      <w:pPr>
+        <w:tabs>
+          <w:tab w:val="num" w:pos="5040"/>
+        </w:tabs>
+        <w:ind w:left="5040" w:hanging="360"/>
+      </w:pPr>
+      <w:rPr>
+        <w:rFonts w:ascii="Wingdings" w:hAnsi="Wingdings" w:hint="default"/>
+        <w:sz w:val="20"/>
+      </w:rPr>
+    </w:lvl>
+    <w:lvl w:ilvl="7" w:tentative="1">
+      <w:start w:val="1"/>
+      <w:numFmt w:val="bullet"/>
+      <w:lvlText w:val=""/>
+      <w:lvlJc w:val="left"/>
+      <w:pPr>
+        <w:tabs>
+          <w:tab w:val="num" w:pos="5760"/>
+        </w:tabs>
+        <w:ind w:left="5760" w:hanging="360"/>
+      </w:pPr>
+      <w:rPr>
+        <w:rFonts w:ascii="Wingdings" w:hAnsi="Wingdings" w:hint="default"/>
+        <w:sz w:val="20"/>
+      </w:rPr>
+    </w:lvl>
+    <w:lvl w:ilvl="8" w:tentative="1">
+      <w:start w:val="1"/>
+      <w:numFmt w:val="bullet"/>
+      <w:lvlText w:val=""/>
+      <w:lvlJc w:val="left"/>
+      <w:pPr>
+        <w:tabs>
+          <w:tab w:val="num" w:pos="6480"/>
+        </w:tabs>
+        <w:ind w:left="6480" w:hanging="360"/>
+      </w:pPr>
+      <w:rPr>
+        <w:rFonts w:ascii="Wingdings" w:hAnsi="Wingdings" w:hint="default"/>
+        <w:sz w:val="20"/>
+      </w:rPr>
+    </w:lvl>
+  </w:abstractNum>
+  <w:abstractNum w:abstractNumId="143" w15:restartNumberingAfterBreak="0">
     <w:nsid w:val="5C963FEB"/>
     <w:multiLevelType w:val="multilevel"/>
     <w:tmpl w:val="9246331A"/>
@@ -54960,7 +57755,7 @@
       </w:rPr>
     </w:lvl>
   </w:abstractNum>
-  <w:abstractNum w:abstractNumId="136" w15:restartNumberingAfterBreak="0">
+  <w:abstractNum w:abstractNumId="144" w15:restartNumberingAfterBreak="0">
     <w:nsid w:val="5D5F62CF"/>
     <w:multiLevelType w:val="multilevel"/>
     <w:tmpl w:val="DB701564"/>
@@ -55109,7 +57904,7 @@
       </w:rPr>
     </w:lvl>
   </w:abstractNum>
-  <w:abstractNum w:abstractNumId="137" w15:restartNumberingAfterBreak="0">
+  <w:abstractNum w:abstractNumId="145" w15:restartNumberingAfterBreak="0">
     <w:nsid w:val="5ECD2230"/>
     <w:multiLevelType w:val="multilevel"/>
     <w:tmpl w:val="8D046388"/>
@@ -55258,7 +58053,7 @@
       </w:rPr>
     </w:lvl>
   </w:abstractNum>
-  <w:abstractNum w:abstractNumId="138" w15:restartNumberingAfterBreak="0">
+  <w:abstractNum w:abstractNumId="146" w15:restartNumberingAfterBreak="0">
     <w:nsid w:val="5EFF2C85"/>
     <w:multiLevelType w:val="multilevel"/>
     <w:tmpl w:val="45B835F2"/>
@@ -55407,7 +58202,7 @@
       </w:rPr>
     </w:lvl>
   </w:abstractNum>
-  <w:abstractNum w:abstractNumId="139" w15:restartNumberingAfterBreak="0">
+  <w:abstractNum w:abstractNumId="147" w15:restartNumberingAfterBreak="0">
     <w:nsid w:val="5F0916A1"/>
     <w:multiLevelType w:val="multilevel"/>
     <w:tmpl w:val="847E6B46"/>
@@ -55556,7 +58351,7 @@
       </w:rPr>
     </w:lvl>
   </w:abstractNum>
-  <w:abstractNum w:abstractNumId="140" w15:restartNumberingAfterBreak="0">
+  <w:abstractNum w:abstractNumId="148" w15:restartNumberingAfterBreak="0">
     <w:nsid w:val="5FB1635F"/>
     <w:multiLevelType w:val="hybridMultilevel"/>
     <w:tmpl w:val="F8EC2D82"/>
@@ -55645,7 +58440,7 @@
       </w:pPr>
     </w:lvl>
   </w:abstractNum>
-  <w:abstractNum w:abstractNumId="141" w15:restartNumberingAfterBreak="0">
+  <w:abstractNum w:abstractNumId="149" w15:restartNumberingAfterBreak="0">
     <w:nsid w:val="60CA773E"/>
     <w:multiLevelType w:val="multilevel"/>
     <w:tmpl w:val="8A7E6B8E"/>
@@ -55794,7 +58589,7 @@
       </w:rPr>
     </w:lvl>
   </w:abstractNum>
-  <w:abstractNum w:abstractNumId="142" w15:restartNumberingAfterBreak="0">
+  <w:abstractNum w:abstractNumId="150" w15:restartNumberingAfterBreak="0">
     <w:nsid w:val="61135C3E"/>
     <w:multiLevelType w:val="multilevel"/>
     <w:tmpl w:val="1668FCE4"/>
@@ -55943,7 +58738,305 @@
       </w:rPr>
     </w:lvl>
   </w:abstractNum>
-  <w:abstractNum w:abstractNumId="143" w15:restartNumberingAfterBreak="0">
+  <w:abstractNum w:abstractNumId="151" w15:restartNumberingAfterBreak="0">
+    <w:nsid w:val="61C75D2D"/>
+    <w:multiLevelType w:val="multilevel"/>
+    <w:tmpl w:val="7CB21D0C"/>
+    <w:lvl w:ilvl="0">
+      <w:start w:val="1"/>
+      <w:numFmt w:val="bullet"/>
+      <w:lvlText w:val=""/>
+      <w:lvlJc w:val="left"/>
+      <w:pPr>
+        <w:tabs>
+          <w:tab w:val="num" w:pos="720"/>
+        </w:tabs>
+        <w:ind w:left="720" w:hanging="360"/>
+      </w:pPr>
+      <w:rPr>
+        <w:rFonts w:ascii="Symbol" w:hAnsi="Symbol" w:hint="default"/>
+        <w:sz w:val="20"/>
+      </w:rPr>
+    </w:lvl>
+    <w:lvl w:ilvl="1" w:tentative="1">
+      <w:start w:val="1"/>
+      <w:numFmt w:val="bullet"/>
+      <w:lvlText w:val="o"/>
+      <w:lvlJc w:val="left"/>
+      <w:pPr>
+        <w:tabs>
+          <w:tab w:val="num" w:pos="1440"/>
+        </w:tabs>
+        <w:ind w:left="1440" w:hanging="360"/>
+      </w:pPr>
+      <w:rPr>
+        <w:rFonts w:ascii="Courier New" w:hAnsi="Courier New" w:hint="default"/>
+        <w:sz w:val="20"/>
+      </w:rPr>
+    </w:lvl>
+    <w:lvl w:ilvl="2" w:tentative="1">
+      <w:start w:val="1"/>
+      <w:numFmt w:val="bullet"/>
+      <w:lvlText w:val=""/>
+      <w:lvlJc w:val="left"/>
+      <w:pPr>
+        <w:tabs>
+          <w:tab w:val="num" w:pos="2160"/>
+        </w:tabs>
+        <w:ind w:left="2160" w:hanging="360"/>
+      </w:pPr>
+      <w:rPr>
+        <w:rFonts w:ascii="Wingdings" w:hAnsi="Wingdings" w:hint="default"/>
+        <w:sz w:val="20"/>
+      </w:rPr>
+    </w:lvl>
+    <w:lvl w:ilvl="3" w:tentative="1">
+      <w:start w:val="1"/>
+      <w:numFmt w:val="bullet"/>
+      <w:lvlText w:val=""/>
+      <w:lvlJc w:val="left"/>
+      <w:pPr>
+        <w:tabs>
+          <w:tab w:val="num" w:pos="2880"/>
+        </w:tabs>
+        <w:ind w:left="2880" w:hanging="360"/>
+      </w:pPr>
+      <w:rPr>
+        <w:rFonts w:ascii="Wingdings" w:hAnsi="Wingdings" w:hint="default"/>
+        <w:sz w:val="20"/>
+      </w:rPr>
+    </w:lvl>
+    <w:lvl w:ilvl="4" w:tentative="1">
+      <w:start w:val="1"/>
+      <w:numFmt w:val="bullet"/>
+      <w:lvlText w:val=""/>
+      <w:lvlJc w:val="left"/>
+      <w:pPr>
+        <w:tabs>
+          <w:tab w:val="num" w:pos="3600"/>
+        </w:tabs>
+        <w:ind w:left="3600" w:hanging="360"/>
+      </w:pPr>
+      <w:rPr>
+        <w:rFonts w:ascii="Wingdings" w:hAnsi="Wingdings" w:hint="default"/>
+        <w:sz w:val="20"/>
+      </w:rPr>
+    </w:lvl>
+    <w:lvl w:ilvl="5" w:tentative="1">
+      <w:start w:val="1"/>
+      <w:numFmt w:val="bullet"/>
+      <w:lvlText w:val=""/>
+      <w:lvlJc w:val="left"/>
+      <w:pPr>
+        <w:tabs>
+          <w:tab w:val="num" w:pos="4320"/>
+        </w:tabs>
+        <w:ind w:left="4320" w:hanging="360"/>
+      </w:pPr>
+      <w:rPr>
+        <w:rFonts w:ascii="Wingdings" w:hAnsi="Wingdings" w:hint="default"/>
+        <w:sz w:val="20"/>
+      </w:rPr>
+    </w:lvl>
+    <w:lvl w:ilvl="6" w:tentative="1">
+      <w:start w:val="1"/>
+      <w:numFmt w:val="bullet"/>
+      <w:lvlText w:val=""/>
+      <w:lvlJc w:val="left"/>
+      <w:pPr>
+        <w:tabs>
+          <w:tab w:val="num" w:pos="5040"/>
+        </w:tabs>
+        <w:ind w:left="5040" w:hanging="360"/>
+      </w:pPr>
+      <w:rPr>
+        <w:rFonts w:ascii="Wingdings" w:hAnsi="Wingdings" w:hint="default"/>
+        <w:sz w:val="20"/>
+      </w:rPr>
+    </w:lvl>
+    <w:lvl w:ilvl="7" w:tentative="1">
+      <w:start w:val="1"/>
+      <w:numFmt w:val="bullet"/>
+      <w:lvlText w:val=""/>
+      <w:lvlJc w:val="left"/>
+      <w:pPr>
+        <w:tabs>
+          <w:tab w:val="num" w:pos="5760"/>
+        </w:tabs>
+        <w:ind w:left="5760" w:hanging="360"/>
+      </w:pPr>
+      <w:rPr>
+        <w:rFonts w:ascii="Wingdings" w:hAnsi="Wingdings" w:hint="default"/>
+        <w:sz w:val="20"/>
+      </w:rPr>
+    </w:lvl>
+    <w:lvl w:ilvl="8" w:tentative="1">
+      <w:start w:val="1"/>
+      <w:numFmt w:val="bullet"/>
+      <w:lvlText w:val=""/>
+      <w:lvlJc w:val="left"/>
+      <w:pPr>
+        <w:tabs>
+          <w:tab w:val="num" w:pos="6480"/>
+        </w:tabs>
+        <w:ind w:left="6480" w:hanging="360"/>
+      </w:pPr>
+      <w:rPr>
+        <w:rFonts w:ascii="Wingdings" w:hAnsi="Wingdings" w:hint="default"/>
+        <w:sz w:val="20"/>
+      </w:rPr>
+    </w:lvl>
+  </w:abstractNum>
+  <w:abstractNum w:abstractNumId="152" w15:restartNumberingAfterBreak="0">
+    <w:nsid w:val="61E31DA1"/>
+    <w:multiLevelType w:val="multilevel"/>
+    <w:tmpl w:val="A998E028"/>
+    <w:lvl w:ilvl="0">
+      <w:start w:val="1"/>
+      <w:numFmt w:val="bullet"/>
+      <w:lvlText w:val=""/>
+      <w:lvlJc w:val="left"/>
+      <w:pPr>
+        <w:tabs>
+          <w:tab w:val="num" w:pos="720"/>
+        </w:tabs>
+        <w:ind w:left="720" w:hanging="360"/>
+      </w:pPr>
+      <w:rPr>
+        <w:rFonts w:ascii="Symbol" w:hAnsi="Symbol" w:hint="default"/>
+        <w:sz w:val="20"/>
+      </w:rPr>
+    </w:lvl>
+    <w:lvl w:ilvl="1" w:tentative="1">
+      <w:start w:val="1"/>
+      <w:numFmt w:val="bullet"/>
+      <w:lvlText w:val="o"/>
+      <w:lvlJc w:val="left"/>
+      <w:pPr>
+        <w:tabs>
+          <w:tab w:val="num" w:pos="1440"/>
+        </w:tabs>
+        <w:ind w:left="1440" w:hanging="360"/>
+      </w:pPr>
+      <w:rPr>
+        <w:rFonts w:ascii="Courier New" w:hAnsi="Courier New" w:hint="default"/>
+        <w:sz w:val="20"/>
+      </w:rPr>
+    </w:lvl>
+    <w:lvl w:ilvl="2" w:tentative="1">
+      <w:start w:val="1"/>
+      <w:numFmt w:val="bullet"/>
+      <w:lvlText w:val=""/>
+      <w:lvlJc w:val="left"/>
+      <w:pPr>
+        <w:tabs>
+          <w:tab w:val="num" w:pos="2160"/>
+        </w:tabs>
+        <w:ind w:left="2160" w:hanging="360"/>
+      </w:pPr>
+      <w:rPr>
+        <w:rFonts w:ascii="Wingdings" w:hAnsi="Wingdings" w:hint="default"/>
+        <w:sz w:val="20"/>
+      </w:rPr>
+    </w:lvl>
+    <w:lvl w:ilvl="3" w:tentative="1">
+      <w:start w:val="1"/>
+      <w:numFmt w:val="bullet"/>
+      <w:lvlText w:val=""/>
+      <w:lvlJc w:val="left"/>
+      <w:pPr>
+        <w:tabs>
+          <w:tab w:val="num" w:pos="2880"/>
+        </w:tabs>
+        <w:ind w:left="2880" w:hanging="360"/>
+      </w:pPr>
+      <w:rPr>
+        <w:rFonts w:ascii="Wingdings" w:hAnsi="Wingdings" w:hint="default"/>
+        <w:sz w:val="20"/>
+      </w:rPr>
+    </w:lvl>
+    <w:lvl w:ilvl="4" w:tentative="1">
+      <w:start w:val="1"/>
+      <w:numFmt w:val="bullet"/>
+      <w:lvlText w:val=""/>
+      <w:lvlJc w:val="left"/>
+      <w:pPr>
+        <w:tabs>
+          <w:tab w:val="num" w:pos="3600"/>
+        </w:tabs>
+        <w:ind w:left="3600" w:hanging="360"/>
+      </w:pPr>
+      <w:rPr>
+        <w:rFonts w:ascii="Wingdings" w:hAnsi="Wingdings" w:hint="default"/>
+        <w:sz w:val="20"/>
+      </w:rPr>
+    </w:lvl>
+    <w:lvl w:ilvl="5" w:tentative="1">
+      <w:start w:val="1"/>
+      <w:numFmt w:val="bullet"/>
+      <w:lvlText w:val=""/>
+      <w:lvlJc w:val="left"/>
+      <w:pPr>
+        <w:tabs>
+          <w:tab w:val="num" w:pos="4320"/>
+        </w:tabs>
+        <w:ind w:left="4320" w:hanging="360"/>
+      </w:pPr>
+      <w:rPr>
+        <w:rFonts w:ascii="Wingdings" w:hAnsi="Wingdings" w:hint="default"/>
+        <w:sz w:val="20"/>
+      </w:rPr>
+    </w:lvl>
+    <w:lvl w:ilvl="6" w:tentative="1">
+      <w:start w:val="1"/>
+      <w:numFmt w:val="bullet"/>
+      <w:lvlText w:val=""/>
+      <w:lvlJc w:val="left"/>
+      <w:pPr>
+        <w:tabs>
+          <w:tab w:val="num" w:pos="5040"/>
+        </w:tabs>
+        <w:ind w:left="5040" w:hanging="360"/>
+      </w:pPr>
+      <w:rPr>
+        <w:rFonts w:ascii="Wingdings" w:hAnsi="Wingdings" w:hint="default"/>
+        <w:sz w:val="20"/>
+      </w:rPr>
+    </w:lvl>
+    <w:lvl w:ilvl="7" w:tentative="1">
+      <w:start w:val="1"/>
+      <w:numFmt w:val="bullet"/>
+      <w:lvlText w:val=""/>
+      <w:lvlJc w:val="left"/>
+      <w:pPr>
+        <w:tabs>
+          <w:tab w:val="num" w:pos="5760"/>
+        </w:tabs>
+        <w:ind w:left="5760" w:hanging="360"/>
+      </w:pPr>
+      <w:rPr>
+        <w:rFonts w:ascii="Wingdings" w:hAnsi="Wingdings" w:hint="default"/>
+        <w:sz w:val="20"/>
+      </w:rPr>
+    </w:lvl>
+    <w:lvl w:ilvl="8" w:tentative="1">
+      <w:start w:val="1"/>
+      <w:numFmt w:val="bullet"/>
+      <w:lvlText w:val=""/>
+      <w:lvlJc w:val="left"/>
+      <w:pPr>
+        <w:tabs>
+          <w:tab w:val="num" w:pos="6480"/>
+        </w:tabs>
+        <w:ind w:left="6480" w:hanging="360"/>
+      </w:pPr>
+      <w:rPr>
+        <w:rFonts w:ascii="Wingdings" w:hAnsi="Wingdings" w:hint="default"/>
+        <w:sz w:val="20"/>
+      </w:rPr>
+    </w:lvl>
+  </w:abstractNum>
+  <w:abstractNum w:abstractNumId="153" w15:restartNumberingAfterBreak="0">
     <w:nsid w:val="62122086"/>
     <w:multiLevelType w:val="multilevel"/>
     <w:tmpl w:val="B9347B30"/>
@@ -56092,7 +59185,7 @@
       </w:rPr>
     </w:lvl>
   </w:abstractNum>
-  <w:abstractNum w:abstractNumId="144" w15:restartNumberingAfterBreak="0">
+  <w:abstractNum w:abstractNumId="154" w15:restartNumberingAfterBreak="0">
     <w:nsid w:val="62274537"/>
     <w:multiLevelType w:val="multilevel"/>
     <w:tmpl w:val="35C2D7FE"/>
@@ -56205,7 +59298,7 @@
       </w:pPr>
     </w:lvl>
   </w:abstractNum>
-  <w:abstractNum w:abstractNumId="145" w15:restartNumberingAfterBreak="0">
+  <w:abstractNum w:abstractNumId="155" w15:restartNumberingAfterBreak="0">
     <w:nsid w:val="63B96D7E"/>
     <w:multiLevelType w:val="multilevel"/>
     <w:tmpl w:val="8238113C"/>
@@ -56354,7 +59447,7 @@
       </w:rPr>
     </w:lvl>
   </w:abstractNum>
-  <w:abstractNum w:abstractNumId="146" w15:restartNumberingAfterBreak="0">
+  <w:abstractNum w:abstractNumId="156" w15:restartNumberingAfterBreak="0">
     <w:nsid w:val="64AF58B2"/>
     <w:multiLevelType w:val="multilevel"/>
     <w:tmpl w:val="BD8E7C5E"/>
@@ -56467,7 +59560,156 @@
       </w:pPr>
     </w:lvl>
   </w:abstractNum>
-  <w:abstractNum w:abstractNumId="147" w15:restartNumberingAfterBreak="0">
+  <w:abstractNum w:abstractNumId="157" w15:restartNumberingAfterBreak="0">
+    <w:nsid w:val="64E44B51"/>
+    <w:multiLevelType w:val="multilevel"/>
+    <w:tmpl w:val="383A686C"/>
+    <w:lvl w:ilvl="0">
+      <w:start w:val="1"/>
+      <w:numFmt w:val="bullet"/>
+      <w:lvlText w:val=""/>
+      <w:lvlJc w:val="left"/>
+      <w:pPr>
+        <w:tabs>
+          <w:tab w:val="num" w:pos="720"/>
+        </w:tabs>
+        <w:ind w:left="720" w:hanging="360"/>
+      </w:pPr>
+      <w:rPr>
+        <w:rFonts w:ascii="Symbol" w:hAnsi="Symbol" w:hint="default"/>
+        <w:sz w:val="20"/>
+      </w:rPr>
+    </w:lvl>
+    <w:lvl w:ilvl="1" w:tentative="1">
+      <w:start w:val="1"/>
+      <w:numFmt w:val="bullet"/>
+      <w:lvlText w:val="o"/>
+      <w:lvlJc w:val="left"/>
+      <w:pPr>
+        <w:tabs>
+          <w:tab w:val="num" w:pos="1440"/>
+        </w:tabs>
+        <w:ind w:left="1440" w:hanging="360"/>
+      </w:pPr>
+      <w:rPr>
+        <w:rFonts w:ascii="Courier New" w:hAnsi="Courier New" w:hint="default"/>
+        <w:sz w:val="20"/>
+      </w:rPr>
+    </w:lvl>
+    <w:lvl w:ilvl="2" w:tentative="1">
+      <w:start w:val="1"/>
+      <w:numFmt w:val="bullet"/>
+      <w:lvlText w:val=""/>
+      <w:lvlJc w:val="left"/>
+      <w:pPr>
+        <w:tabs>
+          <w:tab w:val="num" w:pos="2160"/>
+        </w:tabs>
+        <w:ind w:left="2160" w:hanging="360"/>
+      </w:pPr>
+      <w:rPr>
+        <w:rFonts w:ascii="Wingdings" w:hAnsi="Wingdings" w:hint="default"/>
+        <w:sz w:val="20"/>
+      </w:rPr>
+    </w:lvl>
+    <w:lvl w:ilvl="3" w:tentative="1">
+      <w:start w:val="1"/>
+      <w:numFmt w:val="bullet"/>
+      <w:lvlText w:val=""/>
+      <w:lvlJc w:val="left"/>
+      <w:pPr>
+        <w:tabs>
+          <w:tab w:val="num" w:pos="2880"/>
+        </w:tabs>
+        <w:ind w:left="2880" w:hanging="360"/>
+      </w:pPr>
+      <w:rPr>
+        <w:rFonts w:ascii="Wingdings" w:hAnsi="Wingdings" w:hint="default"/>
+        <w:sz w:val="20"/>
+      </w:rPr>
+    </w:lvl>
+    <w:lvl w:ilvl="4" w:tentative="1">
+      <w:start w:val="1"/>
+      <w:numFmt w:val="bullet"/>
+      <w:lvlText w:val=""/>
+      <w:lvlJc w:val="left"/>
+      <w:pPr>
+        <w:tabs>
+          <w:tab w:val="num" w:pos="3600"/>
+        </w:tabs>
+        <w:ind w:left="3600" w:hanging="360"/>
+      </w:pPr>
+      <w:rPr>
+        <w:rFonts w:ascii="Wingdings" w:hAnsi="Wingdings" w:hint="default"/>
+        <w:sz w:val="20"/>
+      </w:rPr>
+    </w:lvl>
+    <w:lvl w:ilvl="5" w:tentative="1">
+      <w:start w:val="1"/>
+      <w:numFmt w:val="bullet"/>
+      <w:lvlText w:val=""/>
+      <w:lvlJc w:val="left"/>
+      <w:pPr>
+        <w:tabs>
+          <w:tab w:val="num" w:pos="4320"/>
+        </w:tabs>
+        <w:ind w:left="4320" w:hanging="360"/>
+      </w:pPr>
+      <w:rPr>
+        <w:rFonts w:ascii="Wingdings" w:hAnsi="Wingdings" w:hint="default"/>
+        <w:sz w:val="20"/>
+      </w:rPr>
+    </w:lvl>
+    <w:lvl w:ilvl="6" w:tentative="1">
+      <w:start w:val="1"/>
+      <w:numFmt w:val="bullet"/>
+      <w:lvlText w:val=""/>
+      <w:lvlJc w:val="left"/>
+      <w:pPr>
+        <w:tabs>
+          <w:tab w:val="num" w:pos="5040"/>
+        </w:tabs>
+        <w:ind w:left="5040" w:hanging="360"/>
+      </w:pPr>
+      <w:rPr>
+        <w:rFonts w:ascii="Wingdings" w:hAnsi="Wingdings" w:hint="default"/>
+        <w:sz w:val="20"/>
+      </w:rPr>
+    </w:lvl>
+    <w:lvl w:ilvl="7" w:tentative="1">
+      <w:start w:val="1"/>
+      <w:numFmt w:val="bullet"/>
+      <w:lvlText w:val=""/>
+      <w:lvlJc w:val="left"/>
+      <w:pPr>
+        <w:tabs>
+          <w:tab w:val="num" w:pos="5760"/>
+        </w:tabs>
+        <w:ind w:left="5760" w:hanging="360"/>
+      </w:pPr>
+      <w:rPr>
+        <w:rFonts w:ascii="Wingdings" w:hAnsi="Wingdings" w:hint="default"/>
+        <w:sz w:val="20"/>
+      </w:rPr>
+    </w:lvl>
+    <w:lvl w:ilvl="8" w:tentative="1">
+      <w:start w:val="1"/>
+      <w:numFmt w:val="bullet"/>
+      <w:lvlText w:val=""/>
+      <w:lvlJc w:val="left"/>
+      <w:pPr>
+        <w:tabs>
+          <w:tab w:val="num" w:pos="6480"/>
+        </w:tabs>
+        <w:ind w:left="6480" w:hanging="360"/>
+      </w:pPr>
+      <w:rPr>
+        <w:rFonts w:ascii="Wingdings" w:hAnsi="Wingdings" w:hint="default"/>
+        <w:sz w:val="20"/>
+      </w:rPr>
+    </w:lvl>
+  </w:abstractNum>
+  <w:abstractNum w:abstractNumId="158" w15:restartNumberingAfterBreak="0">
     <w:nsid w:val="65373C4C"/>
     <w:multiLevelType w:val="multilevel"/>
     <w:tmpl w:val="F820AC0C"/>
@@ -56616,7 +59858,7 @@
       </w:rPr>
     </w:lvl>
   </w:abstractNum>
-  <w:abstractNum w:abstractNumId="148" w15:restartNumberingAfterBreak="0">
+  <w:abstractNum w:abstractNumId="159" w15:restartNumberingAfterBreak="0">
     <w:nsid w:val="653A20BA"/>
     <w:multiLevelType w:val="multilevel"/>
     <w:tmpl w:val="936E695C"/>
@@ -56765,7 +60007,7 @@
       </w:rPr>
     </w:lvl>
   </w:abstractNum>
-  <w:abstractNum w:abstractNumId="149" w15:restartNumberingAfterBreak="0">
+  <w:abstractNum w:abstractNumId="160" w15:restartNumberingAfterBreak="0">
     <w:nsid w:val="66906C6D"/>
     <w:multiLevelType w:val="multilevel"/>
     <w:tmpl w:val="D6587B02"/>
@@ -56914,7 +60156,7 @@
       </w:rPr>
     </w:lvl>
   </w:abstractNum>
-  <w:abstractNum w:abstractNumId="150" w15:restartNumberingAfterBreak="0">
+  <w:abstractNum w:abstractNumId="161" w15:restartNumberingAfterBreak="0">
     <w:nsid w:val="66C862CD"/>
     <w:multiLevelType w:val="multilevel"/>
     <w:tmpl w:val="5360068E"/>
@@ -57063,7 +60305,7 @@
       </w:rPr>
     </w:lvl>
   </w:abstractNum>
-  <w:abstractNum w:abstractNumId="151" w15:restartNumberingAfterBreak="0">
+  <w:abstractNum w:abstractNumId="162" w15:restartNumberingAfterBreak="0">
     <w:nsid w:val="6715505D"/>
     <w:multiLevelType w:val="multilevel"/>
     <w:tmpl w:val="6A9E89EC"/>
@@ -57212,7 +60454,7 @@
       </w:rPr>
     </w:lvl>
   </w:abstractNum>
-  <w:abstractNum w:abstractNumId="152" w15:restartNumberingAfterBreak="0">
+  <w:abstractNum w:abstractNumId="163" w15:restartNumberingAfterBreak="0">
     <w:nsid w:val="677D607D"/>
     <w:multiLevelType w:val="multilevel"/>
     <w:tmpl w:val="AE5A607A"/>
@@ -57361,7 +60603,7 @@
       </w:rPr>
     </w:lvl>
   </w:abstractNum>
-  <w:abstractNum w:abstractNumId="153" w15:restartNumberingAfterBreak="0">
+  <w:abstractNum w:abstractNumId="164" w15:restartNumberingAfterBreak="0">
     <w:nsid w:val="68A54A76"/>
     <w:multiLevelType w:val="multilevel"/>
     <w:tmpl w:val="B9880C28"/>
@@ -57510,7 +60752,7 @@
       </w:rPr>
     </w:lvl>
   </w:abstractNum>
-  <w:abstractNum w:abstractNumId="154" w15:restartNumberingAfterBreak="0">
+  <w:abstractNum w:abstractNumId="165" w15:restartNumberingAfterBreak="0">
     <w:nsid w:val="68C939EE"/>
     <w:multiLevelType w:val="multilevel"/>
     <w:tmpl w:val="6060CC94"/>
@@ -57659,7 +60901,7 @@
       </w:rPr>
     </w:lvl>
   </w:abstractNum>
-  <w:abstractNum w:abstractNumId="155" w15:restartNumberingAfterBreak="0">
+  <w:abstractNum w:abstractNumId="166" w15:restartNumberingAfterBreak="0">
     <w:nsid w:val="68F6031A"/>
     <w:multiLevelType w:val="multilevel"/>
     <w:tmpl w:val="7444E7E2"/>
@@ -57772,7 +61014,7 @@
       </w:pPr>
     </w:lvl>
   </w:abstractNum>
-  <w:abstractNum w:abstractNumId="156" w15:restartNumberingAfterBreak="0">
+  <w:abstractNum w:abstractNumId="167" w15:restartNumberingAfterBreak="0">
     <w:nsid w:val="69DE41DD"/>
     <w:multiLevelType w:val="multilevel"/>
     <w:tmpl w:val="0AAE2D8C"/>
@@ -57921,7 +61163,7 @@
       </w:rPr>
     </w:lvl>
   </w:abstractNum>
-  <w:abstractNum w:abstractNumId="157" w15:restartNumberingAfterBreak="0">
+  <w:abstractNum w:abstractNumId="168" w15:restartNumberingAfterBreak="0">
     <w:nsid w:val="6A0C19D9"/>
     <w:multiLevelType w:val="multilevel"/>
     <w:tmpl w:val="8996D702"/>
@@ -58070,7 +61312,7 @@
       </w:rPr>
     </w:lvl>
   </w:abstractNum>
-  <w:abstractNum w:abstractNumId="158" w15:restartNumberingAfterBreak="0">
+  <w:abstractNum w:abstractNumId="169" w15:restartNumberingAfterBreak="0">
     <w:nsid w:val="6A31152E"/>
     <w:multiLevelType w:val="multilevel"/>
     <w:tmpl w:val="5D8C3EA2"/>
@@ -58219,7 +61461,7 @@
       </w:rPr>
     </w:lvl>
   </w:abstractNum>
-  <w:abstractNum w:abstractNumId="159" w15:restartNumberingAfterBreak="0">
+  <w:abstractNum w:abstractNumId="170" w15:restartNumberingAfterBreak="0">
     <w:nsid w:val="6A9B7F70"/>
     <w:multiLevelType w:val="multilevel"/>
     <w:tmpl w:val="76EE03E4"/>
@@ -58332,7 +61574,7 @@
       </w:pPr>
     </w:lvl>
   </w:abstractNum>
-  <w:abstractNum w:abstractNumId="160" w15:restartNumberingAfterBreak="0">
+  <w:abstractNum w:abstractNumId="171" w15:restartNumberingAfterBreak="0">
     <w:nsid w:val="6C235598"/>
     <w:multiLevelType w:val="multilevel"/>
     <w:tmpl w:val="D73804D2"/>
@@ -58481,7 +61723,7 @@
       </w:rPr>
     </w:lvl>
   </w:abstractNum>
-  <w:abstractNum w:abstractNumId="161" w15:restartNumberingAfterBreak="0">
+  <w:abstractNum w:abstractNumId="172" w15:restartNumberingAfterBreak="0">
     <w:nsid w:val="6C6771EF"/>
     <w:multiLevelType w:val="multilevel"/>
     <w:tmpl w:val="590455AA"/>
@@ -58594,7 +61836,7 @@
       </w:pPr>
     </w:lvl>
   </w:abstractNum>
-  <w:abstractNum w:abstractNumId="162" w15:restartNumberingAfterBreak="0">
+  <w:abstractNum w:abstractNumId="173" w15:restartNumberingAfterBreak="0">
     <w:nsid w:val="6CC935FF"/>
     <w:multiLevelType w:val="multilevel"/>
     <w:tmpl w:val="7EDC3252"/>
@@ -58707,7 +61949,7 @@
       </w:pPr>
     </w:lvl>
   </w:abstractNum>
-  <w:abstractNum w:abstractNumId="163" w15:restartNumberingAfterBreak="0">
+  <w:abstractNum w:abstractNumId="174" w15:restartNumberingAfterBreak="0">
     <w:nsid w:val="6D78763C"/>
     <w:multiLevelType w:val="multilevel"/>
     <w:tmpl w:val="75EEAB58"/>
@@ -58820,7 +62062,7 @@
       </w:pPr>
     </w:lvl>
   </w:abstractNum>
-  <w:abstractNum w:abstractNumId="164" w15:restartNumberingAfterBreak="0">
+  <w:abstractNum w:abstractNumId="175" w15:restartNumberingAfterBreak="0">
     <w:nsid w:val="6ECB3186"/>
     <w:multiLevelType w:val="multilevel"/>
     <w:tmpl w:val="4FA607EA"/>
@@ -58969,7 +62211,7 @@
       </w:rPr>
     </w:lvl>
   </w:abstractNum>
-  <w:abstractNum w:abstractNumId="165" w15:restartNumberingAfterBreak="0">
+  <w:abstractNum w:abstractNumId="176" w15:restartNumberingAfterBreak="0">
     <w:nsid w:val="70DD18BB"/>
     <w:multiLevelType w:val="multilevel"/>
     <w:tmpl w:val="CB0AB1F2"/>
@@ -59118,7 +62360,7 @@
       </w:rPr>
     </w:lvl>
   </w:abstractNum>
-  <w:abstractNum w:abstractNumId="166" w15:restartNumberingAfterBreak="0">
+  <w:abstractNum w:abstractNumId="177" w15:restartNumberingAfterBreak="0">
     <w:nsid w:val="71841A4B"/>
     <w:multiLevelType w:val="multilevel"/>
     <w:tmpl w:val="EFE6F842"/>
@@ -59235,7 +62477,7 @@
       </w:pPr>
     </w:lvl>
   </w:abstractNum>
-  <w:abstractNum w:abstractNumId="167" w15:restartNumberingAfterBreak="0">
+  <w:abstractNum w:abstractNumId="178" w15:restartNumberingAfterBreak="0">
     <w:nsid w:val="72655E76"/>
     <w:multiLevelType w:val="multilevel"/>
     <w:tmpl w:val="630073B0"/>
@@ -59384,7 +62626,7 @@
       </w:rPr>
     </w:lvl>
   </w:abstractNum>
-  <w:abstractNum w:abstractNumId="168" w15:restartNumberingAfterBreak="0">
+  <w:abstractNum w:abstractNumId="179" w15:restartNumberingAfterBreak="0">
     <w:nsid w:val="728065B2"/>
     <w:multiLevelType w:val="multilevel"/>
     <w:tmpl w:val="6F185652"/>
@@ -59533,7 +62775,7 @@
       </w:rPr>
     </w:lvl>
   </w:abstractNum>
-  <w:abstractNum w:abstractNumId="169" w15:restartNumberingAfterBreak="0">
+  <w:abstractNum w:abstractNumId="180" w15:restartNumberingAfterBreak="0">
     <w:nsid w:val="72B26D5F"/>
     <w:multiLevelType w:val="multilevel"/>
     <w:tmpl w:val="531EFA8E"/>
@@ -59682,7 +62924,7 @@
       </w:rPr>
     </w:lvl>
   </w:abstractNum>
-  <w:abstractNum w:abstractNumId="170" w15:restartNumberingAfterBreak="0">
+  <w:abstractNum w:abstractNumId="181" w15:restartNumberingAfterBreak="0">
     <w:nsid w:val="732474F5"/>
     <w:multiLevelType w:val="multilevel"/>
     <w:tmpl w:val="535209C6"/>
@@ -59831,7 +63073,7 @@
       </w:rPr>
     </w:lvl>
   </w:abstractNum>
-  <w:abstractNum w:abstractNumId="171" w15:restartNumberingAfterBreak="0">
+  <w:abstractNum w:abstractNumId="182" w15:restartNumberingAfterBreak="0">
     <w:nsid w:val="7463554F"/>
     <w:multiLevelType w:val="multilevel"/>
     <w:tmpl w:val="23781872"/>
@@ -59980,7 +63222,7 @@
       </w:rPr>
     </w:lvl>
   </w:abstractNum>
-  <w:abstractNum w:abstractNumId="172" w15:restartNumberingAfterBreak="0">
+  <w:abstractNum w:abstractNumId="183" w15:restartNumberingAfterBreak="0">
     <w:nsid w:val="74925DB3"/>
     <w:multiLevelType w:val="multilevel"/>
     <w:tmpl w:val="C98C8EE0"/>
@@ -60093,7 +63335,156 @@
       </w:pPr>
     </w:lvl>
   </w:abstractNum>
-  <w:abstractNum w:abstractNumId="173" w15:restartNumberingAfterBreak="0">
+  <w:abstractNum w:abstractNumId="184" w15:restartNumberingAfterBreak="0">
+    <w:nsid w:val="7520188E"/>
+    <w:multiLevelType w:val="multilevel"/>
+    <w:tmpl w:val="6BDEC3A2"/>
+    <w:lvl w:ilvl="0">
+      <w:start w:val="1"/>
+      <w:numFmt w:val="bullet"/>
+      <w:lvlText w:val=""/>
+      <w:lvlJc w:val="left"/>
+      <w:pPr>
+        <w:tabs>
+          <w:tab w:val="num" w:pos="720"/>
+        </w:tabs>
+        <w:ind w:left="720" w:hanging="360"/>
+      </w:pPr>
+      <w:rPr>
+        <w:rFonts w:ascii="Symbol" w:hAnsi="Symbol" w:hint="default"/>
+        <w:sz w:val="20"/>
+      </w:rPr>
+    </w:lvl>
+    <w:lvl w:ilvl="1" w:tentative="1">
+      <w:start w:val="1"/>
+      <w:numFmt w:val="bullet"/>
+      <w:lvlText w:val="o"/>
+      <w:lvlJc w:val="left"/>
+      <w:pPr>
+        <w:tabs>
+          <w:tab w:val="num" w:pos="1440"/>
+        </w:tabs>
+        <w:ind w:left="1440" w:hanging="360"/>
+      </w:pPr>
+      <w:rPr>
+        <w:rFonts w:ascii="Courier New" w:hAnsi="Courier New" w:hint="default"/>
+        <w:sz w:val="20"/>
+      </w:rPr>
+    </w:lvl>
+    <w:lvl w:ilvl="2" w:tentative="1">
+      <w:start w:val="1"/>
+      <w:numFmt w:val="bullet"/>
+      <w:lvlText w:val=""/>
+      <w:lvlJc w:val="left"/>
+      <w:pPr>
+        <w:tabs>
+          <w:tab w:val="num" w:pos="2160"/>
+        </w:tabs>
+        <w:ind w:left="2160" w:hanging="360"/>
+      </w:pPr>
+      <w:rPr>
+        <w:rFonts w:ascii="Wingdings" w:hAnsi="Wingdings" w:hint="default"/>
+        <w:sz w:val="20"/>
+      </w:rPr>
+    </w:lvl>
+    <w:lvl w:ilvl="3" w:tentative="1">
+      <w:start w:val="1"/>
+      <w:numFmt w:val="bullet"/>
+      <w:lvlText w:val=""/>
+      <w:lvlJc w:val="left"/>
+      <w:pPr>
+        <w:tabs>
+          <w:tab w:val="num" w:pos="2880"/>
+        </w:tabs>
+        <w:ind w:left="2880" w:hanging="360"/>
+      </w:pPr>
+      <w:rPr>
+        <w:rFonts w:ascii="Wingdings" w:hAnsi="Wingdings" w:hint="default"/>
+        <w:sz w:val="20"/>
+      </w:rPr>
+    </w:lvl>
+    <w:lvl w:ilvl="4" w:tentative="1">
+      <w:start w:val="1"/>
+      <w:numFmt w:val="bullet"/>
+      <w:lvlText w:val=""/>
+      <w:lvlJc w:val="left"/>
+      <w:pPr>
+        <w:tabs>
+          <w:tab w:val="num" w:pos="3600"/>
+        </w:tabs>
+        <w:ind w:left="3600" w:hanging="360"/>
+      </w:pPr>
+      <w:rPr>
+        <w:rFonts w:ascii="Wingdings" w:hAnsi="Wingdings" w:hint="default"/>
+        <w:sz w:val="20"/>
+      </w:rPr>
+    </w:lvl>
+    <w:lvl w:ilvl="5" w:tentative="1">
+      <w:start w:val="1"/>
+      <w:numFmt w:val="bullet"/>
+      <w:lvlText w:val=""/>
+      <w:lvlJc w:val="left"/>
+      <w:pPr>
+        <w:tabs>
+          <w:tab w:val="num" w:pos="4320"/>
+        </w:tabs>
+        <w:ind w:left="4320" w:hanging="360"/>
+      </w:pPr>
+      <w:rPr>
+        <w:rFonts w:ascii="Wingdings" w:hAnsi="Wingdings" w:hint="default"/>
+        <w:sz w:val="20"/>
+      </w:rPr>
+    </w:lvl>
+    <w:lvl w:ilvl="6" w:tentative="1">
+      <w:start w:val="1"/>
+      <w:numFmt w:val="bullet"/>
+      <w:lvlText w:val=""/>
+      <w:lvlJc w:val="left"/>
+      <w:pPr>
+        <w:tabs>
+          <w:tab w:val="num" w:pos="5040"/>
+        </w:tabs>
+        <w:ind w:left="5040" w:hanging="360"/>
+      </w:pPr>
+      <w:rPr>
+        <w:rFonts w:ascii="Wingdings" w:hAnsi="Wingdings" w:hint="default"/>
+        <w:sz w:val="20"/>
+      </w:rPr>
+    </w:lvl>
+    <w:lvl w:ilvl="7" w:tentative="1">
+      <w:start w:val="1"/>
+      <w:numFmt w:val="bullet"/>
+      <w:lvlText w:val=""/>
+      <w:lvlJc w:val="left"/>
+      <w:pPr>
+        <w:tabs>
+          <w:tab w:val="num" w:pos="5760"/>
+        </w:tabs>
+        <w:ind w:left="5760" w:hanging="360"/>
+      </w:pPr>
+      <w:rPr>
+        <w:rFonts w:ascii="Wingdings" w:hAnsi="Wingdings" w:hint="default"/>
+        <w:sz w:val="20"/>
+      </w:rPr>
+    </w:lvl>
+    <w:lvl w:ilvl="8" w:tentative="1">
+      <w:start w:val="1"/>
+      <w:numFmt w:val="bullet"/>
+      <w:lvlText w:val=""/>
+      <w:lvlJc w:val="left"/>
+      <w:pPr>
+        <w:tabs>
+          <w:tab w:val="num" w:pos="6480"/>
+        </w:tabs>
+        <w:ind w:left="6480" w:hanging="360"/>
+      </w:pPr>
+      <w:rPr>
+        <w:rFonts w:ascii="Wingdings" w:hAnsi="Wingdings" w:hint="default"/>
+        <w:sz w:val="20"/>
+      </w:rPr>
+    </w:lvl>
+  </w:abstractNum>
+  <w:abstractNum w:abstractNumId="185" w15:restartNumberingAfterBreak="0">
     <w:nsid w:val="761A154C"/>
     <w:multiLevelType w:val="multilevel"/>
     <w:tmpl w:val="6EC04302"/>
@@ -60242,7 +63633,7 @@
       </w:rPr>
     </w:lvl>
   </w:abstractNum>
-  <w:abstractNum w:abstractNumId="174" w15:restartNumberingAfterBreak="0">
+  <w:abstractNum w:abstractNumId="186" w15:restartNumberingAfterBreak="0">
     <w:nsid w:val="761B2F2C"/>
     <w:multiLevelType w:val="multilevel"/>
     <w:tmpl w:val="B7FAA60C"/>
@@ -60391,7 +63782,7 @@
       </w:rPr>
     </w:lvl>
   </w:abstractNum>
-  <w:abstractNum w:abstractNumId="175" w15:restartNumberingAfterBreak="0">
+  <w:abstractNum w:abstractNumId="187" w15:restartNumberingAfterBreak="0">
     <w:nsid w:val="76DB13B2"/>
     <w:multiLevelType w:val="multilevel"/>
     <w:tmpl w:val="9D0C532E"/>
@@ -60540,7 +63931,7 @@
       </w:rPr>
     </w:lvl>
   </w:abstractNum>
-  <w:abstractNum w:abstractNumId="176" w15:restartNumberingAfterBreak="0">
+  <w:abstractNum w:abstractNumId="188" w15:restartNumberingAfterBreak="0">
     <w:nsid w:val="77037B78"/>
     <w:multiLevelType w:val="multilevel"/>
     <w:tmpl w:val="D6869494"/>
@@ -60689,7 +64080,7 @@
       </w:rPr>
     </w:lvl>
   </w:abstractNum>
-  <w:abstractNum w:abstractNumId="177" w15:restartNumberingAfterBreak="0">
+  <w:abstractNum w:abstractNumId="189" w15:restartNumberingAfterBreak="0">
     <w:nsid w:val="777519EA"/>
     <w:multiLevelType w:val="multilevel"/>
     <w:tmpl w:val="B08C61B2"/>
@@ -60838,7 +64229,7 @@
       </w:rPr>
     </w:lvl>
   </w:abstractNum>
-  <w:abstractNum w:abstractNumId="178" w15:restartNumberingAfterBreak="0">
+  <w:abstractNum w:abstractNumId="190" w15:restartNumberingAfterBreak="0">
     <w:nsid w:val="77C46BC3"/>
     <w:multiLevelType w:val="multilevel"/>
     <w:tmpl w:val="B804223E"/>
@@ -60987,7 +64378,7 @@
       </w:rPr>
     </w:lvl>
   </w:abstractNum>
-  <w:abstractNum w:abstractNumId="179" w15:restartNumberingAfterBreak="0">
+  <w:abstractNum w:abstractNumId="191" w15:restartNumberingAfterBreak="0">
     <w:nsid w:val="78731FF6"/>
     <w:multiLevelType w:val="multilevel"/>
     <w:tmpl w:val="CB3A2E06"/>
@@ -61136,7 +64527,7 @@
       </w:rPr>
     </w:lvl>
   </w:abstractNum>
-  <w:abstractNum w:abstractNumId="180" w15:restartNumberingAfterBreak="0">
+  <w:abstractNum w:abstractNumId="192" w15:restartNumberingAfterBreak="0">
     <w:nsid w:val="78FB0E23"/>
     <w:multiLevelType w:val="multilevel"/>
     <w:tmpl w:val="31DAEAC2"/>
@@ -61285,7 +64676,7 @@
       </w:rPr>
     </w:lvl>
   </w:abstractNum>
-  <w:abstractNum w:abstractNumId="181" w15:restartNumberingAfterBreak="0">
+  <w:abstractNum w:abstractNumId="193" w15:restartNumberingAfterBreak="0">
     <w:nsid w:val="792D0F83"/>
     <w:multiLevelType w:val="multilevel"/>
     <w:tmpl w:val="6B52B35A"/>
@@ -61434,7 +64825,7 @@
       </w:rPr>
     </w:lvl>
   </w:abstractNum>
-  <w:abstractNum w:abstractNumId="182" w15:restartNumberingAfterBreak="0">
+  <w:abstractNum w:abstractNumId="194" w15:restartNumberingAfterBreak="0">
     <w:nsid w:val="79337406"/>
     <w:multiLevelType w:val="multilevel"/>
     <w:tmpl w:val="BDA261DE"/>
@@ -61583,7 +64974,7 @@
       </w:rPr>
     </w:lvl>
   </w:abstractNum>
-  <w:abstractNum w:abstractNumId="183" w15:restartNumberingAfterBreak="0">
+  <w:abstractNum w:abstractNumId="195" w15:restartNumberingAfterBreak="0">
     <w:nsid w:val="79796632"/>
     <w:multiLevelType w:val="multilevel"/>
     <w:tmpl w:val="B0E6D556"/>
@@ -61732,7 +65123,7 @@
       </w:rPr>
     </w:lvl>
   </w:abstractNum>
-  <w:abstractNum w:abstractNumId="184" w15:restartNumberingAfterBreak="0">
+  <w:abstractNum w:abstractNumId="196" w15:restartNumberingAfterBreak="0">
     <w:nsid w:val="7AEC7C0A"/>
     <w:multiLevelType w:val="multilevel"/>
     <w:tmpl w:val="CA548CC0"/>
@@ -61881,7 +65272,7 @@
       </w:rPr>
     </w:lvl>
   </w:abstractNum>
-  <w:abstractNum w:abstractNumId="185" w15:restartNumberingAfterBreak="0">
+  <w:abstractNum w:abstractNumId="197" w15:restartNumberingAfterBreak="0">
     <w:nsid w:val="7B321076"/>
     <w:multiLevelType w:val="multilevel"/>
     <w:tmpl w:val="519C665E"/>
@@ -62030,7 +65421,7 @@
       </w:rPr>
     </w:lvl>
   </w:abstractNum>
-  <w:abstractNum w:abstractNumId="186" w15:restartNumberingAfterBreak="0">
+  <w:abstractNum w:abstractNumId="198" w15:restartNumberingAfterBreak="0">
     <w:nsid w:val="7B606337"/>
     <w:multiLevelType w:val="multilevel"/>
     <w:tmpl w:val="ECA29348"/>
@@ -62179,7 +65570,7 @@
       </w:rPr>
     </w:lvl>
   </w:abstractNum>
-  <w:abstractNum w:abstractNumId="187" w15:restartNumberingAfterBreak="0">
+  <w:abstractNum w:abstractNumId="199" w15:restartNumberingAfterBreak="0">
     <w:nsid w:val="7B7B6255"/>
     <w:multiLevelType w:val="multilevel"/>
     <w:tmpl w:val="68842652"/>
@@ -62328,7 +65719,156 @@
       </w:rPr>
     </w:lvl>
   </w:abstractNum>
-  <w:abstractNum w:abstractNumId="188" w15:restartNumberingAfterBreak="0">
+  <w:abstractNum w:abstractNumId="200" w15:restartNumberingAfterBreak="0">
+    <w:nsid w:val="7B995D10"/>
+    <w:multiLevelType w:val="multilevel"/>
+    <w:tmpl w:val="CE16B338"/>
+    <w:lvl w:ilvl="0">
+      <w:start w:val="1"/>
+      <w:numFmt w:val="bullet"/>
+      <w:lvlText w:val=""/>
+      <w:lvlJc w:val="left"/>
+      <w:pPr>
+        <w:tabs>
+          <w:tab w:val="num" w:pos="720"/>
+        </w:tabs>
+        <w:ind w:left="720" w:hanging="360"/>
+      </w:pPr>
+      <w:rPr>
+        <w:rFonts w:ascii="Symbol" w:hAnsi="Symbol" w:hint="default"/>
+        <w:sz w:val="20"/>
+      </w:rPr>
+    </w:lvl>
+    <w:lvl w:ilvl="1" w:tentative="1">
+      <w:start w:val="1"/>
+      <w:numFmt w:val="bullet"/>
+      <w:lvlText w:val="o"/>
+      <w:lvlJc w:val="left"/>
+      <w:pPr>
+        <w:tabs>
+          <w:tab w:val="num" w:pos="1440"/>
+        </w:tabs>
+        <w:ind w:left="1440" w:hanging="360"/>
+      </w:pPr>
+      <w:rPr>
+        <w:rFonts w:ascii="Courier New" w:hAnsi="Courier New" w:hint="default"/>
+        <w:sz w:val="20"/>
+      </w:rPr>
+    </w:lvl>
+    <w:lvl w:ilvl="2" w:tentative="1">
+      <w:start w:val="1"/>
+      <w:numFmt w:val="bullet"/>
+      <w:lvlText w:val=""/>
+      <w:lvlJc w:val="left"/>
+      <w:pPr>
+        <w:tabs>
+          <w:tab w:val="num" w:pos="2160"/>
+        </w:tabs>
+        <w:ind w:left="2160" w:hanging="360"/>
+      </w:pPr>
+      <w:rPr>
+        <w:rFonts w:ascii="Wingdings" w:hAnsi="Wingdings" w:hint="default"/>
+        <w:sz w:val="20"/>
+      </w:rPr>
+    </w:lvl>
+    <w:lvl w:ilvl="3" w:tentative="1">
+      <w:start w:val="1"/>
+      <w:numFmt w:val="bullet"/>
+      <w:lvlText w:val=""/>
+      <w:lvlJc w:val="left"/>
+      <w:pPr>
+        <w:tabs>
+          <w:tab w:val="num" w:pos="2880"/>
+        </w:tabs>
+        <w:ind w:left="2880" w:hanging="360"/>
+      </w:pPr>
+      <w:rPr>
+        <w:rFonts w:ascii="Wingdings" w:hAnsi="Wingdings" w:hint="default"/>
+        <w:sz w:val="20"/>
+      </w:rPr>
+    </w:lvl>
+    <w:lvl w:ilvl="4" w:tentative="1">
+      <w:start w:val="1"/>
+      <w:numFmt w:val="bullet"/>
+      <w:lvlText w:val=""/>
+      <w:lvlJc w:val="left"/>
+      <w:pPr>
+        <w:tabs>
+          <w:tab w:val="num" w:pos="3600"/>
+        </w:tabs>
+        <w:ind w:left="3600" w:hanging="360"/>
+      </w:pPr>
+      <w:rPr>
+        <w:rFonts w:ascii="Wingdings" w:hAnsi="Wingdings" w:hint="default"/>
+        <w:sz w:val="20"/>
+      </w:rPr>
+    </w:lvl>
+    <w:lvl w:ilvl="5" w:tentative="1">
+      <w:start w:val="1"/>
+      <w:numFmt w:val="bullet"/>
+      <w:lvlText w:val=""/>
+      <w:lvlJc w:val="left"/>
+      <w:pPr>
+        <w:tabs>
+          <w:tab w:val="num" w:pos="4320"/>
+        </w:tabs>
+        <w:ind w:left="4320" w:hanging="360"/>
+      </w:pPr>
+      <w:rPr>
+        <w:rFonts w:ascii="Wingdings" w:hAnsi="Wingdings" w:hint="default"/>
+        <w:sz w:val="20"/>
+      </w:rPr>
+    </w:lvl>
+    <w:lvl w:ilvl="6" w:tentative="1">
+      <w:start w:val="1"/>
+      <w:numFmt w:val="bullet"/>
+      <w:lvlText w:val=""/>
+      <w:lvlJc w:val="left"/>
+      <w:pPr>
+        <w:tabs>
+          <w:tab w:val="num" w:pos="5040"/>
+        </w:tabs>
+        <w:ind w:left="5040" w:hanging="360"/>
+      </w:pPr>
+      <w:rPr>
+        <w:rFonts w:ascii="Wingdings" w:hAnsi="Wingdings" w:hint="default"/>
+        <w:sz w:val="20"/>
+      </w:rPr>
+    </w:lvl>
+    <w:lvl w:ilvl="7" w:tentative="1">
+      <w:start w:val="1"/>
+      <w:numFmt w:val="bullet"/>
+      <w:lvlText w:val=""/>
+      <w:lvlJc w:val="left"/>
+      <w:pPr>
+        <w:tabs>
+          <w:tab w:val="num" w:pos="5760"/>
+        </w:tabs>
+        <w:ind w:left="5760" w:hanging="360"/>
+      </w:pPr>
+      <w:rPr>
+        <w:rFonts w:ascii="Wingdings" w:hAnsi="Wingdings" w:hint="default"/>
+        <w:sz w:val="20"/>
+      </w:rPr>
+    </w:lvl>
+    <w:lvl w:ilvl="8" w:tentative="1">
+      <w:start w:val="1"/>
+      <w:numFmt w:val="bullet"/>
+      <w:lvlText w:val=""/>
+      <w:lvlJc w:val="left"/>
+      <w:pPr>
+        <w:tabs>
+          <w:tab w:val="num" w:pos="6480"/>
+        </w:tabs>
+        <w:ind w:left="6480" w:hanging="360"/>
+      </w:pPr>
+      <w:rPr>
+        <w:rFonts w:ascii="Wingdings" w:hAnsi="Wingdings" w:hint="default"/>
+        <w:sz w:val="20"/>
+      </w:rPr>
+    </w:lvl>
+  </w:abstractNum>
+  <w:abstractNum w:abstractNumId="201" w15:restartNumberingAfterBreak="0">
     <w:nsid w:val="7D127C86"/>
     <w:multiLevelType w:val="multilevel"/>
     <w:tmpl w:val="CAA6C4EE"/>
@@ -62477,7 +66017,7 @@
       </w:rPr>
     </w:lvl>
   </w:abstractNum>
-  <w:abstractNum w:abstractNumId="189" w15:restartNumberingAfterBreak="0">
+  <w:abstractNum w:abstractNumId="202" w15:restartNumberingAfterBreak="0">
     <w:nsid w:val="7DFF663D"/>
     <w:multiLevelType w:val="multilevel"/>
     <w:tmpl w:val="18025130"/>
@@ -62626,7 +66166,7 @@
       </w:rPr>
     </w:lvl>
   </w:abstractNum>
-  <w:abstractNum w:abstractNumId="190" w15:restartNumberingAfterBreak="0">
+  <w:abstractNum w:abstractNumId="203" w15:restartNumberingAfterBreak="0">
     <w:nsid w:val="7E142C2D"/>
     <w:multiLevelType w:val="multilevel"/>
     <w:tmpl w:val="F2CE61DC"/>
@@ -62775,7 +66315,7 @@
       </w:rPr>
     </w:lvl>
   </w:abstractNum>
-  <w:abstractNum w:abstractNumId="191" w15:restartNumberingAfterBreak="0">
+  <w:abstractNum w:abstractNumId="204" w15:restartNumberingAfterBreak="0">
     <w:nsid w:val="7E8F1375"/>
     <w:multiLevelType w:val="multilevel"/>
     <w:tmpl w:val="4C84EA82"/>
@@ -62924,7 +66464,7 @@
       </w:rPr>
     </w:lvl>
   </w:abstractNum>
-  <w:abstractNum w:abstractNumId="192" w15:restartNumberingAfterBreak="0">
+  <w:abstractNum w:abstractNumId="205" w15:restartNumberingAfterBreak="0">
     <w:nsid w:val="7EDF169B"/>
     <w:multiLevelType w:val="multilevel"/>
     <w:tmpl w:val="E96A060A"/>
@@ -63073,7 +66613,7 @@
       </w:rPr>
     </w:lvl>
   </w:abstractNum>
-  <w:abstractNum w:abstractNumId="193" w15:restartNumberingAfterBreak="0">
+  <w:abstractNum w:abstractNumId="206" w15:restartNumberingAfterBreak="0">
     <w:nsid w:val="7EF67CCC"/>
     <w:multiLevelType w:val="multilevel"/>
     <w:tmpl w:val="E474CC44"/>
@@ -63191,106 +66731,106 @@
     </w:lvl>
   </w:abstractNum>
   <w:num w:numId="1" w16cid:durableId="2057659798">
-    <w:abstractNumId w:val="83"/>
+    <w:abstractNumId w:val="88"/>
   </w:num>
   <w:num w:numId="2" w16cid:durableId="99107261">
-    <w:abstractNumId w:val="83"/>
+    <w:abstractNumId w:val="88"/>
   </w:num>
   <w:num w:numId="3" w16cid:durableId="454829576">
-    <w:abstractNumId w:val="83"/>
+    <w:abstractNumId w:val="88"/>
   </w:num>
   <w:num w:numId="4" w16cid:durableId="919875635">
-    <w:abstractNumId w:val="83"/>
+    <w:abstractNumId w:val="88"/>
   </w:num>
   <w:num w:numId="5" w16cid:durableId="1989245865">
-    <w:abstractNumId w:val="83"/>
+    <w:abstractNumId w:val="88"/>
   </w:num>
   <w:num w:numId="6" w16cid:durableId="337856889">
-    <w:abstractNumId w:val="83"/>
+    <w:abstractNumId w:val="88"/>
   </w:num>
   <w:num w:numId="7" w16cid:durableId="486750497">
-    <w:abstractNumId w:val="57"/>
+    <w:abstractNumId w:val="61"/>
   </w:num>
   <w:num w:numId="8" w16cid:durableId="1295481688">
-    <w:abstractNumId w:val="83"/>
+    <w:abstractNumId w:val="88"/>
   </w:num>
   <w:num w:numId="9" w16cid:durableId="878207473">
-    <w:abstractNumId w:val="83"/>
+    <w:abstractNumId w:val="88"/>
   </w:num>
   <w:num w:numId="10" w16cid:durableId="390271873">
-    <w:abstractNumId w:val="57"/>
+    <w:abstractNumId w:val="61"/>
   </w:num>
   <w:num w:numId="11" w16cid:durableId="108548336">
-    <w:abstractNumId w:val="83"/>
+    <w:abstractNumId w:val="88"/>
   </w:num>
   <w:num w:numId="12" w16cid:durableId="289626826">
-    <w:abstractNumId w:val="99"/>
+    <w:abstractNumId w:val="104"/>
   </w:num>
   <w:num w:numId="13" w16cid:durableId="709189428">
-    <w:abstractNumId w:val="140"/>
+    <w:abstractNumId w:val="148"/>
   </w:num>
   <w:num w:numId="14" w16cid:durableId="1828012820">
-    <w:abstractNumId w:val="83"/>
+    <w:abstractNumId w:val="88"/>
   </w:num>
   <w:num w:numId="15" w16cid:durableId="2141262758">
-    <w:abstractNumId w:val="83"/>
+    <w:abstractNumId w:val="88"/>
   </w:num>
   <w:num w:numId="16" w16cid:durableId="554851809">
-    <w:abstractNumId w:val="83"/>
+    <w:abstractNumId w:val="88"/>
   </w:num>
   <w:num w:numId="17" w16cid:durableId="1907957244">
-    <w:abstractNumId w:val="83"/>
+    <w:abstractNumId w:val="88"/>
   </w:num>
   <w:num w:numId="18" w16cid:durableId="1132289552">
-    <w:abstractNumId w:val="83"/>
+    <w:abstractNumId w:val="88"/>
   </w:num>
   <w:num w:numId="19" w16cid:durableId="337271959">
-    <w:abstractNumId w:val="165"/>
+    <w:abstractNumId w:val="176"/>
   </w:num>
   <w:num w:numId="20" w16cid:durableId="1210611524">
-    <w:abstractNumId w:val="151"/>
+    <w:abstractNumId w:val="162"/>
   </w:num>
   <w:num w:numId="21" w16cid:durableId="915016567">
-    <w:abstractNumId w:val="160"/>
+    <w:abstractNumId w:val="171"/>
   </w:num>
   <w:num w:numId="22" w16cid:durableId="219362185">
     <w:abstractNumId w:val="3"/>
   </w:num>
   <w:num w:numId="23" w16cid:durableId="246620426">
-    <w:abstractNumId w:val="101"/>
+    <w:abstractNumId w:val="107"/>
   </w:num>
   <w:num w:numId="24" w16cid:durableId="1876695092">
-    <w:abstractNumId w:val="106"/>
+    <w:abstractNumId w:val="112"/>
   </w:num>
   <w:num w:numId="25" w16cid:durableId="304504912">
-    <w:abstractNumId w:val="77"/>
+    <w:abstractNumId w:val="82"/>
   </w:num>
   <w:num w:numId="26" w16cid:durableId="735592933">
-    <w:abstractNumId w:val="65"/>
+    <w:abstractNumId w:val="69"/>
   </w:num>
   <w:num w:numId="27" w16cid:durableId="1967197957">
-    <w:abstractNumId w:val="147"/>
+    <w:abstractNumId w:val="158"/>
   </w:num>
   <w:num w:numId="28" w16cid:durableId="1604411401">
-    <w:abstractNumId w:val="129"/>
+    <w:abstractNumId w:val="135"/>
   </w:num>
   <w:num w:numId="29" w16cid:durableId="185289196">
-    <w:abstractNumId w:val="25"/>
+    <w:abstractNumId w:val="27"/>
   </w:num>
   <w:num w:numId="30" w16cid:durableId="39323784">
-    <w:abstractNumId w:val="124"/>
+    <w:abstractNumId w:val="130"/>
   </w:num>
   <w:num w:numId="31" w16cid:durableId="11036896">
-    <w:abstractNumId w:val="136"/>
+    <w:abstractNumId w:val="144"/>
   </w:num>
   <w:num w:numId="32" w16cid:durableId="1826242397">
-    <w:abstractNumId w:val="35"/>
+    <w:abstractNumId w:val="37"/>
   </w:num>
   <w:num w:numId="33" w16cid:durableId="1435516810">
-    <w:abstractNumId w:val="174"/>
+    <w:abstractNumId w:val="186"/>
   </w:num>
   <w:num w:numId="34" w16cid:durableId="430246138">
-    <w:abstractNumId w:val="189"/>
+    <w:abstractNumId w:val="202"/>
   </w:num>
   <w:num w:numId="35" w16cid:durableId="1515682239">
     <w:abstractNumId w:val="0"/>
@@ -63299,520 +66839,559 @@
     <w:abstractNumId w:val="19"/>
   </w:num>
   <w:num w:numId="37" w16cid:durableId="2010985404">
-    <w:abstractNumId w:val="130"/>
+    <w:abstractNumId w:val="136"/>
   </w:num>
   <w:num w:numId="38" w16cid:durableId="2101246550">
-    <w:abstractNumId w:val="164"/>
+    <w:abstractNumId w:val="175"/>
   </w:num>
   <w:num w:numId="39" w16cid:durableId="2105876323">
-    <w:abstractNumId w:val="168"/>
+    <w:abstractNumId w:val="179"/>
   </w:num>
   <w:num w:numId="40" w16cid:durableId="435754135">
-    <w:abstractNumId w:val="184"/>
+    <w:abstractNumId w:val="196"/>
   </w:num>
   <w:num w:numId="41" w16cid:durableId="1510831498">
-    <w:abstractNumId w:val="48"/>
+    <w:abstractNumId w:val="52"/>
   </w:num>
   <w:num w:numId="42" w16cid:durableId="1697542998">
-    <w:abstractNumId w:val="172"/>
+    <w:abstractNumId w:val="183"/>
   </w:num>
   <w:num w:numId="43" w16cid:durableId="1331255927">
     <w:abstractNumId w:val="13"/>
   </w:num>
   <w:num w:numId="44" w16cid:durableId="18357727">
-    <w:abstractNumId w:val="90"/>
+    <w:abstractNumId w:val="95"/>
   </w:num>
   <w:num w:numId="45" w16cid:durableId="317465085">
+    <w:abstractNumId w:val="51"/>
+  </w:num>
+  <w:num w:numId="46" w16cid:durableId="899899096">
+    <w:abstractNumId w:val="63"/>
+  </w:num>
+  <w:num w:numId="47" w16cid:durableId="624388086">
+    <w:abstractNumId w:val="125"/>
+  </w:num>
+  <w:num w:numId="48" w16cid:durableId="790707158">
+    <w:abstractNumId w:val="43"/>
+  </w:num>
+  <w:num w:numId="49" w16cid:durableId="1625769128">
+    <w:abstractNumId w:val="128"/>
+  </w:num>
+  <w:num w:numId="50" w16cid:durableId="1985889087">
+    <w:abstractNumId w:val="64"/>
+  </w:num>
+  <w:num w:numId="51" w16cid:durableId="2091003731">
+    <w:abstractNumId w:val="34"/>
+  </w:num>
+  <w:num w:numId="52" w16cid:durableId="1812407562">
     <w:abstractNumId w:val="47"/>
   </w:num>
-  <w:num w:numId="46" w16cid:durableId="899899096">
-    <w:abstractNumId w:val="59"/>
-  </w:num>
-  <w:num w:numId="47" w16cid:durableId="624388086">
-    <w:abstractNumId w:val="119"/>
-  </w:num>
-  <w:num w:numId="48" w16cid:durableId="790707158">
-    <w:abstractNumId w:val="40"/>
-  </w:num>
-  <w:num w:numId="49" w16cid:durableId="1625769128">
-    <w:abstractNumId w:val="122"/>
-  </w:num>
-  <w:num w:numId="50" w16cid:durableId="1985889087">
-    <w:abstractNumId w:val="60"/>
-  </w:num>
-  <w:num w:numId="51" w16cid:durableId="2091003731">
-    <w:abstractNumId w:val="32"/>
-  </w:num>
-  <w:num w:numId="52" w16cid:durableId="1812407562">
-    <w:abstractNumId w:val="44"/>
-  </w:num>
   <w:num w:numId="53" w16cid:durableId="1864705099">
-    <w:abstractNumId w:val="75"/>
+    <w:abstractNumId w:val="80"/>
   </w:num>
   <w:num w:numId="54" w16cid:durableId="100299570">
     <w:abstractNumId w:val="12"/>
   </w:num>
   <w:num w:numId="55" w16cid:durableId="1280918987">
-    <w:abstractNumId w:val="51"/>
+    <w:abstractNumId w:val="55"/>
   </w:num>
   <w:num w:numId="56" w16cid:durableId="977148480">
-    <w:abstractNumId w:val="84"/>
+    <w:abstractNumId w:val="89"/>
   </w:num>
   <w:num w:numId="57" w16cid:durableId="73935353">
-    <w:abstractNumId w:val="69"/>
+    <w:abstractNumId w:val="73"/>
   </w:num>
   <w:num w:numId="58" w16cid:durableId="166948343">
-    <w:abstractNumId w:val="179"/>
+    <w:abstractNumId w:val="191"/>
   </w:num>
   <w:num w:numId="59" w16cid:durableId="2000764706">
-    <w:abstractNumId w:val="173"/>
+    <w:abstractNumId w:val="185"/>
   </w:num>
   <w:num w:numId="60" w16cid:durableId="688876268">
-    <w:abstractNumId w:val="143"/>
+    <w:abstractNumId w:val="153"/>
   </w:num>
   <w:num w:numId="61" w16cid:durableId="1205097922">
-    <w:abstractNumId w:val="42"/>
+    <w:abstractNumId w:val="45"/>
   </w:num>
   <w:num w:numId="62" w16cid:durableId="1964723916">
-    <w:abstractNumId w:val="80"/>
+    <w:abstractNumId w:val="85"/>
   </w:num>
   <w:num w:numId="63" w16cid:durableId="1670256466">
     <w:abstractNumId w:val="17"/>
   </w:num>
   <w:num w:numId="64" w16cid:durableId="443812797">
-    <w:abstractNumId w:val="71"/>
+    <w:abstractNumId w:val="75"/>
   </w:num>
   <w:num w:numId="65" w16cid:durableId="610236659">
     <w:abstractNumId w:val="20"/>
   </w:num>
   <w:num w:numId="66" w16cid:durableId="2000228232">
-    <w:abstractNumId w:val="150"/>
+    <w:abstractNumId w:val="161"/>
   </w:num>
   <w:num w:numId="67" w16cid:durableId="346830963">
-    <w:abstractNumId w:val="181"/>
+    <w:abstractNumId w:val="193"/>
   </w:num>
   <w:num w:numId="68" w16cid:durableId="2052996016">
-    <w:abstractNumId w:val="137"/>
+    <w:abstractNumId w:val="145"/>
   </w:num>
   <w:num w:numId="69" w16cid:durableId="1860657361">
-    <w:abstractNumId w:val="23"/>
+    <w:abstractNumId w:val="24"/>
   </w:num>
   <w:num w:numId="70" w16cid:durableId="1469665235">
-    <w:abstractNumId w:val="190"/>
+    <w:abstractNumId w:val="203"/>
   </w:num>
   <w:num w:numId="71" w16cid:durableId="1777095980">
-    <w:abstractNumId w:val="38"/>
+    <w:abstractNumId w:val="40"/>
   </w:num>
   <w:num w:numId="72" w16cid:durableId="964505882">
-    <w:abstractNumId w:val="93"/>
+    <w:abstractNumId w:val="98"/>
   </w:num>
   <w:num w:numId="73" w16cid:durableId="1486388011">
-    <w:abstractNumId w:val="141"/>
+    <w:abstractNumId w:val="149"/>
   </w:num>
   <w:num w:numId="74" w16cid:durableId="1650984396">
-    <w:abstractNumId w:val="152"/>
+    <w:abstractNumId w:val="163"/>
   </w:num>
   <w:num w:numId="75" w16cid:durableId="1026057644">
-    <w:abstractNumId w:val="24"/>
+    <w:abstractNumId w:val="25"/>
   </w:num>
   <w:num w:numId="76" w16cid:durableId="427310447">
-    <w:abstractNumId w:val="62"/>
+    <w:abstractNumId w:val="66"/>
   </w:num>
   <w:num w:numId="77" w16cid:durableId="1866168436">
     <w:abstractNumId w:val="6"/>
   </w:num>
   <w:num w:numId="78" w16cid:durableId="1023945843">
-    <w:abstractNumId w:val="107"/>
+    <w:abstractNumId w:val="113"/>
   </w:num>
   <w:num w:numId="79" w16cid:durableId="1388410758">
     <w:abstractNumId w:val="7"/>
   </w:num>
   <w:num w:numId="80" w16cid:durableId="1291059278">
-    <w:abstractNumId w:val="66"/>
+    <w:abstractNumId w:val="70"/>
   </w:num>
   <w:num w:numId="81" w16cid:durableId="1365978341">
-    <w:abstractNumId w:val="102"/>
+    <w:abstractNumId w:val="108"/>
   </w:num>
   <w:num w:numId="82" w16cid:durableId="1294483906">
-    <w:abstractNumId w:val="188"/>
+    <w:abstractNumId w:val="201"/>
   </w:num>
   <w:num w:numId="83" w16cid:durableId="538203799">
-    <w:abstractNumId w:val="158"/>
+    <w:abstractNumId w:val="169"/>
   </w:num>
   <w:num w:numId="84" w16cid:durableId="1628926836">
-    <w:abstractNumId w:val="78"/>
+    <w:abstractNumId w:val="83"/>
   </w:num>
   <w:num w:numId="85" w16cid:durableId="630982185">
-    <w:abstractNumId w:val="177"/>
+    <w:abstractNumId w:val="189"/>
   </w:num>
   <w:num w:numId="86" w16cid:durableId="1336885508">
-    <w:abstractNumId w:val="175"/>
+    <w:abstractNumId w:val="187"/>
   </w:num>
   <w:num w:numId="87" w16cid:durableId="1774283204">
-    <w:abstractNumId w:val="126"/>
+    <w:abstractNumId w:val="132"/>
   </w:num>
   <w:num w:numId="88" w16cid:durableId="272984350">
-    <w:abstractNumId w:val="112"/>
+    <w:abstractNumId w:val="118"/>
   </w:num>
   <w:num w:numId="89" w16cid:durableId="1701853134">
-    <w:abstractNumId w:val="156"/>
+    <w:abstractNumId w:val="167"/>
   </w:num>
   <w:num w:numId="90" w16cid:durableId="455955612">
-    <w:abstractNumId w:val="76"/>
+    <w:abstractNumId w:val="81"/>
   </w:num>
   <w:num w:numId="91" w16cid:durableId="647049255">
-    <w:abstractNumId w:val="64"/>
+    <w:abstractNumId w:val="68"/>
   </w:num>
   <w:num w:numId="92" w16cid:durableId="1245144816">
     <w:abstractNumId w:val="10"/>
   </w:num>
   <w:num w:numId="93" w16cid:durableId="1880166068">
-    <w:abstractNumId w:val="144"/>
+    <w:abstractNumId w:val="154"/>
   </w:num>
   <w:num w:numId="94" w16cid:durableId="1421442418">
-    <w:abstractNumId w:val="117"/>
+    <w:abstractNumId w:val="123"/>
   </w:num>
   <w:num w:numId="95" w16cid:durableId="1509713357">
-    <w:abstractNumId w:val="146"/>
+    <w:abstractNumId w:val="156"/>
   </w:num>
   <w:num w:numId="96" w16cid:durableId="627469078">
-    <w:abstractNumId w:val="92"/>
+    <w:abstractNumId w:val="97"/>
   </w:num>
   <w:num w:numId="97" w16cid:durableId="1315449891">
     <w:abstractNumId w:val="11"/>
   </w:num>
   <w:num w:numId="98" w16cid:durableId="1050303437">
-    <w:abstractNumId w:val="159"/>
+    <w:abstractNumId w:val="170"/>
   </w:num>
   <w:num w:numId="99" w16cid:durableId="2082675132">
-    <w:abstractNumId w:val="41"/>
+    <w:abstractNumId w:val="44"/>
   </w:num>
   <w:num w:numId="100" w16cid:durableId="1612273682">
     <w:abstractNumId w:val="2"/>
   </w:num>
   <w:num w:numId="101" w16cid:durableId="1426609116">
-    <w:abstractNumId w:val="169"/>
+    <w:abstractNumId w:val="180"/>
   </w:num>
   <w:num w:numId="102" w16cid:durableId="1180893676">
-    <w:abstractNumId w:val="50"/>
+    <w:abstractNumId w:val="54"/>
   </w:num>
   <w:num w:numId="103" w16cid:durableId="569582942">
-    <w:abstractNumId w:val="132"/>
+    <w:abstractNumId w:val="138"/>
   </w:num>
   <w:num w:numId="104" w16cid:durableId="454955789">
-    <w:abstractNumId w:val="96"/>
+    <w:abstractNumId w:val="101"/>
   </w:num>
   <w:num w:numId="105" w16cid:durableId="681319726">
-    <w:abstractNumId w:val="26"/>
+    <w:abstractNumId w:val="28"/>
   </w:num>
   <w:num w:numId="106" w16cid:durableId="1037006011">
-    <w:abstractNumId w:val="74"/>
+    <w:abstractNumId w:val="79"/>
   </w:num>
   <w:num w:numId="107" w16cid:durableId="731076463">
-    <w:abstractNumId w:val="171"/>
+    <w:abstractNumId w:val="182"/>
   </w:num>
   <w:num w:numId="108" w16cid:durableId="1417819704">
     <w:abstractNumId w:val="9"/>
   </w:num>
   <w:num w:numId="109" w16cid:durableId="242879296">
-    <w:abstractNumId w:val="88"/>
+    <w:abstractNumId w:val="93"/>
   </w:num>
   <w:num w:numId="110" w16cid:durableId="2137991292">
-    <w:abstractNumId w:val="110"/>
+    <w:abstractNumId w:val="116"/>
   </w:num>
   <w:num w:numId="111" w16cid:durableId="232619939">
-    <w:abstractNumId w:val="116"/>
+    <w:abstractNumId w:val="122"/>
   </w:num>
   <w:num w:numId="112" w16cid:durableId="552080542">
-    <w:abstractNumId w:val="142"/>
+    <w:abstractNumId w:val="150"/>
   </w:num>
   <w:num w:numId="113" w16cid:durableId="1986860017">
-    <w:abstractNumId w:val="63"/>
+    <w:abstractNumId w:val="67"/>
   </w:num>
   <w:num w:numId="114" w16cid:durableId="1745370674">
-    <w:abstractNumId w:val="68"/>
+    <w:abstractNumId w:val="72"/>
   </w:num>
   <w:num w:numId="115" w16cid:durableId="1574510043">
-    <w:abstractNumId w:val="186"/>
+    <w:abstractNumId w:val="198"/>
   </w:num>
   <w:num w:numId="116" w16cid:durableId="106393432">
-    <w:abstractNumId w:val="53"/>
+    <w:abstractNumId w:val="57"/>
   </w:num>
   <w:num w:numId="117" w16cid:durableId="2008904177">
-    <w:abstractNumId w:val="134"/>
+    <w:abstractNumId w:val="141"/>
   </w:num>
   <w:num w:numId="118" w16cid:durableId="2053187220">
-    <w:abstractNumId w:val="161"/>
+    <w:abstractNumId w:val="172"/>
   </w:num>
   <w:num w:numId="119" w16cid:durableId="1803571872">
-    <w:abstractNumId w:val="105"/>
+    <w:abstractNumId w:val="111"/>
   </w:num>
   <w:num w:numId="120" w16cid:durableId="77600209">
-    <w:abstractNumId w:val="37"/>
+    <w:abstractNumId w:val="39"/>
   </w:num>
   <w:num w:numId="121" w16cid:durableId="2110469637">
-    <w:abstractNumId w:val="43"/>
+    <w:abstractNumId w:val="46"/>
   </w:num>
   <w:num w:numId="122" w16cid:durableId="235557733">
-    <w:abstractNumId w:val="46"/>
+    <w:abstractNumId w:val="50"/>
   </w:num>
   <w:num w:numId="123" w16cid:durableId="482965093">
     <w:abstractNumId w:val="14"/>
   </w:num>
   <w:num w:numId="124" w16cid:durableId="2114473472">
-    <w:abstractNumId w:val="72"/>
+    <w:abstractNumId w:val="76"/>
   </w:num>
   <w:num w:numId="125" w16cid:durableId="1971471032">
-    <w:abstractNumId w:val="31"/>
+    <w:abstractNumId w:val="33"/>
   </w:num>
   <w:num w:numId="126" w16cid:durableId="1111778980">
-    <w:abstractNumId w:val="125"/>
+    <w:abstractNumId w:val="131"/>
   </w:num>
   <w:num w:numId="127" w16cid:durableId="1850556871">
-    <w:abstractNumId w:val="162"/>
+    <w:abstractNumId w:val="173"/>
   </w:num>
   <w:num w:numId="128" w16cid:durableId="1185678892">
-    <w:abstractNumId w:val="82"/>
+    <w:abstractNumId w:val="87"/>
   </w:num>
   <w:num w:numId="129" w16cid:durableId="129061394">
-    <w:abstractNumId w:val="182"/>
+    <w:abstractNumId w:val="194"/>
   </w:num>
   <w:num w:numId="130" w16cid:durableId="657921908">
-    <w:abstractNumId w:val="27"/>
+    <w:abstractNumId w:val="29"/>
   </w:num>
   <w:num w:numId="131" w16cid:durableId="1552305314">
-    <w:abstractNumId w:val="180"/>
+    <w:abstractNumId w:val="192"/>
   </w:num>
   <w:num w:numId="132" w16cid:durableId="1631588377">
-    <w:abstractNumId w:val="55"/>
+    <w:abstractNumId w:val="59"/>
   </w:num>
   <w:num w:numId="133" w16cid:durableId="1021666352">
-    <w:abstractNumId w:val="30"/>
+    <w:abstractNumId w:val="32"/>
   </w:num>
   <w:num w:numId="134" w16cid:durableId="2103716286">
-    <w:abstractNumId w:val="94"/>
+    <w:abstractNumId w:val="99"/>
   </w:num>
   <w:num w:numId="135" w16cid:durableId="1733427482">
-    <w:abstractNumId w:val="29"/>
+    <w:abstractNumId w:val="31"/>
   </w:num>
   <w:num w:numId="136" w16cid:durableId="1672097624">
     <w:abstractNumId w:val="1"/>
   </w:num>
   <w:num w:numId="137" w16cid:durableId="1668358809">
-    <w:abstractNumId w:val="193"/>
+    <w:abstractNumId w:val="206"/>
   </w:num>
   <w:num w:numId="138" w16cid:durableId="1790079055">
-    <w:abstractNumId w:val="163"/>
+    <w:abstractNumId w:val="174"/>
   </w:num>
   <w:num w:numId="139" w16cid:durableId="1896820521">
-    <w:abstractNumId w:val="113"/>
+    <w:abstractNumId w:val="119"/>
   </w:num>
   <w:num w:numId="140" w16cid:durableId="1195733173">
-    <w:abstractNumId w:val="155"/>
+    <w:abstractNumId w:val="166"/>
   </w:num>
   <w:num w:numId="141" w16cid:durableId="1328168486">
-    <w:abstractNumId w:val="61"/>
+    <w:abstractNumId w:val="65"/>
   </w:num>
   <w:num w:numId="142" w16cid:durableId="189689601">
-    <w:abstractNumId w:val="191"/>
+    <w:abstractNumId w:val="204"/>
   </w:num>
   <w:num w:numId="143" w16cid:durableId="127555671">
-    <w:abstractNumId w:val="128"/>
+    <w:abstractNumId w:val="134"/>
   </w:num>
   <w:num w:numId="144" w16cid:durableId="1636256199">
-    <w:abstractNumId w:val="131"/>
+    <w:abstractNumId w:val="137"/>
   </w:num>
   <w:num w:numId="145" w16cid:durableId="949437601">
-    <w:abstractNumId w:val="28"/>
+    <w:abstractNumId w:val="30"/>
   </w:num>
   <w:num w:numId="146" w16cid:durableId="1936739715">
     <w:abstractNumId w:val="21"/>
   </w:num>
   <w:num w:numId="147" w16cid:durableId="821114927">
-    <w:abstractNumId w:val="149"/>
+    <w:abstractNumId w:val="160"/>
   </w:num>
   <w:num w:numId="148" w16cid:durableId="819427259">
-    <w:abstractNumId w:val="170"/>
+    <w:abstractNumId w:val="181"/>
   </w:num>
   <w:num w:numId="149" w16cid:durableId="1279682122">
-    <w:abstractNumId w:val="52"/>
+    <w:abstractNumId w:val="56"/>
   </w:num>
   <w:num w:numId="150" w16cid:durableId="1370295749">
-    <w:abstractNumId w:val="145"/>
+    <w:abstractNumId w:val="155"/>
   </w:num>
   <w:num w:numId="151" w16cid:durableId="841746699">
-    <w:abstractNumId w:val="148"/>
+    <w:abstractNumId w:val="159"/>
   </w:num>
   <w:num w:numId="152" w16cid:durableId="1937053127">
-    <w:abstractNumId w:val="183"/>
+    <w:abstractNumId w:val="195"/>
   </w:num>
   <w:num w:numId="153" w16cid:durableId="1320578130">
-    <w:abstractNumId w:val="67"/>
+    <w:abstractNumId w:val="71"/>
   </w:num>
   <w:num w:numId="154" w16cid:durableId="1892769457">
-    <w:abstractNumId w:val="104"/>
+    <w:abstractNumId w:val="110"/>
   </w:num>
   <w:num w:numId="155" w16cid:durableId="346100807">
-    <w:abstractNumId w:val="157"/>
+    <w:abstractNumId w:val="168"/>
   </w:num>
   <w:num w:numId="156" w16cid:durableId="2003584078">
-    <w:abstractNumId w:val="135"/>
+    <w:abstractNumId w:val="143"/>
   </w:num>
   <w:num w:numId="157" w16cid:durableId="1050569779">
-    <w:abstractNumId w:val="36"/>
+    <w:abstractNumId w:val="38"/>
   </w:num>
   <w:num w:numId="158" w16cid:durableId="845098025">
-    <w:abstractNumId w:val="123"/>
+    <w:abstractNumId w:val="129"/>
   </w:num>
   <w:num w:numId="159" w16cid:durableId="2089690046">
-    <w:abstractNumId w:val="154"/>
+    <w:abstractNumId w:val="165"/>
   </w:num>
   <w:num w:numId="160" w16cid:durableId="1523744642">
-    <w:abstractNumId w:val="166"/>
+    <w:abstractNumId w:val="177"/>
   </w:num>
   <w:num w:numId="161" w16cid:durableId="1364211197">
-    <w:abstractNumId w:val="153"/>
+    <w:abstractNumId w:val="164"/>
   </w:num>
   <w:num w:numId="162" w16cid:durableId="1936934021">
-    <w:abstractNumId w:val="49"/>
+    <w:abstractNumId w:val="53"/>
   </w:num>
   <w:num w:numId="163" w16cid:durableId="130680343">
-    <w:abstractNumId w:val="121"/>
+    <w:abstractNumId w:val="127"/>
   </w:num>
   <w:num w:numId="164" w16cid:durableId="1062943722">
-    <w:abstractNumId w:val="108"/>
+    <w:abstractNumId w:val="114"/>
   </w:num>
   <w:num w:numId="165" w16cid:durableId="1728063221">
-    <w:abstractNumId w:val="111"/>
+    <w:abstractNumId w:val="117"/>
   </w:num>
   <w:num w:numId="166" w16cid:durableId="1367295842">
-    <w:abstractNumId w:val="95"/>
+    <w:abstractNumId w:val="100"/>
   </w:num>
   <w:num w:numId="167" w16cid:durableId="1562011632">
-    <w:abstractNumId w:val="100"/>
+    <w:abstractNumId w:val="105"/>
   </w:num>
   <w:num w:numId="168" w16cid:durableId="379016827">
-    <w:abstractNumId w:val="70"/>
+    <w:abstractNumId w:val="74"/>
   </w:num>
   <w:num w:numId="169" w16cid:durableId="25300255">
-    <w:abstractNumId w:val="178"/>
+    <w:abstractNumId w:val="190"/>
   </w:num>
   <w:num w:numId="170" w16cid:durableId="1020594873">
-    <w:abstractNumId w:val="22"/>
+    <w:abstractNumId w:val="23"/>
   </w:num>
   <w:num w:numId="171" w16cid:durableId="1811552650">
-    <w:abstractNumId w:val="33"/>
+    <w:abstractNumId w:val="35"/>
   </w:num>
   <w:num w:numId="172" w16cid:durableId="841090609">
     <w:abstractNumId w:val="15"/>
   </w:num>
   <w:num w:numId="173" w16cid:durableId="2111007029">
-    <w:abstractNumId w:val="98"/>
+    <w:abstractNumId w:val="103"/>
   </w:num>
   <w:num w:numId="174" w16cid:durableId="2016371816">
-    <w:abstractNumId w:val="139"/>
+    <w:abstractNumId w:val="147"/>
   </w:num>
   <w:num w:numId="175" w16cid:durableId="1279676632">
-    <w:abstractNumId w:val="97"/>
+    <w:abstractNumId w:val="102"/>
   </w:num>
   <w:num w:numId="176" w16cid:durableId="1823616781">
-    <w:abstractNumId w:val="85"/>
+    <w:abstractNumId w:val="90"/>
   </w:num>
   <w:num w:numId="177" w16cid:durableId="204802712">
-    <w:abstractNumId w:val="115"/>
+    <w:abstractNumId w:val="121"/>
   </w:num>
   <w:num w:numId="178" w16cid:durableId="1199316832">
-    <w:abstractNumId w:val="34"/>
+    <w:abstractNumId w:val="36"/>
   </w:num>
   <w:num w:numId="179" w16cid:durableId="2033215112">
-    <w:abstractNumId w:val="120"/>
+    <w:abstractNumId w:val="126"/>
   </w:num>
   <w:num w:numId="180" w16cid:durableId="553614230">
-    <w:abstractNumId w:val="81"/>
+    <w:abstractNumId w:val="86"/>
   </w:num>
   <w:num w:numId="181" w16cid:durableId="382291346">
     <w:abstractNumId w:val="18"/>
   </w:num>
   <w:num w:numId="182" w16cid:durableId="1884100656">
-    <w:abstractNumId w:val="45"/>
+    <w:abstractNumId w:val="49"/>
   </w:num>
   <w:num w:numId="183" w16cid:durableId="165946398">
-    <w:abstractNumId w:val="54"/>
+    <w:abstractNumId w:val="58"/>
   </w:num>
   <w:num w:numId="184" w16cid:durableId="65417608">
-    <w:abstractNumId w:val="89"/>
+    <w:abstractNumId w:val="94"/>
   </w:num>
   <w:num w:numId="185" w16cid:durableId="1913655221">
     <w:abstractNumId w:val="8"/>
   </w:num>
   <w:num w:numId="186" w16cid:durableId="748190148">
-    <w:abstractNumId w:val="87"/>
+    <w:abstractNumId w:val="92"/>
   </w:num>
   <w:num w:numId="187" w16cid:durableId="1928297664">
-    <w:abstractNumId w:val="79"/>
+    <w:abstractNumId w:val="84"/>
   </w:num>
   <w:num w:numId="188" w16cid:durableId="1641377400">
-    <w:abstractNumId w:val="73"/>
+    <w:abstractNumId w:val="77"/>
   </w:num>
   <w:num w:numId="189" w16cid:durableId="755515661">
-    <w:abstractNumId w:val="109"/>
+    <w:abstractNumId w:val="115"/>
   </w:num>
   <w:num w:numId="190" w16cid:durableId="364209857">
-    <w:abstractNumId w:val="39"/>
+    <w:abstractNumId w:val="41"/>
   </w:num>
   <w:num w:numId="191" w16cid:durableId="572861899">
-    <w:abstractNumId w:val="86"/>
+    <w:abstractNumId w:val="91"/>
   </w:num>
   <w:num w:numId="192" w16cid:durableId="3633903">
     <w:abstractNumId w:val="4"/>
   </w:num>
   <w:num w:numId="193" w16cid:durableId="188571779">
-    <w:abstractNumId w:val="192"/>
+    <w:abstractNumId w:val="205"/>
   </w:num>
   <w:num w:numId="194" w16cid:durableId="2826031">
-    <w:abstractNumId w:val="138"/>
+    <w:abstractNumId w:val="146"/>
   </w:num>
   <w:num w:numId="195" w16cid:durableId="1612545037">
     <w:abstractNumId w:val="16"/>
   </w:num>
   <w:num w:numId="196" w16cid:durableId="188489611">
-    <w:abstractNumId w:val="103"/>
+    <w:abstractNumId w:val="109"/>
   </w:num>
   <w:num w:numId="197" w16cid:durableId="1940094169">
-    <w:abstractNumId w:val="91"/>
+    <w:abstractNumId w:val="96"/>
   </w:num>
   <w:num w:numId="198" w16cid:durableId="1288584329">
-    <w:abstractNumId w:val="167"/>
+    <w:abstractNumId w:val="178"/>
   </w:num>
   <w:num w:numId="199" w16cid:durableId="77990470">
     <w:abstractNumId w:val="5"/>
   </w:num>
   <w:num w:numId="200" w16cid:durableId="314451480">
+    <w:abstractNumId w:val="140"/>
+  </w:num>
+  <w:num w:numId="201" w16cid:durableId="844368883">
+    <w:abstractNumId w:val="199"/>
+  </w:num>
+  <w:num w:numId="202" w16cid:durableId="595481388">
+    <w:abstractNumId w:val="62"/>
+  </w:num>
+  <w:num w:numId="203" w16cid:durableId="1482186525">
+    <w:abstractNumId w:val="197"/>
+  </w:num>
+  <w:num w:numId="204" w16cid:durableId="380250866">
+    <w:abstractNumId w:val="60"/>
+  </w:num>
+  <w:num w:numId="205" w16cid:durableId="1693142516">
+    <w:abstractNumId w:val="120"/>
+  </w:num>
+  <w:num w:numId="206" w16cid:durableId="1112742658">
+    <w:abstractNumId w:val="124"/>
+  </w:num>
+  <w:num w:numId="207" w16cid:durableId="456874663">
     <w:abstractNumId w:val="133"/>
   </w:num>
-  <w:num w:numId="201" w16cid:durableId="844368883">
-    <w:abstractNumId w:val="187"/>
+  <w:num w:numId="208" w16cid:durableId="742065141">
+    <w:abstractNumId w:val="188"/>
   </w:num>
-  <w:num w:numId="202" w16cid:durableId="595481388">
-    <w:abstractNumId w:val="58"/>
+  <w:num w:numId="209" w16cid:durableId="142895018">
+    <w:abstractNumId w:val="106"/>
   </w:num>
-  <w:num w:numId="203" w16cid:durableId="1482186525">
-    <w:abstractNumId w:val="185"/>
+  <w:num w:numId="210" w16cid:durableId="1084690779">
+    <w:abstractNumId w:val="42"/>
   </w:num>
-  <w:num w:numId="204" w16cid:durableId="380250866">
-    <w:abstractNumId w:val="56"/>
+  <w:num w:numId="211" w16cid:durableId="1653866652">
+    <w:abstractNumId w:val="184"/>
   </w:num>
-  <w:num w:numId="205" w16cid:durableId="1693142516">
-    <w:abstractNumId w:val="114"/>
+  <w:num w:numId="212" w16cid:durableId="1044405967">
+    <w:abstractNumId w:val="48"/>
   </w:num>
-  <w:num w:numId="206" w16cid:durableId="1112742658">
-    <w:abstractNumId w:val="118"/>
+  <w:num w:numId="213" w16cid:durableId="1919243850">
+    <w:abstractNumId w:val="200"/>
   </w:num>
-  <w:num w:numId="207" w16cid:durableId="456874663">
-    <w:abstractNumId w:val="127"/>
+  <w:num w:numId="214" w16cid:durableId="765074824">
+    <w:abstractNumId w:val="22"/>
   </w:num>
-  <w:num w:numId="208" w16cid:durableId="742065141">
-    <w:abstractNumId w:val="176"/>
+  <w:num w:numId="215" w16cid:durableId="1957443448">
+    <w:abstractNumId w:val="78"/>
+  </w:num>
+  <w:num w:numId="216" w16cid:durableId="1193421088">
+    <w:abstractNumId w:val="139"/>
+  </w:num>
+  <w:num w:numId="217" w16cid:durableId="186674672">
+    <w:abstractNumId w:val="152"/>
+  </w:num>
+  <w:num w:numId="218" w16cid:durableId="913515008">
+    <w:abstractNumId w:val="157"/>
+  </w:num>
+  <w:num w:numId="219" w16cid:durableId="1795169995">
+    <w:abstractNumId w:val="142"/>
+  </w:num>
+  <w:num w:numId="220" w16cid:durableId="1860310763">
+    <w:abstractNumId w:val="26"/>
+  </w:num>
+  <w:num w:numId="221" w16cid:durableId="1700862231">
+    <w:abstractNumId w:val="151"/>
   </w:num>
 </w:numbering>
 </file>
@@ -64448,7 +68027,6 @@
   <w:style w:type="character" w:default="1" w:styleId="DefaultParagraphFont">
     <w:name w:val="Default Paragraph Font"/>
     <w:uiPriority w:val="1"/>
-    <w:semiHidden/>
     <w:unhideWhenUsed/>
   </w:style>
   <w:style w:type="table" w:default="1" w:styleId="TableNormal">
